--- a/docs/Veebase-RCM-User-Manual.docx
+++ b/docs/Veebase-RCM-User-Manual.docx
@@ -1,15 +1,14 @@
 
 <file path=word/document.xml><?xml version="1.0" encoding="utf-8"?>
-<w:document xmlns:wpc="http://schemas.microsoft.com/office/word/2010/wordprocessingCanvas" xmlns:mc="http://schemas.openxmlformats.org/markup-compatibility/2006" xmlns:o="urn:schemas-microsoft-com:office:office" xmlns:r="http://schemas.openxmlformats.org/officeDocument/2006/relationships" xmlns:m="http://schemas.openxmlformats.org/officeDocument/2006/math" xmlns:v="urn:schemas-microsoft-com:vml" xmlns:wp14="http://schemas.microsoft.com/office/word/2010/wordprocessingDrawing" xmlns:wp="http://schemas.openxmlformats.org/drawingml/2006/wordprocessingDrawing" xmlns:w10="urn:schemas-microsoft-com:office:word" xmlns:w="http://schemas.openxmlformats.org/wordprocessingml/2006/main" xmlns:w14="http://schemas.microsoft.com/office/word/2010/wordml" xmlns:w15="http://schemas.microsoft.com/office/word/2012/wordml" xmlns:wpg="http://schemas.microsoft.com/office/word/2010/wordprocessingGroup" xmlns:wpi="http://schemas.microsoft.com/office/word/2010/wordprocessingInk" xmlns:wne="http://schemas.microsoft.com/office/word/2006/wordml" xmlns:wps="http://schemas.microsoft.com/office/word/2010/wordprocessingShape" xmlns:cx="http://schemas.microsoft.com/office/drawing/2014/chartex" xmlns:cx1="http://schemas.microsoft.com/office/drawing/2015/9/8/chartex" xmlns:cx2="http://schemas.microsoft.com/office/drawing/2015/10/21/chartex" xmlns:cx3="http://schemas.microsoft.com/office/drawing/2016/5/9/chartex" xmlns:cx4="http://schemas.microsoft.com/office/drawing/2016/5/10/chartex" xmlns:cx5="http://schemas.microsoft.com/office/drawing/2016/5/11/chartex" xmlns:cx6="http://schemas.microsoft.com/office/drawing/2016/5/12/chartex" xmlns:cx7="http://schemas.microsoft.com/office/drawing/2016/5/13/chartex" xmlns:cx8="http://schemas.microsoft.com/office/drawing/2016/5/14/chartex" xmlns:aink="http://schemas.microsoft.com/office/drawing/2016/ink" xmlns:am3d="http://schemas.microsoft.com/office/drawing/2017/model3d" xmlns:w16cex="http://schemas.microsoft.com/office/word/2018/wordml/cex" xmlns:w16cid="http://schemas.microsoft.com/office/word/2016/wordml/cid" xmlns:w16="http://schemas.microsoft.com/office/word/2018/wordml" xmlns:w16sdtdh="http://schemas.microsoft.com/office/word/2020/wordml/sdtdatahash" xmlns:w16se="http://schemas.microsoft.com/office/word/2015/wordml/symex" mc:Ignorable="w14 w15 wp14">
+<w:document xmlns:wpc="http://schemas.microsoft.com/office/word/2010/wordprocessingCanvas" xmlns:cx="http://schemas.microsoft.com/office/drawing/2014/chartex" xmlns:cx1="http://schemas.microsoft.com/office/drawing/2015/9/8/chartex" xmlns:cx2="http://schemas.microsoft.com/office/drawing/2015/10/21/chartex" xmlns:cx3="http://schemas.microsoft.com/office/drawing/2016/5/9/chartex" xmlns:cx4="http://schemas.microsoft.com/office/drawing/2016/5/10/chartex" xmlns:cx5="http://schemas.microsoft.com/office/drawing/2016/5/11/chartex" xmlns:cx6="http://schemas.microsoft.com/office/drawing/2016/5/12/chartex" xmlns:cx7="http://schemas.microsoft.com/office/drawing/2016/5/13/chartex" xmlns:cx8="http://schemas.microsoft.com/office/drawing/2016/5/14/chartex" xmlns:mc="http://schemas.openxmlformats.org/markup-compatibility/2006" xmlns:aink="http://schemas.microsoft.com/office/drawing/2016/ink" xmlns:am3d="http://schemas.microsoft.com/office/drawing/2017/model3d" xmlns:o="urn:schemas-microsoft-com:office:office" xmlns:oel="http://schemas.microsoft.com/office/2019/extlst" xmlns:r="http://schemas.openxmlformats.org/officeDocument/2006/relationships" xmlns:m="http://schemas.openxmlformats.org/officeDocument/2006/math" xmlns:v="urn:schemas-microsoft-com:vml" xmlns:wp14="http://schemas.microsoft.com/office/word/2010/wordprocessingDrawing" xmlns:wp="http://schemas.openxmlformats.org/drawingml/2006/wordprocessingDrawing" xmlns:w10="urn:schemas-microsoft-com:office:word" xmlns:w="http://schemas.openxmlformats.org/wordprocessingml/2006/main" xmlns:w14="http://schemas.microsoft.com/office/word/2010/wordml" xmlns:w15="http://schemas.microsoft.com/office/word/2012/wordml" xmlns:w16cex="http://schemas.microsoft.com/office/word/2018/wordml/cex" xmlns:w16cid="http://schemas.microsoft.com/office/word/2016/wordml/cid" xmlns:w16="http://schemas.microsoft.com/office/word/2018/wordml" xmlns:w16du="http://schemas.microsoft.com/office/word/2023/wordml/word16du" xmlns:w16sdtdh="http://schemas.microsoft.com/office/word/2020/wordml/sdtdatahash" xmlns:w16sdtfl="http://schemas.microsoft.com/office/word/2024/wordml/sdtformatlock" xmlns:w16se="http://schemas.microsoft.com/office/word/2015/wordml/symex" xmlns:wpg="http://schemas.microsoft.com/office/word/2010/wordprocessingGroup" xmlns:wpi="http://schemas.microsoft.com/office/word/2010/wordprocessingInk" xmlns:wne="http://schemas.microsoft.com/office/word/2006/wordml" xmlns:wps="http://schemas.microsoft.com/office/word/2010/wordprocessingShape" mc:Ignorable="w14 w15 w16se w16cid w16 w16cex w16sdtdh w16sdtfl w16du wp14">
   <w:body>
     <w:p>
       <w:pPr>
-        <w:spacing w:after="0" w:before="1300"/>
+        <w:spacing w:before="1300"/>
         <w:jc w:val="center"/>
       </w:pPr>
       <w:r>
         <w:rPr>
-          <w:rFonts w:ascii="Calibri" w:cs="Calibri" w:eastAsia="Calibri" w:hAnsi="Calibri"/>
           <w:b/>
           <w:bCs/>
           <w:color w:val="1D6FB8"/>
@@ -17,7 +16,7 @@
           <w:sz w:val="54"/>
           <w:szCs w:val="54"/>
         </w:rPr>
-        <w:t xml:space="preserve">VEEBASE</w:t>
+        <w:t>VEEBASE</w:t>
       </w:r>
     </w:p>
     <w:p>
@@ -27,30 +26,23 @@
       </w:pPr>
       <w:r>
         <w:rPr>
-          <w:rFonts w:ascii="Calibri" w:cs="Calibri" w:eastAsia="Calibri" w:hAnsi="Calibri"/>
           <w:b/>
           <w:bCs/>
           <w:color w:val="0B1F3A"/>
           <w:sz w:val="30"/>
           <w:szCs w:val="30"/>
         </w:rPr>
-        <w:t xml:space="preserve">RCM INTELLIGENCE PLATFORM</w:t>
+        <w:t>RCM INTELLIGENCE PLATFORM</w:t>
       </w:r>
     </w:p>
     <w:p>
       <w:pPr>
         <w:pBdr>
-          <w:bottom w:val="single" w:color="0E7C7B" w:sz="12" w:space="8"/>
+          <w:bottom w:val="single" w:sz="12" w:space="8" w:color="0E7C7B"/>
         </w:pBdr>
         <w:spacing w:after="220"/>
         <w:jc w:val="center"/>
       </w:pPr>
-      <w:r>
-        <w:rPr>
-          <w:rFonts w:ascii="Calibri" w:cs="Calibri" w:eastAsia="Calibri" w:hAnsi="Calibri"/>
-        </w:rPr>
-        <w:t xml:space="preserve"/>
-      </w:r>
     </w:p>
     <w:p>
       <w:pPr>
@@ -59,14 +51,13 @@
       </w:pPr>
       <w:r>
         <w:rPr>
-          <w:rFonts w:ascii="Calibri" w:cs="Calibri" w:eastAsia="Calibri" w:hAnsi="Calibri"/>
           <w:b/>
           <w:bCs/>
           <w:color w:val="0E7C7B"/>
           <w:sz w:val="20"/>
           <w:szCs w:val="20"/>
         </w:rPr>
-        <w:t xml:space="preserve">USER MANUAL</w:t>
+        <w:t>USER MANUAL</w:t>
       </w:r>
     </w:p>
     <w:p>
@@ -76,14 +67,13 @@
       </w:pPr>
       <w:r>
         <w:rPr>
-          <w:rFonts w:ascii="Calibri" w:cs="Calibri" w:eastAsia="Calibri" w:hAnsi="Calibri"/>
           <w:b/>
           <w:bCs/>
           <w:color w:val="0B1F3A"/>
           <w:sz w:val="40"/>
           <w:szCs w:val="40"/>
         </w:rPr>
-        <w:t xml:space="preserve">Operating the Platform</w:t>
+        <w:t>Operating the Platform</w:t>
       </w:r>
     </w:p>
     <w:p>
@@ -93,12 +83,9 @@
       </w:pPr>
       <w:r>
         <w:rPr>
-          <w:rFonts w:ascii="Calibri" w:cs="Calibri" w:eastAsia="Calibri" w:hAnsi="Calibri"/>
           <w:color w:val="6B7280"/>
-          <w:sz w:val="22"/>
-          <w:szCs w:val="22"/>
         </w:rPr>
-        <w:t xml:space="preserve">A practical guide for billers, managers, compliance officers and administrators</w:t>
+        <w:t>A practical guide for billers, managers, compliance officers and administrators</w:t>
       </w:r>
     </w:p>
     <w:p>
@@ -108,12 +95,9 @@
       </w:pPr>
       <w:r>
         <w:rPr>
-          <w:rFonts w:ascii="Calibri" w:cs="Calibri" w:eastAsia="Calibri" w:hAnsi="Calibri"/>
           <w:color w:val="374151"/>
-          <w:sz w:val="22"/>
-          <w:szCs w:val="22"/>
         </w:rPr>
-        <w:t xml:space="preserve">Everything you need to process claims, manage escalations, run the AI</w:t>
+        <w:t>Everything you need to process claims, manage escalations, run the AI</w:t>
       </w:r>
     </w:p>
     <w:p>
@@ -123,12 +107,23 @@
       </w:pPr>
       <w:r>
         <w:rPr>
-          <w:rFonts w:ascii="Calibri" w:cs="Calibri" w:eastAsia="Calibri" w:hAnsi="Calibri"/>
           <w:color w:val="374151"/>
-          <w:sz w:val="22"/>
-          <w:szCs w:val="22"/>
         </w:rPr>
-        <w:t xml:space="preserve">assistant, and administer the Veebase RCM Intelligence Platform.</w:t>
+        <w:t xml:space="preserve">assistant, and administer the </w:t>
+      </w:r>
+      <w:proofErr w:type="spellStart"/>
+      <w:r>
+        <w:rPr>
+          <w:color w:val="374151"/>
+        </w:rPr>
+        <w:t>Veebase</w:t>
+      </w:r>
+      <w:proofErr w:type="spellEnd"/>
+      <w:r>
+        <w:rPr>
+          <w:color w:val="374151"/>
+        </w:rPr>
+        <w:t xml:space="preserve"> RCM Intelligence Platform.</w:t>
       </w:r>
     </w:p>
     <w:p>
@@ -138,14 +133,11 @@
       </w:pPr>
       <w:r>
         <w:rPr>
-          <w:rFonts w:ascii="Calibri" w:cs="Calibri" w:eastAsia="Calibri" w:hAnsi="Calibri"/>
           <w:b/>
           <w:bCs/>
           <w:color w:val="0B1F3A"/>
-          <w:sz w:val="22"/>
-          <w:szCs w:val="22"/>
         </w:rPr>
-        <w:t xml:space="preserve">User Manual</w:t>
+        <w:t>User Manual</w:t>
       </w:r>
     </w:p>
     <w:p>
@@ -154,12 +146,29 @@
       </w:pPr>
       <w:r>
         <w:rPr>
-          <w:rFonts w:ascii="Calibri" w:cs="Calibri" w:eastAsia="Calibri" w:hAnsi="Calibri"/>
           <w:color w:val="6B7280"/>
           <w:sz w:val="20"/>
           <w:szCs w:val="20"/>
         </w:rPr>
-        <w:t xml:space="preserve">Version 1.0  ·  2026</w:t>
+        <w:t xml:space="preserve">Version </w:t>
+      </w:r>
+      <w:proofErr w:type="gramStart"/>
+      <w:r>
+        <w:rPr>
+          <w:color w:val="6B7280"/>
+          <w:sz w:val="20"/>
+          <w:szCs w:val="20"/>
+        </w:rPr>
+        <w:t>1.0  ·</w:t>
+      </w:r>
+      <w:proofErr w:type="gramEnd"/>
+      <w:r>
+        <w:rPr>
+          <w:color w:val="6B7280"/>
+          <w:sz w:val="20"/>
+          <w:szCs w:val="20"/>
+        </w:rPr>
+        <w:t xml:space="preserve">  2026</w:t>
       </w:r>
     </w:p>
     <w:p>
@@ -170,9 +179,9 @@
     <w:p>
       <w:pPr>
         <w:sectPr>
-          <w:pgSz w:w="12240" w:h="15840" w:orient="portrait"/>
+          <w:pgSz w:w="12240" w:h="15840"/>
           <w:pgMar w:top="1440" w:right="1440" w:bottom="1440" w:left="1440" w:header="708" w:footer="708" w:gutter="0"/>
-          <w:pgNumType/>
+          <w:cols w:space="720"/>
           <w:docGrid w:linePitch="360"/>
         </w:sectPr>
       </w:pPr>
@@ -180,26 +189,1370 @@
     <w:p>
       <w:pPr>
         <w:pStyle w:val="Heading1"/>
-        <w:spacing w:after="160"/>
-      </w:pPr>
-      <w:r>
-        <w:rPr>
-          <w:rFonts w:ascii="Calibri" w:cs="Calibri" w:eastAsia="Calibri" w:hAnsi="Calibri"/>
-        </w:rPr>
-        <w:t xml:space="preserve">Contents</w:t>
-      </w:r>
+      </w:pPr>
+      <w:bookmarkStart w:id="0" w:name="_Toc232250713"/>
+      <w:r>
+        <w:lastRenderedPageBreak/>
+        <w:t>Contents</w:t>
+      </w:r>
+      <w:bookmarkEnd w:id="0"/>
     </w:p>
     <w:sdt>
       <w:sdtPr>
         <w:alias w:val="Contents"/>
+        <w:id w:val="-998966223"/>
       </w:sdtPr>
       <w:sdtContent>
         <w:p>
+          <w:pPr>
+            <w:pStyle w:val="TOC1"/>
+            <w:tabs>
+              <w:tab w:val="right" w:leader="dot" w:pos="9350"/>
+            </w:tabs>
+            <w:rPr>
+              <w:noProof/>
+            </w:rPr>
+          </w:pPr>
           <w:r>
-            <w:fldChar w:fldCharType="begin" w:dirty="true"/>
-            <w:instrText xml:space="preserve">TOC \h \o "1-2"</w:instrText>
+            <w:fldChar w:fldCharType="begin"/>
+          </w:r>
+          <w:r>
+            <w:instrText>TOC \h \o "1-2"</w:instrText>
+          </w:r>
+          <w:r>
             <w:fldChar w:fldCharType="separate"/>
           </w:r>
+          <w:hyperlink w:anchor="_Toc232250713" w:history="1">
+            <w:r>
+              <w:rPr>
+                <w:rStyle w:val="Hyperlink"/>
+                <w:noProof/>
+              </w:rPr>
+              <w:t>Contents</w:t>
+            </w:r>
+            <w:r>
+              <w:rPr>
+                <w:noProof/>
+              </w:rPr>
+              <w:tab/>
+            </w:r>
+            <w:r>
+              <w:rPr>
+                <w:noProof/>
+              </w:rPr>
+              <w:fldChar w:fldCharType="begin"/>
+            </w:r>
+            <w:r>
+              <w:rPr>
+                <w:noProof/>
+              </w:rPr>
+              <w:instrText xml:space="preserve"> PAGEREF _Toc232250713 \h </w:instrText>
+            </w:r>
+            <w:r>
+              <w:rPr>
+                <w:noProof/>
+              </w:rPr>
+            </w:r>
+            <w:r>
+              <w:rPr>
+                <w:noProof/>
+              </w:rPr>
+              <w:fldChar w:fldCharType="separate"/>
+            </w:r>
+            <w:r>
+              <w:rPr>
+                <w:noProof/>
+              </w:rPr>
+              <w:t>2</w:t>
+            </w:r>
+            <w:r>
+              <w:rPr>
+                <w:noProof/>
+              </w:rPr>
+              <w:fldChar w:fldCharType="end"/>
+            </w:r>
+          </w:hyperlink>
+        </w:p>
+        <w:p>
+          <w:pPr>
+            <w:pStyle w:val="TOC1"/>
+            <w:tabs>
+              <w:tab w:val="right" w:leader="dot" w:pos="9350"/>
+            </w:tabs>
+            <w:rPr>
+              <w:noProof/>
+            </w:rPr>
+          </w:pPr>
+          <w:hyperlink w:anchor="_Toc232250714" w:history="1">
+            <w:r>
+              <w:rPr>
+                <w:rStyle w:val="Hyperlink"/>
+                <w:noProof/>
+              </w:rPr>
+              <w:t>1. Getting Started</w:t>
+            </w:r>
+            <w:r>
+              <w:rPr>
+                <w:noProof/>
+              </w:rPr>
+              <w:tab/>
+            </w:r>
+            <w:r>
+              <w:rPr>
+                <w:noProof/>
+              </w:rPr>
+              <w:fldChar w:fldCharType="begin"/>
+            </w:r>
+            <w:r>
+              <w:rPr>
+                <w:noProof/>
+              </w:rPr>
+              <w:instrText xml:space="preserve"> PAGEREF _Toc232250714 \h </w:instrText>
+            </w:r>
+            <w:r>
+              <w:rPr>
+                <w:noProof/>
+              </w:rPr>
+            </w:r>
+            <w:r>
+              <w:rPr>
+                <w:noProof/>
+              </w:rPr>
+              <w:fldChar w:fldCharType="separate"/>
+            </w:r>
+            <w:r>
+              <w:rPr>
+                <w:noProof/>
+              </w:rPr>
+              <w:t>3</w:t>
+            </w:r>
+            <w:r>
+              <w:rPr>
+                <w:noProof/>
+              </w:rPr>
+              <w:fldChar w:fldCharType="end"/>
+            </w:r>
+          </w:hyperlink>
+        </w:p>
+        <w:p>
+          <w:pPr>
+            <w:pStyle w:val="TOC2"/>
+            <w:tabs>
+              <w:tab w:val="right" w:leader="dot" w:pos="9350"/>
+            </w:tabs>
+            <w:rPr>
+              <w:noProof/>
+            </w:rPr>
+          </w:pPr>
+          <w:hyperlink w:anchor="_Toc232250715" w:history="1">
+            <w:r>
+              <w:rPr>
+                <w:rStyle w:val="Hyperlink"/>
+                <w:noProof/>
+              </w:rPr>
+              <w:t>1.1 Signing in</w:t>
+            </w:r>
+            <w:r>
+              <w:rPr>
+                <w:noProof/>
+              </w:rPr>
+              <w:tab/>
+            </w:r>
+            <w:r>
+              <w:rPr>
+                <w:noProof/>
+              </w:rPr>
+              <w:fldChar w:fldCharType="begin"/>
+            </w:r>
+            <w:r>
+              <w:rPr>
+                <w:noProof/>
+              </w:rPr>
+              <w:instrText xml:space="preserve"> PAGEREF _Toc232250715 \h </w:instrText>
+            </w:r>
+            <w:r>
+              <w:rPr>
+                <w:noProof/>
+              </w:rPr>
+            </w:r>
+            <w:r>
+              <w:rPr>
+                <w:noProof/>
+              </w:rPr>
+              <w:fldChar w:fldCharType="separate"/>
+            </w:r>
+            <w:r>
+              <w:rPr>
+                <w:noProof/>
+              </w:rPr>
+              <w:t>3</w:t>
+            </w:r>
+            <w:r>
+              <w:rPr>
+                <w:noProof/>
+              </w:rPr>
+              <w:fldChar w:fldCharType="end"/>
+            </w:r>
+          </w:hyperlink>
+        </w:p>
+        <w:p>
+          <w:pPr>
+            <w:pStyle w:val="TOC2"/>
+            <w:tabs>
+              <w:tab w:val="right" w:leader="dot" w:pos="9350"/>
+            </w:tabs>
+            <w:rPr>
+              <w:noProof/>
+            </w:rPr>
+          </w:pPr>
+          <w:hyperlink w:anchor="_Toc232250716" w:history="1">
+            <w:r>
+              <w:rPr>
+                <w:rStyle w:val="Hyperlink"/>
+                <w:noProof/>
+              </w:rPr>
+              <w:t>1.2 The interface</w:t>
+            </w:r>
+            <w:r>
+              <w:rPr>
+                <w:noProof/>
+              </w:rPr>
+              <w:tab/>
+            </w:r>
+            <w:r>
+              <w:rPr>
+                <w:noProof/>
+              </w:rPr>
+              <w:fldChar w:fldCharType="begin"/>
+            </w:r>
+            <w:r>
+              <w:rPr>
+                <w:noProof/>
+              </w:rPr>
+              <w:instrText xml:space="preserve"> PAGEREF _Toc232250716 \h </w:instrText>
+            </w:r>
+            <w:r>
+              <w:rPr>
+                <w:noProof/>
+              </w:rPr>
+            </w:r>
+            <w:r>
+              <w:rPr>
+                <w:noProof/>
+              </w:rPr>
+              <w:fldChar w:fldCharType="separate"/>
+            </w:r>
+            <w:r>
+              <w:rPr>
+                <w:noProof/>
+              </w:rPr>
+              <w:t>3</w:t>
+            </w:r>
+            <w:r>
+              <w:rPr>
+                <w:noProof/>
+              </w:rPr>
+              <w:fldChar w:fldCharType="end"/>
+            </w:r>
+          </w:hyperlink>
+        </w:p>
+        <w:p>
+          <w:pPr>
+            <w:pStyle w:val="TOC2"/>
+            <w:tabs>
+              <w:tab w:val="right" w:leader="dot" w:pos="9350"/>
+            </w:tabs>
+            <w:rPr>
+              <w:noProof/>
+            </w:rPr>
+          </w:pPr>
+          <w:hyperlink w:anchor="_Toc232250717" w:history="1">
+            <w:r>
+              <w:rPr>
+                <w:rStyle w:val="Hyperlink"/>
+                <w:noProof/>
+              </w:rPr>
+              <w:t>1.3 What your role can do</w:t>
+            </w:r>
+            <w:r>
+              <w:rPr>
+                <w:noProof/>
+              </w:rPr>
+              <w:tab/>
+            </w:r>
+            <w:r>
+              <w:rPr>
+                <w:noProof/>
+              </w:rPr>
+              <w:fldChar w:fldCharType="begin"/>
+            </w:r>
+            <w:r>
+              <w:rPr>
+                <w:noProof/>
+              </w:rPr>
+              <w:instrText xml:space="preserve"> PAGEREF _Toc232250717 \h </w:instrText>
+            </w:r>
+            <w:r>
+              <w:rPr>
+                <w:noProof/>
+              </w:rPr>
+            </w:r>
+            <w:r>
+              <w:rPr>
+                <w:noProof/>
+              </w:rPr>
+              <w:fldChar w:fldCharType="separate"/>
+            </w:r>
+            <w:r>
+              <w:rPr>
+                <w:noProof/>
+              </w:rPr>
+              <w:t>3</w:t>
+            </w:r>
+            <w:r>
+              <w:rPr>
+                <w:noProof/>
+              </w:rPr>
+              <w:fldChar w:fldCharType="end"/>
+            </w:r>
+          </w:hyperlink>
+        </w:p>
+        <w:p>
+          <w:pPr>
+            <w:pStyle w:val="TOC1"/>
+            <w:tabs>
+              <w:tab w:val="right" w:leader="dot" w:pos="9350"/>
+            </w:tabs>
+            <w:rPr>
+              <w:noProof/>
+            </w:rPr>
+          </w:pPr>
+          <w:hyperlink w:anchor="_Toc232250718" w:history="1">
+            <w:r>
+              <w:rPr>
+                <w:rStyle w:val="Hyperlink"/>
+                <w:noProof/>
+              </w:rPr>
+              <w:t>2. The Views</w:t>
+            </w:r>
+            <w:r>
+              <w:rPr>
+                <w:noProof/>
+              </w:rPr>
+              <w:tab/>
+            </w:r>
+            <w:r>
+              <w:rPr>
+                <w:noProof/>
+              </w:rPr>
+              <w:fldChar w:fldCharType="begin"/>
+            </w:r>
+            <w:r>
+              <w:rPr>
+                <w:noProof/>
+              </w:rPr>
+              <w:instrText xml:space="preserve"> PAGEREF _Toc232250718 \h </w:instrText>
+            </w:r>
+            <w:r>
+              <w:rPr>
+                <w:noProof/>
+              </w:rPr>
+            </w:r>
+            <w:r>
+              <w:rPr>
+                <w:noProof/>
+              </w:rPr>
+              <w:fldChar w:fldCharType="separate"/>
+            </w:r>
+            <w:r>
+              <w:rPr>
+                <w:noProof/>
+              </w:rPr>
+              <w:t>4</w:t>
+            </w:r>
+            <w:r>
+              <w:rPr>
+                <w:noProof/>
+              </w:rPr>
+              <w:fldChar w:fldCharType="end"/>
+            </w:r>
+          </w:hyperlink>
+        </w:p>
+        <w:p>
+          <w:pPr>
+            <w:pStyle w:val="TOC2"/>
+            <w:tabs>
+              <w:tab w:val="right" w:leader="dot" w:pos="9350"/>
+            </w:tabs>
+            <w:rPr>
+              <w:noProof/>
+            </w:rPr>
+          </w:pPr>
+          <w:hyperlink w:anchor="_Toc232250719" w:history="1">
+            <w:r>
+              <w:rPr>
+                <w:rStyle w:val="Hyperlink"/>
+                <w:noProof/>
+              </w:rPr>
+              <w:t>2.1 Dashboard</w:t>
+            </w:r>
+            <w:r>
+              <w:rPr>
+                <w:noProof/>
+              </w:rPr>
+              <w:tab/>
+            </w:r>
+            <w:r>
+              <w:rPr>
+                <w:noProof/>
+              </w:rPr>
+              <w:fldChar w:fldCharType="begin"/>
+            </w:r>
+            <w:r>
+              <w:rPr>
+                <w:noProof/>
+              </w:rPr>
+              <w:instrText xml:space="preserve"> PAGEREF _Toc232250719 \h </w:instrText>
+            </w:r>
+            <w:r>
+              <w:rPr>
+                <w:noProof/>
+              </w:rPr>
+            </w:r>
+            <w:r>
+              <w:rPr>
+                <w:noProof/>
+              </w:rPr>
+              <w:fldChar w:fldCharType="separate"/>
+            </w:r>
+            <w:r>
+              <w:rPr>
+                <w:noProof/>
+              </w:rPr>
+              <w:t>4</w:t>
+            </w:r>
+            <w:r>
+              <w:rPr>
+                <w:noProof/>
+              </w:rPr>
+              <w:fldChar w:fldCharType="end"/>
+            </w:r>
+          </w:hyperlink>
+        </w:p>
+        <w:p>
+          <w:pPr>
+            <w:pStyle w:val="TOC2"/>
+            <w:tabs>
+              <w:tab w:val="right" w:leader="dot" w:pos="9350"/>
+            </w:tabs>
+            <w:rPr>
+              <w:noProof/>
+            </w:rPr>
+          </w:pPr>
+          <w:hyperlink w:anchor="_Toc232250720" w:history="1">
+            <w:r>
+              <w:rPr>
+                <w:rStyle w:val="Hyperlink"/>
+                <w:noProof/>
+              </w:rPr>
+              <w:t>2.2 Agents</w:t>
+            </w:r>
+            <w:r>
+              <w:rPr>
+                <w:noProof/>
+              </w:rPr>
+              <w:tab/>
+            </w:r>
+            <w:r>
+              <w:rPr>
+                <w:noProof/>
+              </w:rPr>
+              <w:fldChar w:fldCharType="begin"/>
+            </w:r>
+            <w:r>
+              <w:rPr>
+                <w:noProof/>
+              </w:rPr>
+              <w:instrText xml:space="preserve"> PAGEREF _Toc232250720 \h </w:instrText>
+            </w:r>
+            <w:r>
+              <w:rPr>
+                <w:noProof/>
+              </w:rPr>
+            </w:r>
+            <w:r>
+              <w:rPr>
+                <w:noProof/>
+              </w:rPr>
+              <w:fldChar w:fldCharType="separate"/>
+            </w:r>
+            <w:r>
+              <w:rPr>
+                <w:noProof/>
+              </w:rPr>
+              <w:t>4</w:t>
+            </w:r>
+            <w:r>
+              <w:rPr>
+                <w:noProof/>
+              </w:rPr>
+              <w:fldChar w:fldCharType="end"/>
+            </w:r>
+          </w:hyperlink>
+        </w:p>
+        <w:p>
+          <w:pPr>
+            <w:pStyle w:val="TOC2"/>
+            <w:tabs>
+              <w:tab w:val="right" w:leader="dot" w:pos="9350"/>
+            </w:tabs>
+            <w:rPr>
+              <w:noProof/>
+            </w:rPr>
+          </w:pPr>
+          <w:hyperlink w:anchor="_Toc232250721" w:history="1">
+            <w:r>
+              <w:rPr>
+                <w:rStyle w:val="Hyperlink"/>
+                <w:noProof/>
+              </w:rPr>
+              <w:t>2.3 Claims</w:t>
+            </w:r>
+            <w:r>
+              <w:rPr>
+                <w:noProof/>
+              </w:rPr>
+              <w:tab/>
+            </w:r>
+            <w:r>
+              <w:rPr>
+                <w:noProof/>
+              </w:rPr>
+              <w:fldChar w:fldCharType="begin"/>
+            </w:r>
+            <w:r>
+              <w:rPr>
+                <w:noProof/>
+              </w:rPr>
+              <w:instrText xml:space="preserve"> PAGEREF _Toc232250721 \h </w:instrText>
+            </w:r>
+            <w:r>
+              <w:rPr>
+                <w:noProof/>
+              </w:rPr>
+            </w:r>
+            <w:r>
+              <w:rPr>
+                <w:noProof/>
+              </w:rPr>
+              <w:fldChar w:fldCharType="separate"/>
+            </w:r>
+            <w:r>
+              <w:rPr>
+                <w:noProof/>
+              </w:rPr>
+              <w:t>4</w:t>
+            </w:r>
+            <w:r>
+              <w:rPr>
+                <w:noProof/>
+              </w:rPr>
+              <w:fldChar w:fldCharType="end"/>
+            </w:r>
+          </w:hyperlink>
+        </w:p>
+        <w:p>
+          <w:pPr>
+            <w:pStyle w:val="TOC2"/>
+            <w:tabs>
+              <w:tab w:val="right" w:leader="dot" w:pos="9350"/>
+            </w:tabs>
+            <w:rPr>
+              <w:noProof/>
+            </w:rPr>
+          </w:pPr>
+          <w:hyperlink w:anchor="_Toc232250722" w:history="1">
+            <w:r>
+              <w:rPr>
+                <w:rStyle w:val="Hyperlink"/>
+                <w:noProof/>
+              </w:rPr>
+              <w:t>2.4 Ingestion Hub</w:t>
+            </w:r>
+            <w:r>
+              <w:rPr>
+                <w:noProof/>
+              </w:rPr>
+              <w:tab/>
+            </w:r>
+            <w:r>
+              <w:rPr>
+                <w:noProof/>
+              </w:rPr>
+              <w:fldChar w:fldCharType="begin"/>
+            </w:r>
+            <w:r>
+              <w:rPr>
+                <w:noProof/>
+              </w:rPr>
+              <w:instrText xml:space="preserve"> PAGEREF _Toc232250722 \h </w:instrText>
+            </w:r>
+            <w:r>
+              <w:rPr>
+                <w:noProof/>
+              </w:rPr>
+            </w:r>
+            <w:r>
+              <w:rPr>
+                <w:noProof/>
+              </w:rPr>
+              <w:fldChar w:fldCharType="separate"/>
+            </w:r>
+            <w:r>
+              <w:rPr>
+                <w:noProof/>
+              </w:rPr>
+              <w:t>4</w:t>
+            </w:r>
+            <w:r>
+              <w:rPr>
+                <w:noProof/>
+              </w:rPr>
+              <w:fldChar w:fldCharType="end"/>
+            </w:r>
+          </w:hyperlink>
+        </w:p>
+        <w:p>
+          <w:pPr>
+            <w:pStyle w:val="TOC2"/>
+            <w:tabs>
+              <w:tab w:val="right" w:leader="dot" w:pos="9350"/>
+            </w:tabs>
+            <w:rPr>
+              <w:noProof/>
+            </w:rPr>
+          </w:pPr>
+          <w:hyperlink w:anchor="_Toc232250723" w:history="1">
+            <w:r>
+              <w:rPr>
+                <w:rStyle w:val="Hyperlink"/>
+                <w:noProof/>
+              </w:rPr>
+              <w:t>2.5 Escalations</w:t>
+            </w:r>
+            <w:r>
+              <w:rPr>
+                <w:noProof/>
+              </w:rPr>
+              <w:tab/>
+            </w:r>
+            <w:r>
+              <w:rPr>
+                <w:noProof/>
+              </w:rPr>
+              <w:fldChar w:fldCharType="begin"/>
+            </w:r>
+            <w:r>
+              <w:rPr>
+                <w:noProof/>
+              </w:rPr>
+              <w:instrText xml:space="preserve"> PAGEREF _Toc232250723 \h </w:instrText>
+            </w:r>
+            <w:r>
+              <w:rPr>
+                <w:noProof/>
+              </w:rPr>
+            </w:r>
+            <w:r>
+              <w:rPr>
+                <w:noProof/>
+              </w:rPr>
+              <w:fldChar w:fldCharType="separate"/>
+            </w:r>
+            <w:r>
+              <w:rPr>
+                <w:noProof/>
+              </w:rPr>
+              <w:t>4</w:t>
+            </w:r>
+            <w:r>
+              <w:rPr>
+                <w:noProof/>
+              </w:rPr>
+              <w:fldChar w:fldCharType="end"/>
+            </w:r>
+          </w:hyperlink>
+        </w:p>
+        <w:p>
+          <w:pPr>
+            <w:pStyle w:val="TOC2"/>
+            <w:tabs>
+              <w:tab w:val="right" w:leader="dot" w:pos="9350"/>
+            </w:tabs>
+            <w:rPr>
+              <w:noProof/>
+            </w:rPr>
+          </w:pPr>
+          <w:hyperlink w:anchor="_Toc232250724" w:history="1">
+            <w:r>
+              <w:rPr>
+                <w:rStyle w:val="Hyperlink"/>
+                <w:noProof/>
+              </w:rPr>
+              <w:t>2.6 Audit Trail</w:t>
+            </w:r>
+            <w:r>
+              <w:rPr>
+                <w:noProof/>
+              </w:rPr>
+              <w:tab/>
+            </w:r>
+            <w:r>
+              <w:rPr>
+                <w:noProof/>
+              </w:rPr>
+              <w:fldChar w:fldCharType="begin"/>
+            </w:r>
+            <w:r>
+              <w:rPr>
+                <w:noProof/>
+              </w:rPr>
+              <w:instrText xml:space="preserve"> PAGEREF _Toc232250724 \h </w:instrText>
+            </w:r>
+            <w:r>
+              <w:rPr>
+                <w:noProof/>
+              </w:rPr>
+            </w:r>
+            <w:r>
+              <w:rPr>
+                <w:noProof/>
+              </w:rPr>
+              <w:fldChar w:fldCharType="separate"/>
+            </w:r>
+            <w:r>
+              <w:rPr>
+                <w:noProof/>
+              </w:rPr>
+              <w:t>5</w:t>
+            </w:r>
+            <w:r>
+              <w:rPr>
+                <w:noProof/>
+              </w:rPr>
+              <w:fldChar w:fldCharType="end"/>
+            </w:r>
+          </w:hyperlink>
+        </w:p>
+        <w:p>
+          <w:pPr>
+            <w:pStyle w:val="TOC2"/>
+            <w:tabs>
+              <w:tab w:val="right" w:leader="dot" w:pos="9350"/>
+            </w:tabs>
+            <w:rPr>
+              <w:noProof/>
+            </w:rPr>
+          </w:pPr>
+          <w:hyperlink w:anchor="_Toc232250725" w:history="1">
+            <w:r>
+              <w:rPr>
+                <w:rStyle w:val="Hyperlink"/>
+                <w:noProof/>
+              </w:rPr>
+              <w:t>2.7 Payer Rules</w:t>
+            </w:r>
+            <w:r>
+              <w:rPr>
+                <w:noProof/>
+              </w:rPr>
+              <w:tab/>
+            </w:r>
+            <w:r>
+              <w:rPr>
+                <w:noProof/>
+              </w:rPr>
+              <w:fldChar w:fldCharType="begin"/>
+            </w:r>
+            <w:r>
+              <w:rPr>
+                <w:noProof/>
+              </w:rPr>
+              <w:instrText xml:space="preserve"> PAGEREF _Toc232250725 \h </w:instrText>
+            </w:r>
+            <w:r>
+              <w:rPr>
+                <w:noProof/>
+              </w:rPr>
+            </w:r>
+            <w:r>
+              <w:rPr>
+                <w:noProof/>
+              </w:rPr>
+              <w:fldChar w:fldCharType="separate"/>
+            </w:r>
+            <w:r>
+              <w:rPr>
+                <w:noProof/>
+              </w:rPr>
+              <w:t>5</w:t>
+            </w:r>
+            <w:r>
+              <w:rPr>
+                <w:noProof/>
+              </w:rPr>
+              <w:fldChar w:fldCharType="end"/>
+            </w:r>
+          </w:hyperlink>
+        </w:p>
+        <w:p>
+          <w:pPr>
+            <w:pStyle w:val="TOC2"/>
+            <w:tabs>
+              <w:tab w:val="right" w:leader="dot" w:pos="9350"/>
+            </w:tabs>
+            <w:rPr>
+              <w:noProof/>
+            </w:rPr>
+          </w:pPr>
+          <w:hyperlink w:anchor="_Toc232250726" w:history="1">
+            <w:r>
+              <w:rPr>
+                <w:rStyle w:val="Hyperlink"/>
+                <w:noProof/>
+              </w:rPr>
+              <w:t>2.8 Analytics</w:t>
+            </w:r>
+            <w:r>
+              <w:rPr>
+                <w:noProof/>
+              </w:rPr>
+              <w:tab/>
+            </w:r>
+            <w:r>
+              <w:rPr>
+                <w:noProof/>
+              </w:rPr>
+              <w:fldChar w:fldCharType="begin"/>
+            </w:r>
+            <w:r>
+              <w:rPr>
+                <w:noProof/>
+              </w:rPr>
+              <w:instrText xml:space="preserve"> PAGEREF _Toc232250726 \h </w:instrText>
+            </w:r>
+            <w:r>
+              <w:rPr>
+                <w:noProof/>
+              </w:rPr>
+            </w:r>
+            <w:r>
+              <w:rPr>
+                <w:noProof/>
+              </w:rPr>
+              <w:fldChar w:fldCharType="separate"/>
+            </w:r>
+            <w:r>
+              <w:rPr>
+                <w:noProof/>
+              </w:rPr>
+              <w:t>5</w:t>
+            </w:r>
+            <w:r>
+              <w:rPr>
+                <w:noProof/>
+              </w:rPr>
+              <w:fldChar w:fldCharType="end"/>
+            </w:r>
+          </w:hyperlink>
+        </w:p>
+        <w:p>
+          <w:pPr>
+            <w:pStyle w:val="TOC2"/>
+            <w:tabs>
+              <w:tab w:val="right" w:leader="dot" w:pos="9350"/>
+            </w:tabs>
+            <w:rPr>
+              <w:noProof/>
+            </w:rPr>
+          </w:pPr>
+          <w:hyperlink w:anchor="_Toc232250727" w:history="1">
+            <w:r>
+              <w:rPr>
+                <w:rStyle w:val="Hyperlink"/>
+                <w:noProof/>
+              </w:rPr>
+              <w:t>2.9 AI Assistant (Chat)</w:t>
+            </w:r>
+            <w:r>
+              <w:rPr>
+                <w:noProof/>
+              </w:rPr>
+              <w:tab/>
+            </w:r>
+            <w:r>
+              <w:rPr>
+                <w:noProof/>
+              </w:rPr>
+              <w:fldChar w:fldCharType="begin"/>
+            </w:r>
+            <w:r>
+              <w:rPr>
+                <w:noProof/>
+              </w:rPr>
+              <w:instrText xml:space="preserve"> PAGEREF _Toc232250727 \h </w:instrText>
+            </w:r>
+            <w:r>
+              <w:rPr>
+                <w:noProof/>
+              </w:rPr>
+            </w:r>
+            <w:r>
+              <w:rPr>
+                <w:noProof/>
+              </w:rPr>
+              <w:fldChar w:fldCharType="separate"/>
+            </w:r>
+            <w:r>
+              <w:rPr>
+                <w:noProof/>
+              </w:rPr>
+              <w:t>5</w:t>
+            </w:r>
+            <w:r>
+              <w:rPr>
+                <w:noProof/>
+              </w:rPr>
+              <w:fldChar w:fldCharType="end"/>
+            </w:r>
+          </w:hyperlink>
+        </w:p>
+        <w:p>
+          <w:pPr>
+            <w:pStyle w:val="TOC2"/>
+            <w:tabs>
+              <w:tab w:val="right" w:leader="dot" w:pos="9350"/>
+            </w:tabs>
+            <w:rPr>
+              <w:noProof/>
+            </w:rPr>
+          </w:pPr>
+          <w:hyperlink w:anchor="_Toc232250728" w:history="1">
+            <w:r>
+              <w:rPr>
+                <w:rStyle w:val="Hyperlink"/>
+                <w:noProof/>
+              </w:rPr>
+              <w:t>2.10 Settings</w:t>
+            </w:r>
+            <w:r>
+              <w:rPr>
+                <w:noProof/>
+              </w:rPr>
+              <w:tab/>
+            </w:r>
+            <w:r>
+              <w:rPr>
+                <w:noProof/>
+              </w:rPr>
+              <w:fldChar w:fldCharType="begin"/>
+            </w:r>
+            <w:r>
+              <w:rPr>
+                <w:noProof/>
+              </w:rPr>
+              <w:instrText xml:space="preserve"> PAGEREF _Toc232250728 \h </w:instrText>
+            </w:r>
+            <w:r>
+              <w:rPr>
+                <w:noProof/>
+              </w:rPr>
+            </w:r>
+            <w:r>
+              <w:rPr>
+                <w:noProof/>
+              </w:rPr>
+              <w:fldChar w:fldCharType="separate"/>
+            </w:r>
+            <w:r>
+              <w:rPr>
+                <w:noProof/>
+              </w:rPr>
+              <w:t>5</w:t>
+            </w:r>
+            <w:r>
+              <w:rPr>
+                <w:noProof/>
+              </w:rPr>
+              <w:fldChar w:fldCharType="end"/>
+            </w:r>
+          </w:hyperlink>
+        </w:p>
+        <w:p>
+          <w:pPr>
+            <w:pStyle w:val="TOC1"/>
+            <w:tabs>
+              <w:tab w:val="right" w:leader="dot" w:pos="9350"/>
+            </w:tabs>
+            <w:rPr>
+              <w:noProof/>
+            </w:rPr>
+          </w:pPr>
+          <w:hyperlink w:anchor="_Toc232250729" w:history="1">
+            <w:r>
+              <w:rPr>
+                <w:rStyle w:val="Hyperlink"/>
+                <w:noProof/>
+              </w:rPr>
+              <w:t>3. Common Tasks</w:t>
+            </w:r>
+            <w:r>
+              <w:rPr>
+                <w:noProof/>
+              </w:rPr>
+              <w:tab/>
+            </w:r>
+            <w:r>
+              <w:rPr>
+                <w:noProof/>
+              </w:rPr>
+              <w:fldChar w:fldCharType="begin"/>
+            </w:r>
+            <w:r>
+              <w:rPr>
+                <w:noProof/>
+              </w:rPr>
+              <w:instrText xml:space="preserve"> PAGEREF _Toc232250729 \h </w:instrText>
+            </w:r>
+            <w:r>
+              <w:rPr>
+                <w:noProof/>
+              </w:rPr>
+            </w:r>
+            <w:r>
+              <w:rPr>
+                <w:noProof/>
+              </w:rPr>
+              <w:fldChar w:fldCharType="separate"/>
+            </w:r>
+            <w:r>
+              <w:rPr>
+                <w:noProof/>
+              </w:rPr>
+              <w:t>6</w:t>
+            </w:r>
+            <w:r>
+              <w:rPr>
+                <w:noProof/>
+              </w:rPr>
+              <w:fldChar w:fldCharType="end"/>
+            </w:r>
+          </w:hyperlink>
+        </w:p>
+        <w:p>
+          <w:pPr>
+            <w:pStyle w:val="TOC2"/>
+            <w:tabs>
+              <w:tab w:val="right" w:leader="dot" w:pos="9350"/>
+            </w:tabs>
+            <w:rPr>
+              <w:noProof/>
+            </w:rPr>
+          </w:pPr>
+          <w:hyperlink w:anchor="_Toc232250730" w:history="1">
+            <w:r>
+              <w:rPr>
+                <w:rStyle w:val="Hyperlink"/>
+                <w:noProof/>
+              </w:rPr>
+              <w:t>3.1 Work the exceptions queue (Biller)</w:t>
+            </w:r>
+            <w:r>
+              <w:rPr>
+                <w:noProof/>
+              </w:rPr>
+              <w:tab/>
+            </w:r>
+            <w:r>
+              <w:rPr>
+                <w:noProof/>
+              </w:rPr>
+              <w:fldChar w:fldCharType="begin"/>
+            </w:r>
+            <w:r>
+              <w:rPr>
+                <w:noProof/>
+              </w:rPr>
+              <w:instrText xml:space="preserve"> PAGEREF _Toc232250730 \h </w:instrText>
+            </w:r>
+            <w:r>
+              <w:rPr>
+                <w:noProof/>
+              </w:rPr>
+            </w:r>
+            <w:r>
+              <w:rPr>
+                <w:noProof/>
+              </w:rPr>
+              <w:fldChar w:fldCharType="separate"/>
+            </w:r>
+            <w:r>
+              <w:rPr>
+                <w:noProof/>
+              </w:rPr>
+              <w:t>6</w:t>
+            </w:r>
+            <w:r>
+              <w:rPr>
+                <w:noProof/>
+              </w:rPr>
+              <w:fldChar w:fldCharType="end"/>
+            </w:r>
+          </w:hyperlink>
+        </w:p>
+        <w:p>
+          <w:pPr>
+            <w:pStyle w:val="TOC2"/>
+            <w:tabs>
+              <w:tab w:val="right" w:leader="dot" w:pos="9350"/>
+            </w:tabs>
+            <w:rPr>
+              <w:noProof/>
+            </w:rPr>
+          </w:pPr>
+          <w:hyperlink w:anchor="_Toc232250731" w:history="1">
+            <w:r>
+              <w:rPr>
+                <w:rStyle w:val="Hyperlink"/>
+                <w:noProof/>
+              </w:rPr>
+              <w:t>3.2 Handle a denial (Manager / Biller)</w:t>
+            </w:r>
+            <w:r>
+              <w:rPr>
+                <w:noProof/>
+              </w:rPr>
+              <w:tab/>
+            </w:r>
+            <w:r>
+              <w:rPr>
+                <w:noProof/>
+              </w:rPr>
+              <w:fldChar w:fldCharType="begin"/>
+            </w:r>
+            <w:r>
+              <w:rPr>
+                <w:noProof/>
+              </w:rPr>
+              <w:instrText xml:space="preserve"> PAGEREF _Toc232250731 \h </w:instrText>
+            </w:r>
+            <w:r>
+              <w:rPr>
+                <w:noProof/>
+              </w:rPr>
+            </w:r>
+            <w:r>
+              <w:rPr>
+                <w:noProof/>
+              </w:rPr>
+              <w:fldChar w:fldCharType="separate"/>
+            </w:r>
+            <w:r>
+              <w:rPr>
+                <w:noProof/>
+              </w:rPr>
+              <w:t>6</w:t>
+            </w:r>
+            <w:r>
+              <w:rPr>
+                <w:noProof/>
+              </w:rPr>
+              <w:fldChar w:fldCharType="end"/>
+            </w:r>
+          </w:hyperlink>
+        </w:p>
+        <w:p>
+          <w:pPr>
+            <w:pStyle w:val="TOC2"/>
+            <w:tabs>
+              <w:tab w:val="right" w:leader="dot" w:pos="9350"/>
+            </w:tabs>
+            <w:rPr>
+              <w:noProof/>
+            </w:rPr>
+          </w:pPr>
+          <w:hyperlink w:anchor="_Toc232250732" w:history="1">
+            <w:r>
+              <w:rPr>
+                <w:rStyle w:val="Hyperlink"/>
+                <w:noProof/>
+              </w:rPr>
+              <w:t>3.3 Switch the AI provider (Admin / Manager)</w:t>
+            </w:r>
+            <w:r>
+              <w:rPr>
+                <w:noProof/>
+              </w:rPr>
+              <w:tab/>
+            </w:r>
+            <w:r>
+              <w:rPr>
+                <w:noProof/>
+              </w:rPr>
+              <w:fldChar w:fldCharType="begin"/>
+            </w:r>
+            <w:r>
+              <w:rPr>
+                <w:noProof/>
+              </w:rPr>
+              <w:instrText xml:space="preserve"> PAGEREF _Toc232250732 \h </w:instrText>
+            </w:r>
+            <w:r>
+              <w:rPr>
+                <w:noProof/>
+              </w:rPr>
+            </w:r>
+            <w:r>
+              <w:rPr>
+                <w:noProof/>
+              </w:rPr>
+              <w:fldChar w:fldCharType="separate"/>
+            </w:r>
+            <w:r>
+              <w:rPr>
+                <w:noProof/>
+              </w:rPr>
+              <w:t>6</w:t>
+            </w:r>
+            <w:r>
+              <w:rPr>
+                <w:noProof/>
+              </w:rPr>
+              <w:fldChar w:fldCharType="end"/>
+            </w:r>
+          </w:hyperlink>
+        </w:p>
+        <w:p>
+          <w:pPr>
+            <w:pStyle w:val="TOC2"/>
+            <w:tabs>
+              <w:tab w:val="right" w:leader="dot" w:pos="9350"/>
+            </w:tabs>
+            <w:rPr>
+              <w:noProof/>
+            </w:rPr>
+          </w:pPr>
+          <w:hyperlink w:anchor="_Toc232250733" w:history="1">
+            <w:r>
+              <w:rPr>
+                <w:rStyle w:val="Hyperlink"/>
+                <w:noProof/>
+              </w:rPr>
+              <w:t>3.4 Add a user (Admin)</w:t>
+            </w:r>
+            <w:r>
+              <w:rPr>
+                <w:noProof/>
+              </w:rPr>
+              <w:tab/>
+            </w:r>
+            <w:r>
+              <w:rPr>
+                <w:noProof/>
+              </w:rPr>
+              <w:fldChar w:fldCharType="begin"/>
+            </w:r>
+            <w:r>
+              <w:rPr>
+                <w:noProof/>
+              </w:rPr>
+              <w:instrText xml:space="preserve"> PAGEREF _Toc232250733 \h </w:instrText>
+            </w:r>
+            <w:r>
+              <w:rPr>
+                <w:noProof/>
+              </w:rPr>
+            </w:r>
+            <w:r>
+              <w:rPr>
+                <w:noProof/>
+              </w:rPr>
+              <w:fldChar w:fldCharType="separate"/>
+            </w:r>
+            <w:r>
+              <w:rPr>
+                <w:noProof/>
+              </w:rPr>
+              <w:t>6</w:t>
+            </w:r>
+            <w:r>
+              <w:rPr>
+                <w:noProof/>
+              </w:rPr>
+              <w:fldChar w:fldCharType="end"/>
+            </w:r>
+          </w:hyperlink>
+        </w:p>
+        <w:p>
+          <w:pPr>
+            <w:pStyle w:val="TOC1"/>
+            <w:tabs>
+              <w:tab w:val="right" w:leader="dot" w:pos="9350"/>
+            </w:tabs>
+            <w:rPr>
+              <w:noProof/>
+            </w:rPr>
+          </w:pPr>
+          <w:hyperlink w:anchor="_Toc232250734" w:history="1">
+            <w:r>
+              <w:rPr>
+                <w:rStyle w:val="Hyperlink"/>
+                <w:noProof/>
+              </w:rPr>
+              <w:t>4. Tips &amp; Troubleshooting</w:t>
+            </w:r>
+            <w:r>
+              <w:rPr>
+                <w:noProof/>
+              </w:rPr>
+              <w:tab/>
+            </w:r>
+            <w:r>
+              <w:rPr>
+                <w:noProof/>
+              </w:rPr>
+              <w:fldChar w:fldCharType="begin"/>
+            </w:r>
+            <w:r>
+              <w:rPr>
+                <w:noProof/>
+              </w:rPr>
+              <w:instrText xml:space="preserve"> PAGEREF _Toc232250734 \h </w:instrText>
+            </w:r>
+            <w:r>
+              <w:rPr>
+                <w:noProof/>
+              </w:rPr>
+            </w:r>
+            <w:r>
+              <w:rPr>
+                <w:noProof/>
+              </w:rPr>
+              <w:fldChar w:fldCharType="separate"/>
+            </w:r>
+            <w:r>
+              <w:rPr>
+                <w:noProof/>
+              </w:rPr>
+              <w:t>6</w:t>
+            </w:r>
+            <w:r>
+              <w:rPr>
+                <w:noProof/>
+              </w:rPr>
+              <w:fldChar w:fldCharType="end"/>
+            </w:r>
+          </w:hyperlink>
         </w:p>
         <w:p>
           <w:r>
@@ -216,84 +1569,94 @@
     <w:p>
       <w:pPr>
         <w:pStyle w:val="Heading1"/>
-        <w:spacing w:after="160" w:before="320"/>
-      </w:pPr>
+      </w:pPr>
+      <w:bookmarkStart w:id="1" w:name="_Toc232250714"/>
+      <w:r>
+        <w:lastRenderedPageBreak/>
+        <w:t>1. Getting Started</w:t>
+      </w:r>
+      <w:bookmarkEnd w:id="1"/>
+    </w:p>
+    <w:p>
+      <w:pPr>
+        <w:pStyle w:val="Heading2"/>
+        <w:spacing w:after="120"/>
+      </w:pPr>
+      <w:bookmarkStart w:id="2" w:name="_Toc232250715"/>
+      <w:r>
+        <w:t>1.1 Signing in</w:t>
+      </w:r>
+      <w:bookmarkEnd w:id="2"/>
+    </w:p>
+    <w:p>
+      <w:pPr>
+        <w:spacing w:after="140" w:line="276" w:lineRule="auto"/>
+        <w:jc w:val="both"/>
+      </w:pPr>
+      <w:r>
+        <w:t xml:space="preserve">If your </w:t>
+      </w:r>
+      <w:proofErr w:type="spellStart"/>
+      <w:r>
+        <w:t>organisation</w:t>
+      </w:r>
+      <w:proofErr w:type="spellEnd"/>
+      <w:r>
+        <w:t xml:space="preserve"> has enabled authentication, you will see a sign-in screen. Enter your email (or username) and password. Sessions last 12 hours; use </w:t>
+      </w:r>
       <w:r>
         <w:rPr>
-          <w:rFonts w:ascii="Calibri" w:cs="Calibri" w:eastAsia="Calibri" w:hAnsi="Calibri"/>
-        </w:rPr>
-        <w:t xml:space="preserve">1. Getting Started</w:t>
-      </w:r>
-    </w:p>
-    <w:p>
-      <w:pPr>
-        <w:pStyle w:val="Heading2"/>
-        <w:spacing w:after="120" w:before="240"/>
-      </w:pPr>
-      <w:r>
-        <w:rPr>
-          <w:rFonts w:ascii="Calibri" w:cs="Calibri" w:eastAsia="Calibri" w:hAnsi="Calibri"/>
-        </w:rPr>
-        <w:t xml:space="preserve">1.1 Signing in</w:t>
-      </w:r>
-    </w:p>
-    <w:p>
-      <w:pPr>
-        <w:spacing w:after="140" w:line="276"/>
-        <w:jc w:val="both"/>
-      </w:pPr>
-      <w:r>
-        <w:rPr>
-          <w:rFonts w:ascii="Calibri" w:cs="Calibri" w:eastAsia="Calibri" w:hAnsi="Calibri"/>
-        </w:rPr>
-        <w:t xml:space="preserve">If your organisation has enabled authentication, you will see a sign-in screen. Enter your email (or username) and password. Sessions last 12 hours; use </w:t>
-      </w:r>
-      <w:r>
-        <w:rPr>
-          <w:rFonts w:ascii="Calibri" w:cs="Calibri" w:eastAsia="Calibri" w:hAnsi="Calibri"/>
           <w:b/>
           <w:bCs/>
         </w:rPr>
-        <w:t xml:space="preserve">Settings → Account &amp; Access → Sign out</w:t>
-      </w:r>
-      <w:r>
-        <w:rPr>
-          <w:rFonts w:ascii="Calibri" w:cs="Calibri" w:eastAsia="Calibri" w:hAnsi="Calibri"/>
-        </w:rPr>
+        <w:t>Settings → Account &amp; Access → Sign out</w:t>
+      </w:r>
+      <w:r>
         <w:t xml:space="preserve"> to end your session. If authentication is disabled (demo/pilot mode), the application opens directly with full access.</w:t>
       </w:r>
     </w:p>
     <w:tbl>
       <w:tblPr>
-        <w:tblW w:type="dxa" w:w="9360"/>
+        <w:tblW w:w="9360" w:type="dxa"/>
         <w:tblBorders>
-          <w:top w:val="single" w:color="auto" w:sz="4"/>
-          <w:left w:val="single" w:color="auto" w:sz="4"/>
-          <w:bottom w:val="single" w:color="auto" w:sz="4"/>
-          <w:right w:val="single" w:color="auto" w:sz="4"/>
-          <w:insideH w:val="single" w:color="auto" w:sz="4"/>
-          <w:insideV w:val="single" w:color="auto" w:sz="4"/>
+          <w:top w:val="single" w:sz="4" w:space="0" w:color="auto"/>
+          <w:left w:val="single" w:sz="4" w:space="0" w:color="auto"/>
+          <w:bottom w:val="single" w:sz="4" w:space="0" w:color="auto"/>
+          <w:right w:val="single" w:sz="4" w:space="0" w:color="auto"/>
+          <w:insideH w:val="single" w:sz="4" w:space="0" w:color="auto"/>
+          <w:insideV w:val="single" w:sz="4" w:space="0" w:color="auto"/>
         </w:tblBorders>
+        <w:tblCellMar>
+          <w:left w:w="10" w:type="dxa"/>
+          <w:right w:w="10" w:type="dxa"/>
+        </w:tblCellMar>
+        <w:tblLook w:val="0000" w:firstRow="0" w:lastRow="0" w:firstColumn="0" w:lastColumn="0" w:noHBand="0" w:noVBand="0"/>
       </w:tblPr>
       <w:tblGrid>
         <w:gridCol w:w="9360"/>
       </w:tblGrid>
       <w:tr>
+        <w:tblPrEx>
+          <w:tblCellMar>
+            <w:top w:w="0" w:type="dxa"/>
+            <w:bottom w:w="0" w:type="dxa"/>
+          </w:tblCellMar>
+        </w:tblPrEx>
         <w:tc>
           <w:tcPr>
-            <w:tcW w:type="dxa" w:w="9360"/>
+            <w:tcW w:w="9360" w:type="dxa"/>
             <w:tcBorders>
-              <w:top w:val="single" w:color="CBD5E1" w:sz="4"/>
-              <w:left w:val="single" w:color="1D6FB8" w:sz="24"/>
-              <w:bottom w:val="single" w:color="CBD5E1" w:sz="4"/>
-              <w:right w:val="single" w:color="CBD5E1" w:sz="4"/>
+              <w:top w:val="single" w:sz="4" w:space="0" w:color="CBD5E1"/>
+              <w:left w:val="single" w:sz="24" w:space="0" w:color="1D6FB8"/>
+              <w:bottom w:val="single" w:sz="4" w:space="0" w:color="CBD5E1"/>
+              <w:right w:val="single" w:sz="4" w:space="0" w:color="CBD5E1"/>
             </w:tcBorders>
-            <w:shd w:fill="EAF2FA" w:val="clear"/>
+            <w:shd w:val="clear" w:color="auto" w:fill="EAF2FA"/>
             <w:tcMar>
-              <w:top w:type="dxa" w:w="120"/>
-              <w:left w:type="dxa" w:w="200"/>
-              <w:bottom w:type="dxa" w:w="120"/>
-              <w:right w:type="dxa" w:w="160"/>
+              <w:top w:w="120" w:type="dxa"/>
+              <w:left w:w="200" w:type="dxa"/>
+              <w:bottom w:w="120" w:type="dxa"/>
+              <w:right w:w="160" w:type="dxa"/>
             </w:tcMar>
           </w:tcPr>
           <w:p>
@@ -302,23 +1665,59 @@
             </w:pPr>
             <w:r>
               <w:rPr>
-                <w:rFonts w:ascii="Calibri" w:cs="Calibri" w:eastAsia="Calibri" w:hAnsi="Calibri"/>
                 <w:b/>
                 <w:bCs/>
                 <w:color w:val="0B1F3A"/>
               </w:rPr>
-              <w:t xml:space="preserve">Demo accounts</w:t>
+              <w:t>Demo accounts</w:t>
             </w:r>
           </w:p>
           <w:p>
             <w:pPr>
-              <w:spacing w:after="40" w:line="264"/>
+              <w:spacing w:after="40" w:line="264" w:lineRule="auto"/>
             </w:pPr>
             <w:r>
-              <w:rPr>
-                <w:rFonts w:ascii="Calibri" w:cs="Calibri" w:eastAsia="Calibri" w:hAnsi="Calibri"/>
-              </w:rPr>
-              <w:t xml:space="preserve">When seeded, these accounts exist (passwords are for evaluation only): admin@veebase.health / Admin!234 · manager@veebase.health / Manager!234 · biller@veebase.health / Biller!234 · compliance@veebase.health / Comply!234 · viewer@veebase.health / Viewer!234.</w:t>
+              <w:t xml:space="preserve">When seeded, these accounts exist (passwords are for evaluation only): </w:t>
+            </w:r>
+            <w:proofErr w:type="spellStart"/>
+            <w:r>
+              <w:t>admin@veebase.health</w:t>
+            </w:r>
+            <w:proofErr w:type="spellEnd"/>
+            <w:r>
+              <w:t xml:space="preserve"> / Admin!234 · </w:t>
+            </w:r>
+            <w:proofErr w:type="spellStart"/>
+            <w:r>
+              <w:t>manager@veebase.health</w:t>
+            </w:r>
+            <w:proofErr w:type="spellEnd"/>
+            <w:r>
+              <w:t xml:space="preserve"> / Manager!234 · </w:t>
+            </w:r>
+            <w:proofErr w:type="spellStart"/>
+            <w:r>
+              <w:t>biller@veebase.health</w:t>
+            </w:r>
+            <w:proofErr w:type="spellEnd"/>
+            <w:r>
+              <w:t xml:space="preserve"> / Biller!234 · </w:t>
+            </w:r>
+            <w:proofErr w:type="spellStart"/>
+            <w:r>
+              <w:t>compliance@veebase.health</w:t>
+            </w:r>
+            <w:proofErr w:type="spellEnd"/>
+            <w:r>
+              <w:t xml:space="preserve"> / Comply!234 · </w:t>
+            </w:r>
+            <w:proofErr w:type="spellStart"/>
+            <w:r>
+              <w:t>viewer@veebase.health</w:t>
+            </w:r>
+            <w:proofErr w:type="spellEnd"/>
+            <w:r>
+              <w:t xml:space="preserve"> / Viewer!234.</w:t>
             </w:r>
           </w:p>
         </w:tc>
@@ -327,14 +1726,13 @@
     <w:p>
       <w:pPr>
         <w:pStyle w:val="Heading2"/>
-        <w:spacing w:after="120" w:before="240"/>
-      </w:pPr>
-      <w:r>
-        <w:rPr>
-          <w:rFonts w:ascii="Calibri" w:cs="Calibri" w:eastAsia="Calibri" w:hAnsi="Calibri"/>
-        </w:rPr>
-        <w:t xml:space="preserve">1.2 The interface</w:t>
-      </w:r>
+        <w:spacing w:after="120"/>
+      </w:pPr>
+      <w:bookmarkStart w:id="3" w:name="_Toc232250716"/>
+      <w:r>
+        <w:t>1.2 The interface</w:t>
+      </w:r>
+      <w:bookmarkEnd w:id="3"/>
     </w:p>
     <w:p>
       <w:pPr>
@@ -343,20 +1741,16 @@
           <w:ilvl w:val="0"/>
           <w:numId w:val="2"/>
         </w:numPr>
-        <w:spacing w:after="80" w:line="270"/>
+        <w:spacing w:after="80" w:line="270" w:lineRule="auto"/>
       </w:pPr>
       <w:r>
         <w:rPr>
-          <w:rFonts w:ascii="Calibri" w:cs="Calibri" w:eastAsia="Calibri" w:hAnsi="Calibri"/>
           <w:b/>
           <w:bCs/>
         </w:rPr>
-        <w:t xml:space="preserve">Sidebar (left):</w:t>
-      </w:r>
-      <w:r>
-        <w:rPr>
-          <w:rFonts w:ascii="Calibri" w:cs="Calibri" w:eastAsia="Calibri" w:hAnsi="Calibri"/>
-        </w:rPr>
+        <w:t>Sidebar (left):</w:t>
+      </w:r>
+      <w:r>
         <w:t xml:space="preserve"> navigates between the ten views. On mobile it becomes a bottom navigation bar.</w:t>
       </w:r>
     </w:p>
@@ -367,21 +1761,33 @@
           <w:ilvl w:val="0"/>
           <w:numId w:val="2"/>
         </w:numPr>
-        <w:spacing w:after="80" w:line="270"/>
+        <w:spacing w:after="80" w:line="270" w:lineRule="auto"/>
       </w:pPr>
       <w:r>
         <w:rPr>
-          <w:rFonts w:ascii="Calibri" w:cs="Calibri" w:eastAsia="Calibri" w:hAnsi="Calibri"/>
           <w:b/>
           <w:bCs/>
         </w:rPr>
-        <w:t xml:space="preserve">Header (top):</w:t>
-      </w:r>
-      <w:r>
-        <w:rPr>
-          <w:rFonts w:ascii="Calibri" w:cs="Calibri" w:eastAsia="Calibri" w:hAnsi="Calibri"/>
-        </w:rPr>
-        <w:t xml:space="preserve"> global search (⌘K / Ctrl+K command palette), language toggle (English ⇄ العربية), light/dark mode, and the notification bell.</w:t>
+        <w:t>Header (top):</w:t>
+      </w:r>
+      <w:r>
+        <w:t xml:space="preserve"> global search (⌘K / </w:t>
+      </w:r>
+      <w:proofErr w:type="spellStart"/>
+      <w:r>
+        <w:t>Ctrl+K</w:t>
+      </w:r>
+      <w:proofErr w:type="spellEnd"/>
+      <w:r>
+        <w:t xml:space="preserve"> command palette), language toggle (English ⇄ </w:t>
+      </w:r>
+      <w:proofErr w:type="spellStart"/>
+      <w:r>
+        <w:t>العربية</w:t>
+      </w:r>
+      <w:proofErr w:type="spellEnd"/>
+      <w:r>
+        <w:t>), light/dark mode, and the notification bell.</w:t>
       </w:r>
     </w:p>
     <w:p>
@@ -391,474 +1797,476 @@
           <w:ilvl w:val="0"/>
           <w:numId w:val="2"/>
         </w:numPr>
-        <w:spacing w:after="80" w:line="270"/>
+        <w:spacing w:after="80" w:line="270" w:lineRule="auto"/>
       </w:pPr>
       <w:r>
         <w:rPr>
-          <w:rFonts w:ascii="Calibri" w:cs="Calibri" w:eastAsia="Calibri" w:hAnsi="Calibri"/>
           <w:b/>
           <w:bCs/>
         </w:rPr>
-        <w:t xml:space="preserve">Language &amp; direction:</w:t>
-      </w:r>
-      <w:r>
-        <w:rPr>
-          <w:rFonts w:ascii="Calibri" w:cs="Calibri" w:eastAsia="Calibri" w:hAnsi="Calibri"/>
-        </w:rPr>
+        <w:t>Language &amp; direction:</w:t>
+      </w:r>
+      <w:r>
         <w:t xml:space="preserve"> switching to Arabic flips the entire layout to right-to-left. Your choice is remembered.</w:t>
       </w:r>
     </w:p>
     <w:p>
       <w:pPr>
         <w:pStyle w:val="Heading2"/>
-        <w:spacing w:after="120" w:before="240"/>
-      </w:pPr>
-      <w:r>
-        <w:rPr>
-          <w:rFonts w:ascii="Calibri" w:cs="Calibri" w:eastAsia="Calibri" w:hAnsi="Calibri"/>
-        </w:rPr>
-        <w:t xml:space="preserve">1.3 What your role can do</w:t>
-      </w:r>
+        <w:spacing w:after="120"/>
+      </w:pPr>
+      <w:bookmarkStart w:id="4" w:name="_Toc232250717"/>
+      <w:r>
+        <w:t>1.3 What your role can do</w:t>
+      </w:r>
+      <w:bookmarkEnd w:id="4"/>
     </w:p>
     <w:tbl>
       <w:tblPr>
-        <w:tblW w:type="dxa" w:w="9360"/>
+        <w:tblW w:w="9360" w:type="dxa"/>
         <w:tblBorders>
-          <w:top w:val="single" w:color="auto" w:sz="4"/>
-          <w:left w:val="single" w:color="auto" w:sz="4"/>
-          <w:bottom w:val="single" w:color="auto" w:sz="4"/>
-          <w:right w:val="single" w:color="auto" w:sz="4"/>
-          <w:insideH w:val="single" w:color="auto" w:sz="4"/>
-          <w:insideV w:val="single" w:color="auto" w:sz="4"/>
+          <w:top w:val="single" w:sz="4" w:space="0" w:color="auto"/>
+          <w:left w:val="single" w:sz="4" w:space="0" w:color="auto"/>
+          <w:bottom w:val="single" w:sz="4" w:space="0" w:color="auto"/>
+          <w:right w:val="single" w:sz="4" w:space="0" w:color="auto"/>
+          <w:insideH w:val="single" w:sz="4" w:space="0" w:color="auto"/>
+          <w:insideV w:val="single" w:sz="4" w:space="0" w:color="auto"/>
         </w:tblBorders>
+        <w:tblCellMar>
+          <w:left w:w="10" w:type="dxa"/>
+          <w:right w:w="10" w:type="dxa"/>
+        </w:tblCellMar>
+        <w:tblLook w:val="0000" w:firstRow="0" w:lastRow="0" w:firstColumn="0" w:lastColumn="0" w:noHBand="0" w:noVBand="0"/>
       </w:tblPr>
       <w:tblGrid>
         <w:gridCol w:w="2000"/>
         <w:gridCol w:w="7360"/>
       </w:tblGrid>
       <w:tr>
+        <w:tblPrEx>
+          <w:tblCellMar>
+            <w:top w:w="0" w:type="dxa"/>
+            <w:bottom w:w="0" w:type="dxa"/>
+          </w:tblCellMar>
+        </w:tblPrEx>
         <w:trPr>
           <w:tblHeader/>
         </w:trPr>
         <w:tc>
           <w:tcPr>
-            <w:tcW w:type="dxa" w:w="2000"/>
+            <w:tcW w:w="2000" w:type="dxa"/>
             <w:tcBorders>
-              <w:top w:val="single" w:color="CBD5E1" w:sz="4"/>
-              <w:left w:val="single" w:color="CBD5E1" w:sz="4"/>
-              <w:bottom w:val="single" w:color="CBD5E1" w:sz="4"/>
-              <w:right w:val="single" w:color="CBD5E1" w:sz="4"/>
+              <w:top w:val="single" w:sz="4" w:space="0" w:color="CBD5E1"/>
+              <w:left w:val="single" w:sz="4" w:space="0" w:color="CBD5E1"/>
+              <w:bottom w:val="single" w:sz="4" w:space="0" w:color="CBD5E1"/>
+              <w:right w:val="single" w:sz="4" w:space="0" w:color="CBD5E1"/>
             </w:tcBorders>
-            <w:shd w:fill="1D6FB8" w:val="clear"/>
+            <w:shd w:val="clear" w:color="auto" w:fill="1D6FB8"/>
             <w:tcMar>
-              <w:top w:type="dxa" w:w="60"/>
-              <w:left w:type="dxa" w:w="120"/>
-              <w:bottom w:type="dxa" w:w="60"/>
-              <w:right w:type="dxa" w:w="120"/>
+              <w:top w:w="60" w:type="dxa"/>
+              <w:left w:w="120" w:type="dxa"/>
+              <w:bottom w:w="60" w:type="dxa"/>
+              <w:right w:w="120" w:type="dxa"/>
             </w:tcMar>
             <w:vAlign w:val="center"/>
           </w:tcPr>
           <w:p>
             <w:pPr>
-              <w:spacing w:after="0" w:line="264"/>
-              <w:jc w:val="left"/>
+              <w:spacing w:line="264" w:lineRule="auto"/>
             </w:pPr>
             <w:r>
               <w:rPr>
-                <w:rFonts w:ascii="Calibri" w:cs="Calibri" w:eastAsia="Calibri" w:hAnsi="Calibri"/>
                 <w:b/>
                 <w:bCs/>
                 <w:color w:val="FFFFFF"/>
                 <w:sz w:val="19"/>
                 <w:szCs w:val="19"/>
               </w:rPr>
-              <w:t xml:space="preserve">Role</w:t>
+              <w:t>Role</w:t>
             </w:r>
           </w:p>
         </w:tc>
         <w:tc>
           <w:tcPr>
-            <w:tcW w:type="dxa" w:w="7360"/>
+            <w:tcW w:w="7360" w:type="dxa"/>
             <w:tcBorders>
-              <w:top w:val="single" w:color="CBD5E1" w:sz="4"/>
-              <w:left w:val="single" w:color="CBD5E1" w:sz="4"/>
-              <w:bottom w:val="single" w:color="CBD5E1" w:sz="4"/>
-              <w:right w:val="single" w:color="CBD5E1" w:sz="4"/>
+              <w:top w:val="single" w:sz="4" w:space="0" w:color="CBD5E1"/>
+              <w:left w:val="single" w:sz="4" w:space="0" w:color="CBD5E1"/>
+              <w:bottom w:val="single" w:sz="4" w:space="0" w:color="CBD5E1"/>
+              <w:right w:val="single" w:sz="4" w:space="0" w:color="CBD5E1"/>
             </w:tcBorders>
-            <w:shd w:fill="1D6FB8" w:val="clear"/>
+            <w:shd w:val="clear" w:color="auto" w:fill="1D6FB8"/>
             <w:tcMar>
-              <w:top w:type="dxa" w:w="60"/>
-              <w:left w:type="dxa" w:w="120"/>
-              <w:bottom w:type="dxa" w:w="60"/>
-              <w:right w:type="dxa" w:w="120"/>
+              <w:top w:w="60" w:type="dxa"/>
+              <w:left w:w="120" w:type="dxa"/>
+              <w:bottom w:w="60" w:type="dxa"/>
+              <w:right w:w="120" w:type="dxa"/>
             </w:tcMar>
             <w:vAlign w:val="center"/>
           </w:tcPr>
           <w:p>
             <w:pPr>
-              <w:spacing w:after="0" w:line="264"/>
-              <w:jc w:val="left"/>
+              <w:spacing w:line="264" w:lineRule="auto"/>
             </w:pPr>
             <w:r>
               <w:rPr>
-                <w:rFonts w:ascii="Calibri" w:cs="Calibri" w:eastAsia="Calibri" w:hAnsi="Calibri"/>
                 <w:b/>
                 <w:bCs/>
                 <w:color w:val="FFFFFF"/>
                 <w:sz w:val="19"/>
                 <w:szCs w:val="19"/>
               </w:rPr>
-              <w:t xml:space="preserve">You can…</w:t>
+              <w:t>You can…</w:t>
             </w:r>
           </w:p>
         </w:tc>
       </w:tr>
       <w:tr>
+        <w:tblPrEx>
+          <w:tblCellMar>
+            <w:top w:w="0" w:type="dxa"/>
+            <w:bottom w:w="0" w:type="dxa"/>
+          </w:tblCellMar>
+        </w:tblPrEx>
         <w:tc>
           <w:tcPr>
-            <w:tcW w:type="dxa" w:w="2000"/>
+            <w:tcW w:w="2000" w:type="dxa"/>
             <w:tcBorders>
-              <w:top w:val="single" w:color="CBD5E1" w:sz="4"/>
-              <w:left w:val="single" w:color="CBD5E1" w:sz="4"/>
-              <w:bottom w:val="single" w:color="CBD5E1" w:sz="4"/>
-              <w:right w:val="single" w:color="CBD5E1" w:sz="4"/>
+              <w:top w:val="single" w:sz="4" w:space="0" w:color="CBD5E1"/>
+              <w:left w:val="single" w:sz="4" w:space="0" w:color="CBD5E1"/>
+              <w:bottom w:val="single" w:sz="4" w:space="0" w:color="CBD5E1"/>
+              <w:right w:val="single" w:sz="4" w:space="0" w:color="CBD5E1"/>
             </w:tcBorders>
-            <w:shd w:fill="FFFFFF" w:val="clear"/>
+            <w:shd w:val="clear" w:color="auto" w:fill="FFFFFF"/>
             <w:tcMar>
-              <w:top w:type="dxa" w:w="60"/>
-              <w:left w:type="dxa" w:w="120"/>
-              <w:bottom w:type="dxa" w:w="60"/>
-              <w:right w:type="dxa" w:w="120"/>
+              <w:top w:w="60" w:type="dxa"/>
+              <w:left w:w="120" w:type="dxa"/>
+              <w:bottom w:w="60" w:type="dxa"/>
+              <w:right w:w="120" w:type="dxa"/>
             </w:tcMar>
             <w:vAlign w:val="center"/>
           </w:tcPr>
           <w:p>
             <w:pPr>
-              <w:spacing w:after="0" w:line="264"/>
-              <w:jc w:val="left"/>
+              <w:spacing w:line="264" w:lineRule="auto"/>
             </w:pPr>
             <w:r>
               <w:rPr>
-                <w:rFonts w:ascii="Calibri" w:cs="Calibri" w:eastAsia="Calibri" w:hAnsi="Calibri"/>
-                <w:color w:val="1F2937"/>
                 <w:sz w:val="19"/>
                 <w:szCs w:val="19"/>
               </w:rPr>
-              <w:t xml:space="preserve">Administrator</w:t>
+              <w:t>Administrator</w:t>
             </w:r>
           </w:p>
         </w:tc>
         <w:tc>
           <w:tcPr>
-            <w:tcW w:type="dxa" w:w="7360"/>
+            <w:tcW w:w="7360" w:type="dxa"/>
             <w:tcBorders>
-              <w:top w:val="single" w:color="CBD5E1" w:sz="4"/>
-              <w:left w:val="single" w:color="CBD5E1" w:sz="4"/>
-              <w:bottom w:val="single" w:color="CBD5E1" w:sz="4"/>
-              <w:right w:val="single" w:color="CBD5E1" w:sz="4"/>
+              <w:top w:val="single" w:sz="4" w:space="0" w:color="CBD5E1"/>
+              <w:left w:val="single" w:sz="4" w:space="0" w:color="CBD5E1"/>
+              <w:bottom w:val="single" w:sz="4" w:space="0" w:color="CBD5E1"/>
+              <w:right w:val="single" w:sz="4" w:space="0" w:color="CBD5E1"/>
             </w:tcBorders>
-            <w:shd w:fill="FFFFFF" w:val="clear"/>
+            <w:shd w:val="clear" w:color="auto" w:fill="FFFFFF"/>
             <w:tcMar>
-              <w:top w:type="dxa" w:w="60"/>
-              <w:left w:type="dxa" w:w="120"/>
-              <w:bottom w:type="dxa" w:w="60"/>
-              <w:right w:type="dxa" w:w="120"/>
+              <w:top w:w="60" w:type="dxa"/>
+              <w:left w:w="120" w:type="dxa"/>
+              <w:bottom w:w="60" w:type="dxa"/>
+              <w:right w:w="120" w:type="dxa"/>
             </w:tcMar>
             <w:vAlign w:val="center"/>
           </w:tcPr>
           <w:p>
             <w:pPr>
-              <w:spacing w:after="0" w:line="264"/>
-              <w:jc w:val="left"/>
+              <w:spacing w:line="264" w:lineRule="auto"/>
             </w:pPr>
             <w:r>
               <w:rPr>
-                <w:rFonts w:ascii="Calibri" w:cs="Calibri" w:eastAsia="Calibri" w:hAnsi="Calibri"/>
-                <w:color w:val="1F2937"/>
                 <w:sz w:val="19"/>
                 <w:szCs w:val="19"/>
               </w:rPr>
-              <w:t xml:space="preserve">Everything — including managing users, API keys, and the AI provider.</w:t>
+              <w:t>Everything — including managing users, API keys, and the AI provider.</w:t>
             </w:r>
           </w:p>
         </w:tc>
       </w:tr>
       <w:tr>
+        <w:tblPrEx>
+          <w:tblCellMar>
+            <w:top w:w="0" w:type="dxa"/>
+            <w:bottom w:w="0" w:type="dxa"/>
+          </w:tblCellMar>
+        </w:tblPrEx>
         <w:tc>
           <w:tcPr>
-            <w:tcW w:type="dxa" w:w="2000"/>
+            <w:tcW w:w="2000" w:type="dxa"/>
             <w:tcBorders>
-              <w:top w:val="single" w:color="CBD5E1" w:sz="4"/>
-              <w:left w:val="single" w:color="CBD5E1" w:sz="4"/>
-              <w:bottom w:val="single" w:color="CBD5E1" w:sz="4"/>
-              <w:right w:val="single" w:color="CBD5E1" w:sz="4"/>
+              <w:top w:val="single" w:sz="4" w:space="0" w:color="CBD5E1"/>
+              <w:left w:val="single" w:sz="4" w:space="0" w:color="CBD5E1"/>
+              <w:bottom w:val="single" w:sz="4" w:space="0" w:color="CBD5E1"/>
+              <w:right w:val="single" w:sz="4" w:space="0" w:color="CBD5E1"/>
             </w:tcBorders>
-            <w:shd w:fill="F4F8FC" w:val="clear"/>
+            <w:shd w:val="clear" w:color="auto" w:fill="F4F8FC"/>
             <w:tcMar>
-              <w:top w:type="dxa" w:w="60"/>
-              <w:left w:type="dxa" w:w="120"/>
-              <w:bottom w:type="dxa" w:w="60"/>
-              <w:right w:type="dxa" w:w="120"/>
+              <w:top w:w="60" w:type="dxa"/>
+              <w:left w:w="120" w:type="dxa"/>
+              <w:bottom w:w="60" w:type="dxa"/>
+              <w:right w:w="120" w:type="dxa"/>
             </w:tcMar>
             <w:vAlign w:val="center"/>
           </w:tcPr>
           <w:p>
             <w:pPr>
-              <w:spacing w:after="0" w:line="264"/>
-              <w:jc w:val="left"/>
+              <w:spacing w:line="264" w:lineRule="auto"/>
             </w:pPr>
             <w:r>
               <w:rPr>
-                <w:rFonts w:ascii="Calibri" w:cs="Calibri" w:eastAsia="Calibri" w:hAnsi="Calibri"/>
-                <w:color w:val="1F2937"/>
                 <w:sz w:val="19"/>
                 <w:szCs w:val="19"/>
               </w:rPr>
-              <w:t xml:space="preserve">RCM Manager</w:t>
+              <w:t>RCM Manager</w:t>
             </w:r>
           </w:p>
         </w:tc>
         <w:tc>
           <w:tcPr>
-            <w:tcW w:type="dxa" w:w="7360"/>
+            <w:tcW w:w="7360" w:type="dxa"/>
             <w:tcBorders>
-              <w:top w:val="single" w:color="CBD5E1" w:sz="4"/>
-              <w:left w:val="single" w:color="CBD5E1" w:sz="4"/>
-              <w:bottom w:val="single" w:color="CBD5E1" w:sz="4"/>
-              <w:right w:val="single" w:color="CBD5E1" w:sz="4"/>
+              <w:top w:val="single" w:sz="4" w:space="0" w:color="CBD5E1"/>
+              <w:left w:val="single" w:sz="4" w:space="0" w:color="CBD5E1"/>
+              <w:bottom w:val="single" w:sz="4" w:space="0" w:color="CBD5E1"/>
+              <w:right w:val="single" w:sz="4" w:space="0" w:color="CBD5E1"/>
             </w:tcBorders>
-            <w:shd w:fill="F4F8FC" w:val="clear"/>
+            <w:shd w:val="clear" w:color="auto" w:fill="F4F8FC"/>
             <w:tcMar>
-              <w:top w:type="dxa" w:w="60"/>
-              <w:left w:type="dxa" w:w="120"/>
-              <w:bottom w:type="dxa" w:w="60"/>
-              <w:right w:type="dxa" w:w="120"/>
+              <w:top w:w="60" w:type="dxa"/>
+              <w:left w:w="120" w:type="dxa"/>
+              <w:bottom w:w="60" w:type="dxa"/>
+              <w:right w:w="120" w:type="dxa"/>
             </w:tcMar>
             <w:vAlign w:val="center"/>
           </w:tcPr>
           <w:p>
             <w:pPr>
-              <w:spacing w:after="0" w:line="264"/>
-              <w:jc w:val="left"/>
+              <w:spacing w:line="264" w:lineRule="auto"/>
             </w:pPr>
             <w:r>
               <w:rPr>
-                <w:rFonts w:ascii="Calibri" w:cs="Calibri" w:eastAsia="Calibri" w:hAnsi="Calibri"/>
-                <w:color w:val="1F2937"/>
                 <w:sz w:val="19"/>
                 <w:szCs w:val="19"/>
               </w:rPr>
-              <w:t xml:space="preserve">Process claims, approve write-offs, resolve high-severity (L4+) escalations, manage AI &amp; webhooks.</w:t>
+              <w:t>Process claims, approve write-offs, resolve high-severity (L4+) escalations, manage AI &amp; webhooks.</w:t>
             </w:r>
           </w:p>
         </w:tc>
       </w:tr>
       <w:tr>
+        <w:tblPrEx>
+          <w:tblCellMar>
+            <w:top w:w="0" w:type="dxa"/>
+            <w:bottom w:w="0" w:type="dxa"/>
+          </w:tblCellMar>
+        </w:tblPrEx>
         <w:tc>
           <w:tcPr>
-            <w:tcW w:type="dxa" w:w="2000"/>
+            <w:tcW w:w="2000" w:type="dxa"/>
             <w:tcBorders>
-              <w:top w:val="single" w:color="CBD5E1" w:sz="4"/>
-              <w:left w:val="single" w:color="CBD5E1" w:sz="4"/>
-              <w:bottom w:val="single" w:color="CBD5E1" w:sz="4"/>
-              <w:right w:val="single" w:color="CBD5E1" w:sz="4"/>
+              <w:top w:val="single" w:sz="4" w:space="0" w:color="CBD5E1"/>
+              <w:left w:val="single" w:sz="4" w:space="0" w:color="CBD5E1"/>
+              <w:bottom w:val="single" w:sz="4" w:space="0" w:color="CBD5E1"/>
+              <w:right w:val="single" w:sz="4" w:space="0" w:color="CBD5E1"/>
             </w:tcBorders>
-            <w:shd w:fill="FFFFFF" w:val="clear"/>
+            <w:shd w:val="clear" w:color="auto" w:fill="FFFFFF"/>
             <w:tcMar>
-              <w:top w:type="dxa" w:w="60"/>
-              <w:left w:type="dxa" w:w="120"/>
-              <w:bottom w:type="dxa" w:w="60"/>
-              <w:right w:type="dxa" w:w="120"/>
+              <w:top w:w="60" w:type="dxa"/>
+              <w:left w:w="120" w:type="dxa"/>
+              <w:bottom w:w="60" w:type="dxa"/>
+              <w:right w:w="120" w:type="dxa"/>
             </w:tcMar>
             <w:vAlign w:val="center"/>
           </w:tcPr>
           <w:p>
             <w:pPr>
-              <w:spacing w:after="0" w:line="264"/>
-              <w:jc w:val="left"/>
+              <w:spacing w:line="264" w:lineRule="auto"/>
             </w:pPr>
             <w:r>
               <w:rPr>
-                <w:rFonts w:ascii="Calibri" w:cs="Calibri" w:eastAsia="Calibri" w:hAnsi="Calibri"/>
-                <w:color w:val="1F2937"/>
                 <w:sz w:val="19"/>
                 <w:szCs w:val="19"/>
               </w:rPr>
-              <w:t xml:space="preserve">Biller</w:t>
+              <w:t>Biller</w:t>
             </w:r>
           </w:p>
         </w:tc>
         <w:tc>
           <w:tcPr>
-            <w:tcW w:type="dxa" w:w="7360"/>
+            <w:tcW w:w="7360" w:type="dxa"/>
             <w:tcBorders>
-              <w:top w:val="single" w:color="CBD5E1" w:sz="4"/>
-              <w:left w:val="single" w:color="CBD5E1" w:sz="4"/>
-              <w:bottom w:val="single" w:color="CBD5E1" w:sz="4"/>
-              <w:right w:val="single" w:color="CBD5E1" w:sz="4"/>
+              <w:top w:val="single" w:sz="4" w:space="0" w:color="CBD5E1"/>
+              <w:left w:val="single" w:sz="4" w:space="0" w:color="CBD5E1"/>
+              <w:bottom w:val="single" w:sz="4" w:space="0" w:color="CBD5E1"/>
+              <w:right w:val="single" w:sz="4" w:space="0" w:color="CBD5E1"/>
             </w:tcBorders>
-            <w:shd w:fill="FFFFFF" w:val="clear"/>
+            <w:shd w:val="clear" w:color="auto" w:fill="FFFFFF"/>
             <w:tcMar>
-              <w:top w:type="dxa" w:w="60"/>
-              <w:left w:type="dxa" w:w="120"/>
-              <w:bottom w:type="dxa" w:w="60"/>
-              <w:right w:type="dxa" w:w="120"/>
+              <w:top w:w="60" w:type="dxa"/>
+              <w:left w:w="120" w:type="dxa"/>
+              <w:bottom w:w="60" w:type="dxa"/>
+              <w:right w:w="120" w:type="dxa"/>
             </w:tcMar>
             <w:vAlign w:val="center"/>
           </w:tcPr>
           <w:p>
             <w:pPr>
-              <w:spacing w:after="0" w:line="264"/>
-              <w:jc w:val="left"/>
+              <w:spacing w:line="264" w:lineRule="auto"/>
             </w:pPr>
             <w:r>
               <w:rPr>
-                <w:rFonts w:ascii="Calibri" w:cs="Calibri" w:eastAsia="Calibri" w:hAnsi="Calibri"/>
-                <w:color w:val="1F2937"/>
                 <w:sz w:val="19"/>
                 <w:szCs w:val="19"/>
               </w:rPr>
-              <w:t xml:space="preserve">Create and process claims; acknowledge and resolve standard escalations.</w:t>
+              <w:t>Create and process claims; acknowledge and resolve standard escalations.</w:t>
             </w:r>
           </w:p>
         </w:tc>
       </w:tr>
       <w:tr>
+        <w:tblPrEx>
+          <w:tblCellMar>
+            <w:top w:w="0" w:type="dxa"/>
+            <w:bottom w:w="0" w:type="dxa"/>
+          </w:tblCellMar>
+        </w:tblPrEx>
         <w:tc>
           <w:tcPr>
-            <w:tcW w:type="dxa" w:w="2000"/>
+            <w:tcW w:w="2000" w:type="dxa"/>
             <w:tcBorders>
-              <w:top w:val="single" w:color="CBD5E1" w:sz="4"/>
-              <w:left w:val="single" w:color="CBD5E1" w:sz="4"/>
-              <w:bottom w:val="single" w:color="CBD5E1" w:sz="4"/>
-              <w:right w:val="single" w:color="CBD5E1" w:sz="4"/>
+              <w:top w:val="single" w:sz="4" w:space="0" w:color="CBD5E1"/>
+              <w:left w:val="single" w:sz="4" w:space="0" w:color="CBD5E1"/>
+              <w:bottom w:val="single" w:sz="4" w:space="0" w:color="CBD5E1"/>
+              <w:right w:val="single" w:sz="4" w:space="0" w:color="CBD5E1"/>
             </w:tcBorders>
-            <w:shd w:fill="F4F8FC" w:val="clear"/>
+            <w:shd w:val="clear" w:color="auto" w:fill="F4F8FC"/>
             <w:tcMar>
-              <w:top w:type="dxa" w:w="60"/>
-              <w:left w:type="dxa" w:w="120"/>
-              <w:bottom w:type="dxa" w:w="60"/>
-              <w:right w:type="dxa" w:w="120"/>
+              <w:top w:w="60" w:type="dxa"/>
+              <w:left w:w="120" w:type="dxa"/>
+              <w:bottom w:w="60" w:type="dxa"/>
+              <w:right w:w="120" w:type="dxa"/>
             </w:tcMar>
             <w:vAlign w:val="center"/>
           </w:tcPr>
           <w:p>
             <w:pPr>
-              <w:spacing w:after="0" w:line="264"/>
-              <w:jc w:val="left"/>
+              <w:spacing w:line="264" w:lineRule="auto"/>
             </w:pPr>
             <w:r>
               <w:rPr>
-                <w:rFonts w:ascii="Calibri" w:cs="Calibri" w:eastAsia="Calibri" w:hAnsi="Calibri"/>
-                <w:color w:val="1F2937"/>
                 <w:sz w:val="19"/>
                 <w:szCs w:val="19"/>
               </w:rPr>
-              <w:t xml:space="preserve">Compliance</w:t>
+              <w:t>Compliance</w:t>
             </w:r>
           </w:p>
         </w:tc>
         <w:tc>
           <w:tcPr>
-            <w:tcW w:type="dxa" w:w="7360"/>
+            <w:tcW w:w="7360" w:type="dxa"/>
             <w:tcBorders>
-              <w:top w:val="single" w:color="CBD5E1" w:sz="4"/>
-              <w:left w:val="single" w:color="CBD5E1" w:sz="4"/>
-              <w:bottom w:val="single" w:color="CBD5E1" w:sz="4"/>
-              <w:right w:val="single" w:color="CBD5E1" w:sz="4"/>
+              <w:top w:val="single" w:sz="4" w:space="0" w:color="CBD5E1"/>
+              <w:left w:val="single" w:sz="4" w:space="0" w:color="CBD5E1"/>
+              <w:bottom w:val="single" w:sz="4" w:space="0" w:color="CBD5E1"/>
+              <w:right w:val="single" w:sz="4" w:space="0" w:color="CBD5E1"/>
             </w:tcBorders>
-            <w:shd w:fill="F4F8FC" w:val="clear"/>
+            <w:shd w:val="clear" w:color="auto" w:fill="F4F8FC"/>
             <w:tcMar>
-              <w:top w:type="dxa" w:w="60"/>
-              <w:left w:type="dxa" w:w="120"/>
-              <w:bottom w:type="dxa" w:w="60"/>
-              <w:right w:type="dxa" w:w="120"/>
+              <w:top w:w="60" w:type="dxa"/>
+              <w:left w:w="120" w:type="dxa"/>
+              <w:bottom w:w="60" w:type="dxa"/>
+              <w:right w:w="120" w:type="dxa"/>
             </w:tcMar>
             <w:vAlign w:val="center"/>
           </w:tcPr>
           <w:p>
             <w:pPr>
-              <w:spacing w:after="0" w:line="264"/>
-              <w:jc w:val="left"/>
+              <w:spacing w:line="264" w:lineRule="auto"/>
             </w:pPr>
             <w:r>
               <w:rPr>
-                <w:rFonts w:ascii="Calibri" w:cs="Calibri" w:eastAsia="Calibri" w:hAnsi="Calibri"/>
-                <w:color w:val="1F2937"/>
                 <w:sz w:val="19"/>
                 <w:szCs w:val="19"/>
               </w:rPr>
-              <w:t xml:space="preserve">View the audit trail and resolve high-severity escalations.</w:t>
+              <w:t>View the audit trail and resolve high-severity escalations.</w:t>
             </w:r>
           </w:p>
         </w:tc>
       </w:tr>
       <w:tr>
+        <w:tblPrEx>
+          <w:tblCellMar>
+            <w:top w:w="0" w:type="dxa"/>
+            <w:bottom w:w="0" w:type="dxa"/>
+          </w:tblCellMar>
+        </w:tblPrEx>
         <w:tc>
           <w:tcPr>
-            <w:tcW w:type="dxa" w:w="2000"/>
+            <w:tcW w:w="2000" w:type="dxa"/>
             <w:tcBorders>
-              <w:top w:val="single" w:color="CBD5E1" w:sz="4"/>
-              <w:left w:val="single" w:color="CBD5E1" w:sz="4"/>
-              <w:bottom w:val="single" w:color="CBD5E1" w:sz="4"/>
-              <w:right w:val="single" w:color="CBD5E1" w:sz="4"/>
+              <w:top w:val="single" w:sz="4" w:space="0" w:color="CBD5E1"/>
+              <w:left w:val="single" w:sz="4" w:space="0" w:color="CBD5E1"/>
+              <w:bottom w:val="single" w:sz="4" w:space="0" w:color="CBD5E1"/>
+              <w:right w:val="single" w:sz="4" w:space="0" w:color="CBD5E1"/>
             </w:tcBorders>
-            <w:shd w:fill="FFFFFF" w:val="clear"/>
+            <w:shd w:val="clear" w:color="auto" w:fill="FFFFFF"/>
             <w:tcMar>
-              <w:top w:type="dxa" w:w="60"/>
-              <w:left w:type="dxa" w:w="120"/>
-              <w:bottom w:type="dxa" w:w="60"/>
-              <w:right w:type="dxa" w:w="120"/>
+              <w:top w:w="60" w:type="dxa"/>
+              <w:left w:w="120" w:type="dxa"/>
+              <w:bottom w:w="60" w:type="dxa"/>
+              <w:right w:w="120" w:type="dxa"/>
             </w:tcMar>
             <w:vAlign w:val="center"/>
           </w:tcPr>
           <w:p>
             <w:pPr>
-              <w:spacing w:after="0" w:line="264"/>
-              <w:jc w:val="left"/>
+              <w:spacing w:line="264" w:lineRule="auto"/>
             </w:pPr>
             <w:r>
               <w:rPr>
-                <w:rFonts w:ascii="Calibri" w:cs="Calibri" w:eastAsia="Calibri" w:hAnsi="Calibri"/>
-                <w:color w:val="1F2937"/>
                 <w:sz w:val="19"/>
                 <w:szCs w:val="19"/>
               </w:rPr>
-              <w:t xml:space="preserve">Viewer</w:t>
+              <w:t>Viewer</w:t>
             </w:r>
           </w:p>
         </w:tc>
         <w:tc>
           <w:tcPr>
-            <w:tcW w:type="dxa" w:w="7360"/>
+            <w:tcW w:w="7360" w:type="dxa"/>
             <w:tcBorders>
-              <w:top w:val="single" w:color="CBD5E1" w:sz="4"/>
-              <w:left w:val="single" w:color="CBD5E1" w:sz="4"/>
-              <w:bottom w:val="single" w:color="CBD5E1" w:sz="4"/>
-              <w:right w:val="single" w:color="CBD5E1" w:sz="4"/>
+              <w:top w:val="single" w:sz="4" w:space="0" w:color="CBD5E1"/>
+              <w:left w:val="single" w:sz="4" w:space="0" w:color="CBD5E1"/>
+              <w:bottom w:val="single" w:sz="4" w:space="0" w:color="CBD5E1"/>
+              <w:right w:val="single" w:sz="4" w:space="0" w:color="CBD5E1"/>
             </w:tcBorders>
-            <w:shd w:fill="FFFFFF" w:val="clear"/>
+            <w:shd w:val="clear" w:color="auto" w:fill="FFFFFF"/>
             <w:tcMar>
-              <w:top w:type="dxa" w:w="60"/>
-              <w:left w:type="dxa" w:w="120"/>
-              <w:bottom w:type="dxa" w:w="60"/>
-              <w:right w:type="dxa" w:w="120"/>
+              <w:top w:w="60" w:type="dxa"/>
+              <w:left w:w="120" w:type="dxa"/>
+              <w:bottom w:w="60" w:type="dxa"/>
+              <w:right w:w="120" w:type="dxa"/>
             </w:tcMar>
             <w:vAlign w:val="center"/>
           </w:tcPr>
           <w:p>
             <w:pPr>
-              <w:spacing w:after="0" w:line="264"/>
-              <w:jc w:val="left"/>
+              <w:spacing w:line="264" w:lineRule="auto"/>
             </w:pPr>
             <w:r>
               <w:rPr>
-                <w:rFonts w:ascii="Calibri" w:cs="Calibri" w:eastAsia="Calibri" w:hAnsi="Calibri"/>
-                <w:color w:val="1F2937"/>
                 <w:sz w:val="19"/>
                 <w:szCs w:val="19"/>
               </w:rPr>
-              <w:t xml:space="preserve">Read-only access to claims.</w:t>
+              <w:t>Read-only access to claims.</w:t>
             </w:r>
           </w:p>
         </w:tc>
@@ -866,14 +2274,19 @@
     </w:tbl>
     <w:p>
       <w:pPr>
-        <w:spacing w:after="140" w:line="276"/>
+        <w:spacing w:after="140" w:line="276" w:lineRule="auto"/>
         <w:jc w:val="both"/>
       </w:pPr>
       <w:r>
-        <w:rPr>
-          <w:rFonts w:ascii="Calibri" w:cs="Calibri" w:eastAsia="Calibri" w:hAnsi="Calibri"/>
-        </w:rPr>
-        <w:t xml:space="preserve">Controls you are not permitted to use appear disabled. The server enforces the same rules, so nothing is bypassable from the interface.</w:t>
+        <w:t xml:space="preserve">Controls you are not permitted to use appear disabled. The server enforces the same rules, so nothing is </w:t>
+      </w:r>
+      <w:proofErr w:type="spellStart"/>
+      <w:r>
+        <w:t>bypassable</w:t>
+      </w:r>
+      <w:proofErr w:type="spellEnd"/>
+      <w:r>
+        <w:t xml:space="preserve"> from the interface.</w:t>
       </w:r>
     </w:p>
     <w:p>
@@ -884,85 +2297,72 @@
     <w:p>
       <w:pPr>
         <w:pStyle w:val="Heading1"/>
-        <w:spacing w:after="160" w:before="320"/>
-      </w:pPr>
-      <w:r>
-        <w:rPr>
-          <w:rFonts w:ascii="Calibri" w:cs="Calibri" w:eastAsia="Calibri" w:hAnsi="Calibri"/>
-        </w:rPr>
-        <w:t xml:space="preserve">2. The Views</w:t>
-      </w:r>
+      </w:pPr>
+      <w:bookmarkStart w:id="5" w:name="_Toc232250718"/>
+      <w:r>
+        <w:lastRenderedPageBreak/>
+        <w:t>2. The Views</w:t>
+      </w:r>
+      <w:bookmarkEnd w:id="5"/>
     </w:p>
     <w:p>
       <w:pPr>
         <w:pStyle w:val="Heading2"/>
-        <w:spacing w:after="120" w:before="240"/>
-      </w:pPr>
-      <w:r>
-        <w:rPr>
-          <w:rFonts w:ascii="Calibri" w:cs="Calibri" w:eastAsia="Calibri" w:hAnsi="Calibri"/>
-        </w:rPr>
-        <w:t xml:space="preserve">2.1 Dashboard</w:t>
-      </w:r>
-    </w:p>
-    <w:p>
-      <w:pPr>
-        <w:spacing w:after="140" w:line="276"/>
+        <w:spacing w:after="120"/>
+      </w:pPr>
+      <w:bookmarkStart w:id="6" w:name="_Toc232250719"/>
+      <w:r>
+        <w:t>2.1 Dashboard</w:t>
+      </w:r>
+      <w:bookmarkEnd w:id="6"/>
+    </w:p>
+    <w:p>
+      <w:pPr>
+        <w:spacing w:after="140" w:line="276" w:lineRule="auto"/>
         <w:jc w:val="both"/>
       </w:pPr>
       <w:r>
-        <w:rPr>
-          <w:rFonts w:ascii="Calibri" w:cs="Calibri" w:eastAsia="Calibri" w:hAnsi="Calibri"/>
-        </w:rPr>
-        <w:t xml:space="preserve">Your landing page. Shows live KPI cards, the status of all 12 agents, the claim pipeline by stage, the Human-in-the-Loop (HITL) gate matrix, and a real-time activity feed. Use it for an at-a-glance health check of the revenue cycle.</w:t>
+        <w:t>Your landing page. Shows live KPI cards, the status of all 12 agents, the claim pipeline by stage, the Human-in-the-Loop (HITL) gate matrix, and a real-time activity feed. Use it for an at-a-glance health check of the revenue cycle.</w:t>
       </w:r>
     </w:p>
     <w:p>
       <w:pPr>
         <w:pStyle w:val="Heading2"/>
-        <w:spacing w:after="120" w:before="240"/>
-      </w:pPr>
-      <w:r>
-        <w:rPr>
-          <w:rFonts w:ascii="Calibri" w:cs="Calibri" w:eastAsia="Calibri" w:hAnsi="Calibri"/>
-        </w:rPr>
-        <w:t xml:space="preserve">2.2 Agents</w:t>
-      </w:r>
-    </w:p>
-    <w:p>
-      <w:pPr>
-        <w:spacing w:after="140" w:line="276"/>
+        <w:spacing w:after="120"/>
+      </w:pPr>
+      <w:bookmarkStart w:id="7" w:name="_Toc232250720"/>
+      <w:r>
+        <w:t>2.2 Agents</w:t>
+      </w:r>
+      <w:bookmarkEnd w:id="7"/>
+    </w:p>
+    <w:p>
+      <w:pPr>
+        <w:spacing w:after="140" w:line="276" w:lineRule="auto"/>
         <w:jc w:val="both"/>
       </w:pPr>
       <w:r>
-        <w:rPr>
-          <w:rFonts w:ascii="Calibri" w:cs="Calibri" w:eastAsia="Calibri" w:hAnsi="Calibri"/>
-        </w:rPr>
-        <w:t xml:space="preserve">Displays the 12 agents grouped by category (Linear, Sentinel, Knowledge, Analytics). Click any agent to open a detail panel with its description, status, and processing metrics (claims processed, active claims, average time, errors).</w:t>
+        <w:t>Displays the 12 agents grouped by category (Linear, Sentinel, Knowledge, Analytics). Click any agent to open a detail panel with its description, status, and processing metrics (claims processed, active claims, average time, errors).</w:t>
       </w:r>
     </w:p>
     <w:p>
       <w:pPr>
         <w:pStyle w:val="Heading2"/>
-        <w:spacing w:after="120" w:before="240"/>
-      </w:pPr>
-      <w:r>
-        <w:rPr>
-          <w:rFonts w:ascii="Calibri" w:cs="Calibri" w:eastAsia="Calibri" w:hAnsi="Calibri"/>
-        </w:rPr>
-        <w:t xml:space="preserve">2.3 Claims</w:t>
-      </w:r>
-    </w:p>
-    <w:p>
-      <w:pPr>
-        <w:spacing w:after="140" w:line="276"/>
+        <w:spacing w:after="120"/>
+      </w:pPr>
+      <w:bookmarkStart w:id="8" w:name="_Toc232250721"/>
+      <w:r>
+        <w:t>2.3 Claims</w:t>
+      </w:r>
+      <w:bookmarkEnd w:id="8"/>
+    </w:p>
+    <w:p>
+      <w:pPr>
+        <w:spacing w:after="140" w:line="276" w:lineRule="auto"/>
         <w:jc w:val="both"/>
       </w:pPr>
       <w:r>
-        <w:rPr>
-          <w:rFonts w:ascii="Calibri" w:cs="Calibri" w:eastAsia="Calibri" w:hAnsi="Calibri"/>
-        </w:rPr>
-        <w:t xml:space="preserve">The claim pipeline. Search by claim number, patient or payer, and filter by status. Click a claim to open its detail panel, which includes:</w:t>
+        <w:t>The claim pipeline. Search by claim number, patient or payer, and filter by status. Click a claim to open its detail panel, which includes:</w:t>
       </w:r>
     </w:p>
     <w:p>
@@ -972,35 +2372,27 @@
           <w:ilvl w:val="0"/>
           <w:numId w:val="2"/>
         </w:numPr>
-        <w:spacing w:after="80" w:line="270"/>
+        <w:spacing w:after="80" w:line="270" w:lineRule="auto"/>
       </w:pPr>
       <w:r>
         <w:rPr>
-          <w:rFonts w:ascii="Calibri" w:cs="Calibri" w:eastAsia="Calibri" w:hAnsi="Calibri"/>
           <w:b/>
           <w:bCs/>
         </w:rPr>
-        <w:t xml:space="preserve">Financial summary</w:t>
+        <w:t>Financial summary</w:t>
+      </w:r>
+      <w:r>
+        <w:t xml:space="preserve"> (billed, paid, patient responsibility) and </w:t>
       </w:r>
       <w:r>
         <w:rPr>
-          <w:rFonts w:ascii="Calibri" w:cs="Calibri" w:eastAsia="Calibri" w:hAnsi="Calibri"/>
-        </w:rPr>
-        <w:t xml:space="preserve"> (billed, paid, patient responsibility) and </w:t>
-      </w:r>
-      <w:r>
-        <w:rPr>
-          <w:rFonts w:ascii="Calibri" w:cs="Calibri" w:eastAsia="Calibri" w:hAnsi="Calibri"/>
           <w:b/>
           <w:bCs/>
         </w:rPr>
-        <w:t xml:space="preserve">workflow progress</w:t>
-      </w:r>
-      <w:r>
-        <w:rPr>
-          <w:rFonts w:ascii="Calibri" w:cs="Calibri" w:eastAsia="Calibri" w:hAnsi="Calibri"/>
-        </w:rPr>
-        <w:t xml:space="preserve">.</w:t>
+        <w:t>workflow progress</w:t>
+      </w:r>
+      <w:r>
+        <w:t>.</w:t>
       </w:r>
     </w:p>
     <w:p>
@@ -1010,34 +2402,26 @@
           <w:ilvl w:val="0"/>
           <w:numId w:val="2"/>
         </w:numPr>
-        <w:spacing w:after="80" w:line="270"/>
+        <w:spacing w:after="80" w:line="270" w:lineRule="auto"/>
       </w:pPr>
       <w:r>
         <w:rPr>
-          <w:rFonts w:ascii="Calibri" w:cs="Calibri" w:eastAsia="Calibri" w:hAnsi="Calibri"/>
           <w:b/>
           <w:bCs/>
         </w:rPr>
-        <w:t xml:space="preserve">Readiness</w:t>
+        <w:t>Readiness</w:t>
+      </w:r>
+      <w:r>
+        <w:t xml:space="preserve"> and </w:t>
       </w:r>
       <w:r>
         <w:rPr>
-          <w:rFonts w:ascii="Calibri" w:cs="Calibri" w:eastAsia="Calibri" w:hAnsi="Calibri"/>
-        </w:rPr>
-        <w:t xml:space="preserve"> and </w:t>
-      </w:r>
-      <w:r>
-        <w:rPr>
-          <w:rFonts w:ascii="Calibri" w:cs="Calibri" w:eastAsia="Calibri" w:hAnsi="Calibri"/>
           <w:b/>
           <w:bCs/>
         </w:rPr>
-        <w:t xml:space="preserve">denial-risk</w:t>
-      </w:r>
-      <w:r>
-        <w:rPr>
-          <w:rFonts w:ascii="Calibri" w:cs="Calibri" w:eastAsia="Calibri" w:hAnsi="Calibri"/>
-        </w:rPr>
+        <w:t>denial-risk</w:t>
+      </w:r>
+      <w:r>
         <w:t xml:space="preserve"> scores.</w:t>
       </w:r>
     </w:p>
@@ -1048,20 +2432,16 @@
           <w:ilvl w:val="0"/>
           <w:numId w:val="2"/>
         </w:numPr>
-        <w:spacing w:after="80" w:line="270"/>
+        <w:spacing w:after="80" w:line="270" w:lineRule="auto"/>
       </w:pPr>
       <w:r>
         <w:rPr>
-          <w:rFonts w:ascii="Calibri" w:cs="Calibri" w:eastAsia="Calibri" w:hAnsi="Calibri"/>
           <w:b/>
           <w:bCs/>
         </w:rPr>
-        <w:t xml:space="preserve">Processing timeline</w:t>
-      </w:r>
-      <w:r>
-        <w:rPr>
-          <w:rFonts w:ascii="Calibri" w:cs="Calibri" w:eastAsia="Calibri" w:hAnsi="Calibri"/>
-        </w:rPr>
+        <w:t>Processing timeline</w:t>
+      </w:r>
+      <w:r>
         <w:t xml:space="preserve"> — each agent that touched the claim, with confidence, gate and rationale.</w:t>
       </w:r>
     </w:p>
@@ -1072,21 +2452,27 @@
           <w:ilvl w:val="0"/>
           <w:numId w:val="2"/>
         </w:numPr>
-        <w:spacing w:after="80" w:line="270"/>
+        <w:spacing w:after="80" w:line="270" w:lineRule="auto"/>
       </w:pPr>
       <w:r>
         <w:rPr>
-          <w:rFonts w:ascii="Calibri" w:cs="Calibri" w:eastAsia="Calibri" w:hAnsi="Calibri"/>
           <w:b/>
           <w:bCs/>
         </w:rPr>
-        <w:t xml:space="preserve">Run Agents</w:t>
-      </w:r>
-      <w:r>
-        <w:rPr>
-          <w:rFonts w:ascii="Calibri" w:cs="Calibri" w:eastAsia="Calibri" w:hAnsi="Calibri"/>
-        </w:rPr>
-        <w:t xml:space="preserve"> — advances the claim through the pipeline automatically until a human gate or terminal status (requires the claims.process capability).</w:t>
+        <w:t>Run Agents</w:t>
+      </w:r>
+      <w:r>
+        <w:t xml:space="preserve"> — advances the claim through the pipeline automatically until a human gate or terminal status (requires the </w:t>
+      </w:r>
+      <w:proofErr w:type="spellStart"/>
+      <w:proofErr w:type="gramStart"/>
+      <w:r>
+        <w:t>claims.process</w:t>
+      </w:r>
+      <w:proofErr w:type="spellEnd"/>
+      <w:proofErr w:type="gramEnd"/>
+      <w:r>
+        <w:t xml:space="preserve"> capability).</w:t>
       </w:r>
     </w:p>
     <w:p>
@@ -1096,47 +2482,36 @@
           <w:ilvl w:val="0"/>
           <w:numId w:val="2"/>
         </w:numPr>
-        <w:spacing w:after="80" w:line="270"/>
+        <w:spacing w:after="80" w:line="270" w:lineRule="auto"/>
       </w:pPr>
       <w:r>
         <w:rPr>
-          <w:rFonts w:ascii="Calibri" w:cs="Calibri" w:eastAsia="Calibri" w:hAnsi="Calibri"/>
           <w:b/>
           <w:bCs/>
         </w:rPr>
-        <w:t xml:space="preserve">Appeal strategies</w:t>
+        <w:t>Appeal strategies</w:t>
+      </w:r>
+      <w:r>
+        <w:t xml:space="preserve"> (for denied claims) — recommended strategies with success probability and estimated recovery; </w:t>
       </w:r>
       <w:r>
         <w:rPr>
-          <w:rFonts w:ascii="Calibri" w:cs="Calibri" w:eastAsia="Calibri" w:hAnsi="Calibri"/>
-        </w:rPr>
-        <w:t xml:space="preserve"> (for denied claims) — recommended strategies with success probability and estimated recovery; </w:t>
-      </w:r>
-      <w:r>
-        <w:rPr>
-          <w:rFonts w:ascii="Calibri" w:cs="Calibri" w:eastAsia="Calibri" w:hAnsi="Calibri"/>
           <w:b/>
           <w:bCs/>
         </w:rPr>
-        <w:t xml:space="preserve">Draft Appeal</w:t>
-      </w:r>
-      <w:r>
-        <w:rPr>
-          <w:rFonts w:ascii="Calibri" w:cs="Calibri" w:eastAsia="Calibri" w:hAnsi="Calibri"/>
-        </w:rPr>
+        <w:t>Draft Appeal</w:t>
+      </w:r>
+      <w:r>
         <w:t xml:space="preserve"> generates an appeal document.</w:t>
       </w:r>
     </w:p>
     <w:p>
       <w:pPr>
         <w:pStyle w:val="Heading3"/>
-        <w:spacing w:after="100" w:before="180"/>
-      </w:pPr>
-      <w:r>
-        <w:rPr>
-          <w:rFonts w:ascii="Calibri" w:cs="Calibri" w:eastAsia="Calibri" w:hAnsi="Calibri"/>
-        </w:rPr>
-        <w:t xml:space="preserve">Create a new claim</w:t>
+        <w:spacing w:after="100"/>
+      </w:pPr>
+      <w:r>
+        <w:t>Create a new claim</w:t>
       </w:r>
     </w:p>
     <w:p>
@@ -1146,27 +2521,20 @@
           <w:ilvl w:val="0"/>
           <w:numId w:val="3"/>
         </w:numPr>
-        <w:spacing w:after="80" w:line="270"/>
-      </w:pPr>
+        <w:spacing w:after="80" w:line="270" w:lineRule="auto"/>
+      </w:pPr>
+      <w:r>
+        <w:t xml:space="preserve">Click </w:t>
+      </w:r>
       <w:r>
         <w:rPr>
-          <w:rFonts w:ascii="Calibri" w:cs="Calibri" w:eastAsia="Calibri" w:hAnsi="Calibri"/>
-        </w:rPr>
-        <w:t xml:space="preserve">Click </w:t>
-      </w:r>
-      <w:r>
-        <w:rPr>
-          <w:rFonts w:ascii="Calibri" w:cs="Calibri" w:eastAsia="Calibri" w:hAnsi="Calibri"/>
           <w:b/>
           <w:bCs/>
         </w:rPr>
-        <w:t xml:space="preserve">New Claim</w:t>
-      </w:r>
-      <w:r>
-        <w:rPr>
-          <w:rFonts w:ascii="Calibri" w:cs="Calibri" w:eastAsia="Calibri" w:hAnsi="Calibri"/>
-        </w:rPr>
-        <w:t xml:space="preserve">.</w:t>
+        <w:t>New Claim</w:t>
+      </w:r>
+      <w:r>
+        <w:t>.</w:t>
       </w:r>
     </w:p>
     <w:p>
@@ -1176,13 +2544,10 @@
           <w:ilvl w:val="0"/>
           <w:numId w:val="3"/>
         </w:numPr>
-        <w:spacing w:after="80" w:line="270"/>
-      </w:pPr>
-      <w:r>
-        <w:rPr>
-          <w:rFonts w:ascii="Calibri" w:cs="Calibri" w:eastAsia="Calibri" w:hAnsi="Calibri"/>
-        </w:rPr>
-        <w:t xml:space="preserve">Enter patient, payer, service date, amount, and codes; the form computes readiness and denial-risk live.</w:t>
+        <w:spacing w:after="80" w:line="270" w:lineRule="auto"/>
+      </w:pPr>
+      <w:r>
+        <w:t>Enter patient, payer, service date, amount, and codes; the form computes readiness and denial-risk live.</w:t>
       </w:r>
     </w:p>
     <w:p>
@@ -1192,226 +2557,209 @@
           <w:ilvl w:val="0"/>
           <w:numId w:val="3"/>
         </w:numPr>
-        <w:spacing w:after="80" w:line="270"/>
-      </w:pPr>
+        <w:spacing w:after="80" w:line="270" w:lineRule="auto"/>
+      </w:pPr>
+      <w:r>
+        <w:t>Submit — the claim is created at the ELIGIBILITY stage and saved to the database.</w:t>
+      </w:r>
+    </w:p>
+    <w:p>
+      <w:pPr>
+        <w:pStyle w:val="Heading2"/>
+        <w:spacing w:after="120"/>
+      </w:pPr>
+      <w:bookmarkStart w:id="9" w:name="_Toc232250722"/>
+      <w:r>
+        <w:t>2.4 Ingestion Hub</w:t>
+      </w:r>
+      <w:bookmarkEnd w:id="9"/>
+    </w:p>
+    <w:p>
+      <w:pPr>
+        <w:spacing w:after="140" w:line="276" w:lineRule="auto"/>
+        <w:jc w:val="both"/>
+      </w:pPr>
+      <w:r>
+        <w:t xml:space="preserve">Turns scanned PDF claims into structured claims. Upload a PDF (or use the virtual printer / watch-folder / API integration methods), choose a hospital template (or auto-detect), and the AI vision extractor fills the fields with per-field confidence. Review and correct low-confidence fields, then </w:t>
+      </w:r>
       <w:r>
         <w:rPr>
-          <w:rFonts w:ascii="Calibri" w:cs="Calibri" w:eastAsia="Calibri" w:hAnsi="Calibri"/>
-        </w:rPr>
-        <w:t xml:space="preserve">Submit — the claim is created at the ELIGIBILITY stage and saved to the database.</w:t>
-      </w:r>
-    </w:p>
-    <w:p>
-      <w:pPr>
-        <w:pStyle w:val="Heading2"/>
-        <w:spacing w:after="120" w:before="240"/>
-      </w:pPr>
-      <w:r>
-        <w:rPr>
-          <w:rFonts w:ascii="Calibri" w:cs="Calibri" w:eastAsia="Calibri" w:hAnsi="Calibri"/>
-        </w:rPr>
-        <w:t xml:space="preserve">2.4 Ingestion Hub</w:t>
-      </w:r>
-    </w:p>
-    <w:p>
-      <w:pPr>
-        <w:spacing w:after="140" w:line="276"/>
-        <w:jc w:val="both"/>
-      </w:pPr>
-      <w:r>
-        <w:rPr>
-          <w:rFonts w:ascii="Calibri" w:cs="Calibri" w:eastAsia="Calibri" w:hAnsi="Calibri"/>
-        </w:rPr>
-        <w:t xml:space="preserve">Turns scanned PDF claims into structured claims. Upload a PDF (or use the virtual printer / watch-folder / API integration methods), choose a hospital template (or auto-detect), and the AI vision extractor fills the fields with per-field confidence. Review and correct low-confidence fields, then </w:t>
-      </w:r>
-      <w:r>
-        <w:rPr>
-          <w:rFonts w:ascii="Calibri" w:cs="Calibri" w:eastAsia="Calibri" w:hAnsi="Calibri"/>
           <w:b/>
           <w:bCs/>
         </w:rPr>
-        <w:t xml:space="preserve">Submit as Claim</w:t>
+        <w:t>Submit as Claim</w:t>
+      </w:r>
+      <w:r>
+        <w:t xml:space="preserve"> to push it into the pipeline.</w:t>
+      </w:r>
+    </w:p>
+    <w:p>
+      <w:pPr>
+        <w:pStyle w:val="Heading2"/>
+        <w:spacing w:after="120"/>
+      </w:pPr>
+      <w:bookmarkStart w:id="10" w:name="_Toc232250723"/>
+      <w:r>
+        <w:t>2.5 Escalations</w:t>
+      </w:r>
+      <w:bookmarkEnd w:id="10"/>
+    </w:p>
+    <w:p>
+      <w:pPr>
+        <w:spacing w:after="140" w:line="276" w:lineRule="auto"/>
+        <w:jc w:val="both"/>
+      </w:pPr>
+      <w:r>
+        <w:t xml:space="preserve">The 5-level escalation ladder (Front Desk → Billing → RCM Manager → Compliance → Medical Director). Filter by level. For each escalation you can </w:t>
       </w:r>
       <w:r>
         <w:rPr>
-          <w:rFonts w:ascii="Calibri" w:cs="Calibri" w:eastAsia="Calibri" w:hAnsi="Calibri"/>
-        </w:rPr>
-        <w:t xml:space="preserve"> to push it into the pipeline.</w:t>
-      </w:r>
-    </w:p>
-    <w:p>
-      <w:pPr>
-        <w:pStyle w:val="Heading2"/>
-        <w:spacing w:after="120" w:before="240"/>
-      </w:pPr>
-      <w:r>
-        <w:rPr>
-          <w:rFonts w:ascii="Calibri" w:cs="Calibri" w:eastAsia="Calibri" w:hAnsi="Calibri"/>
-        </w:rPr>
-        <w:t xml:space="preserve">2.5 Escalations</w:t>
-      </w:r>
-    </w:p>
-    <w:p>
-      <w:pPr>
-        <w:spacing w:after="140" w:line="276"/>
-        <w:jc w:val="both"/>
-      </w:pPr>
-      <w:r>
-        <w:rPr>
-          <w:rFonts w:ascii="Calibri" w:cs="Calibri" w:eastAsia="Calibri" w:hAnsi="Calibri"/>
-        </w:rPr>
-        <w:t xml:space="preserve">The 5-level escalation ladder (Front Desk → Billing → RCM Manager → Compliance → Medical Director). Filter by level. For each escalation you can </w:t>
-      </w:r>
-      <w:r>
-        <w:rPr>
-          <w:rFonts w:ascii="Calibri" w:cs="Calibri" w:eastAsia="Calibri" w:hAnsi="Calibri"/>
           <w:b/>
           <w:bCs/>
         </w:rPr>
-        <w:t xml:space="preserve">Acknowledge</w:t>
+        <w:t>Acknowledge</w:t>
+      </w:r>
+      <w:r>
+        <w:t xml:space="preserve"> (take ownership) and </w:t>
       </w:r>
       <w:r>
         <w:rPr>
-          <w:rFonts w:ascii="Calibri" w:cs="Calibri" w:eastAsia="Calibri" w:hAnsi="Calibri"/>
-        </w:rPr>
-        <w:t xml:space="preserve"> (take ownership) and </w:t>
-      </w:r>
-      <w:r>
-        <w:rPr>
-          <w:rFonts w:ascii="Calibri" w:cs="Calibri" w:eastAsia="Calibri" w:hAnsi="Calibri"/>
           <w:b/>
           <w:bCs/>
         </w:rPr>
-        <w:t xml:space="preserve">Resolve</w:t>
+        <w:t>Resolve</w:t>
+      </w:r>
+      <w:r>
+        <w:t>. Resolving a high-severity (Level 4+) escalation requires the appropriate capability. Every action is written to the audit trail.</w:t>
+      </w:r>
+    </w:p>
+    <w:p>
+      <w:pPr>
+        <w:pStyle w:val="Heading2"/>
+        <w:spacing w:after="120"/>
+      </w:pPr>
+      <w:bookmarkStart w:id="11" w:name="_Toc232250724"/>
+      <w:r>
+        <w:lastRenderedPageBreak/>
+        <w:t>2.6 Audit Trail</w:t>
+      </w:r>
+      <w:bookmarkEnd w:id="11"/>
+    </w:p>
+    <w:p>
+      <w:pPr>
+        <w:spacing w:after="140" w:line="276" w:lineRule="auto"/>
+        <w:jc w:val="both"/>
+      </w:pPr>
+      <w:r>
+        <w:t xml:space="preserve">A searchable, filterable compliance log of every action — HITL approvals/rejections, escalations, submissions, appeals, payment disputes, phase changes and agent overrides. Filter by action type, risk level or actor role; </w:t>
       </w:r>
       <w:r>
         <w:rPr>
-          <w:rFonts w:ascii="Calibri" w:cs="Calibri" w:eastAsia="Calibri" w:hAnsi="Calibri"/>
-        </w:rPr>
-        <w:t xml:space="preserve">. Resolving a high-severity (Level 4+) escalation requires the appropriate capability. Every action is written to the audit trail.</w:t>
-      </w:r>
-    </w:p>
-    <w:p>
-      <w:pPr>
-        <w:pStyle w:val="Heading2"/>
-        <w:spacing w:after="120" w:before="240"/>
-      </w:pPr>
-      <w:r>
-        <w:rPr>
-          <w:rFonts w:ascii="Calibri" w:cs="Calibri" w:eastAsia="Calibri" w:hAnsi="Calibri"/>
-        </w:rPr>
-        <w:t xml:space="preserve">2.6 Audit Trail</w:t>
-      </w:r>
-    </w:p>
-    <w:p>
-      <w:pPr>
-        <w:spacing w:after="140" w:line="276"/>
-        <w:jc w:val="both"/>
-      </w:pPr>
-      <w:r>
-        <w:rPr>
-          <w:rFonts w:ascii="Calibri" w:cs="Calibri" w:eastAsia="Calibri" w:hAnsi="Calibri"/>
-        </w:rPr>
-        <w:t xml:space="preserve">A searchable, filterable compliance log of every action — HITL approvals/rejections, escalations, submissions, appeals, payment disputes, phase changes and agent overrides. Filter by action type, risk level or actor role; </w:t>
-      </w:r>
-      <w:r>
-        <w:rPr>
-          <w:rFonts w:ascii="Calibri" w:cs="Calibri" w:eastAsia="Calibri" w:hAnsi="Calibri"/>
           <w:b/>
           <w:bCs/>
         </w:rPr>
-        <w:t xml:space="preserve">Export</w:t>
-      </w:r>
-      <w:r>
-        <w:rPr>
-          <w:rFonts w:ascii="Calibri" w:cs="Calibri" w:eastAsia="Calibri" w:hAnsi="Calibri"/>
-        </w:rPr>
-        <w:t xml:space="preserve"> to CSV for auditors. (Requires the audit.view capability.)</w:t>
+        <w:t>Export</w:t>
+      </w:r>
+      <w:r>
+        <w:t xml:space="preserve"> to CSV for auditors. (Requires the </w:t>
+      </w:r>
+      <w:proofErr w:type="spellStart"/>
+      <w:proofErr w:type="gramStart"/>
+      <w:r>
+        <w:t>audit.view</w:t>
+      </w:r>
+      <w:proofErr w:type="spellEnd"/>
+      <w:proofErr w:type="gramEnd"/>
+      <w:r>
+        <w:t xml:space="preserve"> capability.)</w:t>
       </w:r>
     </w:p>
     <w:p>
       <w:pPr>
         <w:pStyle w:val="Heading2"/>
-        <w:spacing w:after="120" w:before="240"/>
-      </w:pPr>
-      <w:r>
-        <w:rPr>
-          <w:rFonts w:ascii="Calibri" w:cs="Calibri" w:eastAsia="Calibri" w:hAnsi="Calibri"/>
-        </w:rPr>
-        <w:t xml:space="preserve">2.7 Payer Rules</w:t>
-      </w:r>
-    </w:p>
-    <w:p>
-      <w:pPr>
-        <w:spacing w:after="140" w:line="276"/>
+        <w:spacing w:after="120"/>
+      </w:pPr>
+      <w:bookmarkStart w:id="12" w:name="_Toc232250725"/>
+      <w:r>
+        <w:t>2.7 Payer Rules</w:t>
+      </w:r>
+      <w:bookmarkEnd w:id="12"/>
+    </w:p>
+    <w:p>
+      <w:pPr>
+        <w:spacing w:after="140" w:line="276" w:lineRule="auto"/>
         <w:jc w:val="both"/>
       </w:pPr>
       <w:r>
-        <w:rPr>
-          <w:rFonts w:ascii="Calibri" w:cs="Calibri" w:eastAsia="Calibri" w:hAnsi="Calibri"/>
-        </w:rPr>
-        <w:t xml:space="preserve">A queryable knowledge base of payer contract rules — fee schedules, authorisation requirements, timely-filing windows, appeal rules and coverage. Search and filter by payer and rule type; each rule shows its source and a confidence indicator.</w:t>
+        <w:t xml:space="preserve">A </w:t>
+      </w:r>
+      <w:proofErr w:type="spellStart"/>
+      <w:r>
+        <w:t>queryable</w:t>
+      </w:r>
+      <w:proofErr w:type="spellEnd"/>
+      <w:r>
+        <w:t xml:space="preserve"> knowledge base of payer contract rules — fee schedules, </w:t>
+      </w:r>
+      <w:proofErr w:type="spellStart"/>
+      <w:r>
+        <w:t>authorisation</w:t>
+      </w:r>
+      <w:proofErr w:type="spellEnd"/>
+      <w:r>
+        <w:t xml:space="preserve"> requirements, timely-filing windows, appeal rules and coverage. Search and filter by payer and rule type; each rule shows its source and a confidence indicator.</w:t>
       </w:r>
     </w:p>
     <w:p>
       <w:pPr>
         <w:pStyle w:val="Heading2"/>
-        <w:spacing w:after="120" w:before="240"/>
-      </w:pPr>
-      <w:r>
-        <w:rPr>
-          <w:rFonts w:ascii="Calibri" w:cs="Calibri" w:eastAsia="Calibri" w:hAnsi="Calibri"/>
-        </w:rPr>
-        <w:t xml:space="preserve">2.8 Analytics</w:t>
-      </w:r>
-    </w:p>
-    <w:p>
-      <w:pPr>
-        <w:spacing w:after="140" w:line="276"/>
+        <w:spacing w:after="120"/>
+      </w:pPr>
+      <w:bookmarkStart w:id="13" w:name="_Toc232250726"/>
+      <w:r>
+        <w:t>2.8 Analytics</w:t>
+      </w:r>
+      <w:bookmarkEnd w:id="13"/>
+    </w:p>
+    <w:p>
+      <w:pPr>
+        <w:spacing w:after="140" w:line="276" w:lineRule="auto"/>
         <w:jc w:val="both"/>
       </w:pPr>
       <w:r>
-        <w:rPr>
-          <w:rFonts w:ascii="Calibri" w:cs="Calibri" w:eastAsia="Calibri" w:hAnsi="Calibri"/>
-        </w:rPr>
-        <w:t xml:space="preserve">Charts and financial summaries across a selectable period (week / month / quarter): denial trends, payer mix, revenue trend, claims aging, revenue by payer, denial by reason, daily volume, an agent-performance heatmap, and root-cause narratives.</w:t>
+        <w:t>Charts and financial summaries across a selectable period (week / month / quarter): denial trends, payer mix, revenue trend, claims aging, revenue by payer, denial by reason, daily volume, an agent-performance heatmap, and root-cause narratives.</w:t>
       </w:r>
     </w:p>
     <w:p>
       <w:pPr>
         <w:pStyle w:val="Heading2"/>
-        <w:spacing w:after="120" w:before="240"/>
-      </w:pPr>
-      <w:r>
-        <w:rPr>
-          <w:rFonts w:ascii="Calibri" w:cs="Calibri" w:eastAsia="Calibri" w:hAnsi="Calibri"/>
-        </w:rPr>
-        <w:t xml:space="preserve">2.9 AI Assistant (Chat)</w:t>
-      </w:r>
-    </w:p>
-    <w:p>
-      <w:pPr>
-        <w:spacing w:after="140" w:line="276"/>
+        <w:spacing w:after="120"/>
+      </w:pPr>
+      <w:bookmarkStart w:id="14" w:name="_Toc232250727"/>
+      <w:r>
+        <w:t>2.9 AI Assistant (Chat)</w:t>
+      </w:r>
+      <w:bookmarkEnd w:id="14"/>
+    </w:p>
+    <w:p>
+      <w:pPr>
+        <w:spacing w:after="140" w:line="276" w:lineRule="auto"/>
         <w:jc w:val="both"/>
       </w:pPr>
       <w:r>
-        <w:rPr>
-          <w:rFonts w:ascii="Calibri" w:cs="Calibri" w:eastAsia="Calibri" w:hAnsi="Calibri"/>
-        </w:rPr>
-        <w:t xml:space="preserve">Ask questions in natural language about denials, AR days, agent status, escalations, KPIs and appeals. The assistant uses your configured AI provider and falls back to a built-in knowledge base if no provider is reachable, so it always responds. Responses are advisory; they never change claim data.</w:t>
+        <w:t>Ask questions in natural language about denials, AR days, agent status, escalations, KPIs and appeals. The assistant uses your configured AI provider and falls back to a built-in knowledge base if no provider is reachable, so it always responds. Responses are advisory; they never change claim data.</w:t>
       </w:r>
     </w:p>
     <w:p>
       <w:pPr>
         <w:pStyle w:val="Heading2"/>
-        <w:spacing w:after="120" w:before="240"/>
-      </w:pPr>
-      <w:r>
-        <w:rPr>
-          <w:rFonts w:ascii="Calibri" w:cs="Calibri" w:eastAsia="Calibri" w:hAnsi="Calibri"/>
-        </w:rPr>
-        <w:t xml:space="preserve">2.10 Settings</w:t>
-      </w:r>
+        <w:spacing w:after="120"/>
+      </w:pPr>
+      <w:bookmarkStart w:id="15" w:name="_Toc232250728"/>
+      <w:r>
+        <w:t>2.10 Settings</w:t>
+      </w:r>
+      <w:bookmarkEnd w:id="15"/>
     </w:p>
     <w:p>
       <w:pPr>
@@ -1420,20 +2768,16 @@
           <w:ilvl w:val="0"/>
           <w:numId w:val="2"/>
         </w:numPr>
-        <w:spacing w:after="80" w:line="270"/>
+        <w:spacing w:after="80" w:line="270" w:lineRule="auto"/>
       </w:pPr>
       <w:r>
         <w:rPr>
-          <w:rFonts w:ascii="Calibri" w:cs="Calibri" w:eastAsia="Calibri" w:hAnsi="Calibri"/>
           <w:b/>
           <w:bCs/>
         </w:rPr>
-        <w:t xml:space="preserve">System configuration:</w:t>
-      </w:r>
-      <w:r>
-        <w:rPr>
-          <w:rFonts w:ascii="Calibri" w:cs="Calibri" w:eastAsia="Calibri" w:hAnsi="Calibri"/>
-        </w:rPr>
+        <w:t>System configuration:</w:t>
+      </w:r>
+      <w:r>
         <w:t xml:space="preserve"> simulation speed, auto-refresh.</w:t>
       </w:r>
     </w:p>
@@ -1444,20 +2788,16 @@
           <w:ilvl w:val="0"/>
           <w:numId w:val="2"/>
         </w:numPr>
-        <w:spacing w:after="80" w:line="270"/>
+        <w:spacing w:after="80" w:line="270" w:lineRule="auto"/>
       </w:pPr>
       <w:r>
         <w:rPr>
-          <w:rFonts w:ascii="Calibri" w:cs="Calibri" w:eastAsia="Calibri" w:hAnsi="Calibri"/>
           <w:b/>
           <w:bCs/>
         </w:rPr>
-        <w:t xml:space="preserve">Account &amp; Access:</w:t>
-      </w:r>
-      <w:r>
-        <w:rPr>
-          <w:rFonts w:ascii="Calibri" w:cs="Calibri" w:eastAsia="Calibri" w:hAnsi="Calibri"/>
-        </w:rPr>
+        <w:t>Account &amp; Access:</w:t>
+      </w:r>
+      <w:r>
         <w:t xml:space="preserve"> your current user and role; sign out.</w:t>
       </w:r>
     </w:p>
@@ -1468,21 +2808,27 @@
           <w:ilvl w:val="0"/>
           <w:numId w:val="2"/>
         </w:numPr>
-        <w:spacing w:after="80" w:line="270"/>
+        <w:spacing w:after="80" w:line="270" w:lineRule="auto"/>
       </w:pPr>
       <w:r>
         <w:rPr>
-          <w:rFonts w:ascii="Calibri" w:cs="Calibri" w:eastAsia="Calibri" w:hAnsi="Calibri"/>
           <w:b/>
           <w:bCs/>
         </w:rPr>
-        <w:t xml:space="preserve">AI Models:</w:t>
-      </w:r>
-      <w:r>
-        <w:rPr>
-          <w:rFonts w:ascii="Calibri" w:cs="Calibri" w:eastAsia="Calibri" w:hAnsi="Calibri"/>
-        </w:rPr>
-        <w:t xml:space="preserve"> view providers, switch the active provider, and test reachability (requires ai.manage).</w:t>
+        <w:t>AI Models:</w:t>
+      </w:r>
+      <w:r>
+        <w:t xml:space="preserve"> view providers, switch the active provider, and test reachability (requires </w:t>
+      </w:r>
+      <w:proofErr w:type="spellStart"/>
+      <w:proofErr w:type="gramStart"/>
+      <w:r>
+        <w:t>ai.manage</w:t>
+      </w:r>
+      <w:proofErr w:type="spellEnd"/>
+      <w:proofErr w:type="gramEnd"/>
+      <w:r>
+        <w:t>).</w:t>
       </w:r>
     </w:p>
     <w:p>
@@ -1492,35 +2838,27 @@
           <w:ilvl w:val="0"/>
           <w:numId w:val="2"/>
         </w:numPr>
-        <w:spacing w:after="80" w:line="270"/>
+        <w:spacing w:after="80" w:line="270" w:lineRule="auto"/>
       </w:pPr>
       <w:r>
         <w:rPr>
-          <w:rFonts w:ascii="Calibri" w:cs="Calibri" w:eastAsia="Calibri" w:hAnsi="Calibri"/>
           <w:b/>
           <w:bCs/>
         </w:rPr>
-        <w:t xml:space="preserve">HITL gate rules</w:t>
+        <w:t>HITL gate rules</w:t>
+      </w:r>
+      <w:r>
+        <w:t xml:space="preserve"> and </w:t>
       </w:r>
       <w:r>
         <w:rPr>
-          <w:rFonts w:ascii="Calibri" w:cs="Calibri" w:eastAsia="Calibri" w:hAnsi="Calibri"/>
-        </w:rPr>
-        <w:t xml:space="preserve"> and </w:t>
-      </w:r>
-      <w:r>
-        <w:rPr>
-          <w:rFonts w:ascii="Calibri" w:cs="Calibri" w:eastAsia="Calibri" w:hAnsi="Calibri"/>
           <w:b/>
           <w:bCs/>
         </w:rPr>
-        <w:t xml:space="preserve">notification preferences</w:t>
-      </w:r>
-      <w:r>
-        <w:rPr>
-          <w:rFonts w:ascii="Calibri" w:cs="Calibri" w:eastAsia="Calibri" w:hAnsi="Calibri"/>
-        </w:rPr>
-        <w:t xml:space="preserve">.</w:t>
+        <w:t>notification preferences</w:t>
+      </w:r>
+      <w:r>
+        <w:t>.</w:t>
       </w:r>
     </w:p>
     <w:p>
@@ -1530,20 +2868,16 @@
           <w:ilvl w:val="0"/>
           <w:numId w:val="2"/>
         </w:numPr>
-        <w:spacing w:after="80" w:line="270"/>
+        <w:spacing w:after="80" w:line="270" w:lineRule="auto"/>
       </w:pPr>
       <w:r>
         <w:rPr>
-          <w:rFonts w:ascii="Calibri" w:cs="Calibri" w:eastAsia="Calibri" w:hAnsi="Calibri"/>
           <w:b/>
           <w:bCs/>
         </w:rPr>
-        <w:t xml:space="preserve">Data:</w:t>
-      </w:r>
-      <w:r>
-        <w:rPr>
-          <w:rFonts w:ascii="Calibri" w:cs="Calibri" w:eastAsia="Calibri" w:hAnsi="Calibri"/>
-        </w:rPr>
+        <w:t>Data:</w:t>
+      </w:r>
+      <w:r>
         <w:t xml:space="preserve"> export claims / audit to CSV; reset demo data.</w:t>
       </w:r>
     </w:p>
@@ -1555,26 +2889,24 @@
     <w:p>
       <w:pPr>
         <w:pStyle w:val="Heading1"/>
-        <w:spacing w:after="160" w:before="320"/>
-      </w:pPr>
-      <w:r>
-        <w:rPr>
-          <w:rFonts w:ascii="Calibri" w:cs="Calibri" w:eastAsia="Calibri" w:hAnsi="Calibri"/>
-        </w:rPr>
-        <w:t xml:space="preserve">3. Common Tasks</w:t>
-      </w:r>
+      </w:pPr>
+      <w:bookmarkStart w:id="16" w:name="_Toc232250729"/>
+      <w:r>
+        <w:lastRenderedPageBreak/>
+        <w:t>3. Common Tasks</w:t>
+      </w:r>
+      <w:bookmarkEnd w:id="16"/>
     </w:p>
     <w:p>
       <w:pPr>
         <w:pStyle w:val="Heading2"/>
-        <w:spacing w:after="120" w:before="240"/>
-      </w:pPr>
-      <w:r>
-        <w:rPr>
-          <w:rFonts w:ascii="Calibri" w:cs="Calibri" w:eastAsia="Calibri" w:hAnsi="Calibri"/>
-        </w:rPr>
-        <w:t xml:space="preserve">3.1 Work the exceptions queue (Biller)</w:t>
-      </w:r>
+        <w:spacing w:after="120"/>
+      </w:pPr>
+      <w:bookmarkStart w:id="17" w:name="_Toc232250730"/>
+      <w:r>
+        <w:t>3.1 Work the exceptions queue (Biller)</w:t>
+      </w:r>
+      <w:bookmarkEnd w:id="17"/>
     </w:p>
     <w:p>
       <w:pPr>
@@ -1583,26 +2915,19 @@
           <w:ilvl w:val="0"/>
           <w:numId w:val="3"/>
         </w:numPr>
-        <w:spacing w:after="80" w:line="270"/>
-      </w:pPr>
+        <w:spacing w:after="80" w:line="270" w:lineRule="auto"/>
+      </w:pPr>
+      <w:r>
+        <w:t xml:space="preserve">Open </w:t>
+      </w:r>
       <w:r>
         <w:rPr>
-          <w:rFonts w:ascii="Calibri" w:cs="Calibri" w:eastAsia="Calibri" w:hAnsi="Calibri"/>
-        </w:rPr>
-        <w:t xml:space="preserve">Open </w:t>
-      </w:r>
-      <w:r>
-        <w:rPr>
-          <w:rFonts w:ascii="Calibri" w:cs="Calibri" w:eastAsia="Calibri" w:hAnsi="Calibri"/>
           <w:b/>
           <w:bCs/>
         </w:rPr>
-        <w:t xml:space="preserve">Claims</w:t>
-      </w:r>
-      <w:r>
-        <w:rPr>
-          <w:rFonts w:ascii="Calibri" w:cs="Calibri" w:eastAsia="Calibri" w:hAnsi="Calibri"/>
-        </w:rPr>
+        <w:t>Claims</w:t>
+      </w:r>
+      <w:r>
         <w:t xml:space="preserve"> and filter to claims needing review.</w:t>
       </w:r>
     </w:p>
@@ -1613,13 +2938,18 @@
           <w:ilvl w:val="0"/>
           <w:numId w:val="3"/>
         </w:numPr>
-        <w:spacing w:after="80" w:line="270"/>
-      </w:pPr>
-      <w:r>
-        <w:rPr>
-          <w:rFonts w:ascii="Calibri" w:cs="Calibri" w:eastAsia="Calibri" w:hAnsi="Calibri"/>
-        </w:rPr>
-        <w:t xml:space="preserve">Open a paused claim; read the processing timeline to see why it stopped (e.g. missing prior authorisation).</w:t>
+        <w:spacing w:after="80" w:line="270" w:lineRule="auto"/>
+      </w:pPr>
+      <w:r>
+        <w:t xml:space="preserve">Open a paused claim; read the processing timeline to see why it stopped (e.g. missing prior </w:t>
+      </w:r>
+      <w:proofErr w:type="spellStart"/>
+      <w:r>
+        <w:t>authorisation</w:t>
+      </w:r>
+      <w:proofErr w:type="spellEnd"/>
+      <w:r>
+        <w:t>).</w:t>
       </w:r>
     </w:p>
     <w:p>
@@ -1629,13 +2959,10 @@
           <w:ilvl w:val="0"/>
           <w:numId w:val="3"/>
         </w:numPr>
-        <w:spacing w:after="80" w:line="270"/>
-      </w:pPr>
-      <w:r>
-        <w:rPr>
-          <w:rFonts w:ascii="Calibri" w:cs="Calibri" w:eastAsia="Calibri" w:hAnsi="Calibri"/>
-        </w:rPr>
-        <w:t xml:space="preserve">Supply the missing information or correct the issue.</w:t>
+        <w:spacing w:after="80" w:line="270" w:lineRule="auto"/>
+      </w:pPr>
+      <w:r>
+        <w:t>Supply the missing information or correct the issue.</w:t>
       </w:r>
     </w:p>
     <w:p>
@@ -1645,40 +2972,32 @@
           <w:ilvl w:val="0"/>
           <w:numId w:val="3"/>
         </w:numPr>
-        <w:spacing w:after="80" w:line="270"/>
-      </w:pPr>
+        <w:spacing w:after="80" w:line="270" w:lineRule="auto"/>
+      </w:pPr>
+      <w:r>
+        <w:t xml:space="preserve">Click </w:t>
+      </w:r>
       <w:r>
         <w:rPr>
-          <w:rFonts w:ascii="Calibri" w:cs="Calibri" w:eastAsia="Calibri" w:hAnsi="Calibri"/>
-        </w:rPr>
-        <w:t xml:space="preserve">Click </w:t>
-      </w:r>
-      <w:r>
-        <w:rPr>
-          <w:rFonts w:ascii="Calibri" w:cs="Calibri" w:eastAsia="Calibri" w:hAnsi="Calibri"/>
           <w:b/>
           <w:bCs/>
         </w:rPr>
-        <w:t xml:space="preserve">Run Agents</w:t>
-      </w:r>
-      <w:r>
-        <w:rPr>
-          <w:rFonts w:ascii="Calibri" w:cs="Calibri" w:eastAsia="Calibri" w:hAnsi="Calibri"/>
-        </w:rPr>
+        <w:t>Run Agents</w:t>
+      </w:r>
+      <w:r>
         <w:t xml:space="preserve"> to continue processing toward submission.</w:t>
       </w:r>
     </w:p>
     <w:p>
       <w:pPr>
         <w:pStyle w:val="Heading2"/>
-        <w:spacing w:after="120" w:before="240"/>
-      </w:pPr>
-      <w:r>
-        <w:rPr>
-          <w:rFonts w:ascii="Calibri" w:cs="Calibri" w:eastAsia="Calibri" w:hAnsi="Calibri"/>
-        </w:rPr>
-        <w:t xml:space="preserve">3.2 Handle a denial (Manager / Biller)</w:t>
-      </w:r>
+        <w:spacing w:after="120"/>
+      </w:pPr>
+      <w:bookmarkStart w:id="18" w:name="_Toc232250731"/>
+      <w:r>
+        <w:t>3.2 Handle a denial (Manager / Biller)</w:t>
+      </w:r>
+      <w:bookmarkEnd w:id="18"/>
     </w:p>
     <w:p>
       <w:pPr>
@@ -1687,27 +3006,20 @@
           <w:ilvl w:val="0"/>
           <w:numId w:val="3"/>
         </w:numPr>
-        <w:spacing w:after="80" w:line="270"/>
-      </w:pPr>
+        <w:spacing w:after="80" w:line="270" w:lineRule="auto"/>
+      </w:pPr>
+      <w:r>
+        <w:t xml:space="preserve">Open the denied claim; review the recommended </w:t>
+      </w:r>
       <w:r>
         <w:rPr>
-          <w:rFonts w:ascii="Calibri" w:cs="Calibri" w:eastAsia="Calibri" w:hAnsi="Calibri"/>
-        </w:rPr>
-        <w:t xml:space="preserve">Open the denied claim; review the recommended </w:t>
-      </w:r>
-      <w:r>
-        <w:rPr>
-          <w:rFonts w:ascii="Calibri" w:cs="Calibri" w:eastAsia="Calibri" w:hAnsi="Calibri"/>
           <w:b/>
           <w:bCs/>
         </w:rPr>
-        <w:t xml:space="preserve">Appeal strategies</w:t>
-      </w:r>
-      <w:r>
-        <w:rPr>
-          <w:rFonts w:ascii="Calibri" w:cs="Calibri" w:eastAsia="Calibri" w:hAnsi="Calibri"/>
-        </w:rPr>
-        <w:t xml:space="preserve">.</w:t>
+        <w:t>Appeal strategies</w:t>
+      </w:r>
+      <w:r>
+        <w:t>.</w:t>
       </w:r>
     </w:p>
     <w:p>
@@ -1717,26 +3029,19 @@
           <w:ilvl w:val="0"/>
           <w:numId w:val="3"/>
         </w:numPr>
-        <w:spacing w:after="80" w:line="270"/>
-      </w:pPr>
+        <w:spacing w:after="80" w:line="270" w:lineRule="auto"/>
+      </w:pPr>
+      <w:r>
+        <w:t xml:space="preserve">Click </w:t>
+      </w:r>
       <w:r>
         <w:rPr>
-          <w:rFonts w:ascii="Calibri" w:cs="Calibri" w:eastAsia="Calibri" w:hAnsi="Calibri"/>
-        </w:rPr>
-        <w:t xml:space="preserve">Click </w:t>
-      </w:r>
-      <w:r>
-        <w:rPr>
-          <w:rFonts w:ascii="Calibri" w:cs="Calibri" w:eastAsia="Calibri" w:hAnsi="Calibri"/>
           <w:b/>
           <w:bCs/>
         </w:rPr>
-        <w:t xml:space="preserve">Draft Appeal</w:t>
-      </w:r>
-      <w:r>
-        <w:rPr>
-          <w:rFonts w:ascii="Calibri" w:cs="Calibri" w:eastAsia="Calibri" w:hAnsi="Calibri"/>
-        </w:rPr>
+        <w:t>Draft Appeal</w:t>
+      </w:r>
+      <w:r>
         <w:t xml:space="preserve"> on the chosen strategy to generate the appeal document.</w:t>
       </w:r>
     </w:p>
@@ -1747,26 +3052,22 @@
           <w:ilvl w:val="0"/>
           <w:numId w:val="3"/>
         </w:numPr>
-        <w:spacing w:after="80" w:line="270"/>
-      </w:pPr>
-      <w:r>
-        <w:rPr>
-          <w:rFonts w:ascii="Calibri" w:cs="Calibri" w:eastAsia="Calibri" w:hAnsi="Calibri"/>
-        </w:rPr>
-        <w:t xml:space="preserve">If the claim is not worth appealing, a write-off is proposed — but only a Manager/Admin can approve it.</w:t>
+        <w:spacing w:after="80" w:line="270" w:lineRule="auto"/>
+      </w:pPr>
+      <w:r>
+        <w:t>If the claim is not worth appealing, a write-off is proposed — but only a Manager/Admin can approve it.</w:t>
       </w:r>
     </w:p>
     <w:p>
       <w:pPr>
         <w:pStyle w:val="Heading2"/>
-        <w:spacing w:after="120" w:before="240"/>
-      </w:pPr>
-      <w:r>
-        <w:rPr>
-          <w:rFonts w:ascii="Calibri" w:cs="Calibri" w:eastAsia="Calibri" w:hAnsi="Calibri"/>
-        </w:rPr>
-        <w:t xml:space="preserve">3.3 Switch the AI provider (Admin / Manager)</w:t>
-      </w:r>
+        <w:spacing w:after="120"/>
+      </w:pPr>
+      <w:bookmarkStart w:id="19" w:name="_Toc232250732"/>
+      <w:r>
+        <w:t>3.3 Switch the AI provider (Admin / Manager)</w:t>
+      </w:r>
+      <w:bookmarkEnd w:id="19"/>
     </w:p>
     <w:p>
       <w:pPr>
@@ -1775,27 +3076,20 @@
           <w:ilvl w:val="0"/>
           <w:numId w:val="3"/>
         </w:numPr>
-        <w:spacing w:after="80" w:line="270"/>
-      </w:pPr>
+        <w:spacing w:after="80" w:line="270" w:lineRule="auto"/>
+      </w:pPr>
+      <w:r>
+        <w:t xml:space="preserve">Go to </w:t>
+      </w:r>
       <w:r>
         <w:rPr>
-          <w:rFonts w:ascii="Calibri" w:cs="Calibri" w:eastAsia="Calibri" w:hAnsi="Calibri"/>
-        </w:rPr>
-        <w:t xml:space="preserve">Go to </w:t>
-      </w:r>
-      <w:r>
-        <w:rPr>
-          <w:rFonts w:ascii="Calibri" w:cs="Calibri" w:eastAsia="Calibri" w:hAnsi="Calibri"/>
           <w:b/>
           <w:bCs/>
         </w:rPr>
-        <w:t xml:space="preserve">Settings → AI Models</w:t>
-      </w:r>
-      <w:r>
-        <w:rPr>
-          <w:rFonts w:ascii="Calibri" w:cs="Calibri" w:eastAsia="Calibri" w:hAnsi="Calibri"/>
-        </w:rPr>
-        <w:t xml:space="preserve">.</w:t>
+        <w:t>Settings → AI Models</w:t>
+      </w:r>
+      <w:r>
+        <w:t>.</w:t>
       </w:r>
     </w:p>
     <w:p>
@@ -1805,26 +3099,19 @@
           <w:ilvl w:val="0"/>
           <w:numId w:val="3"/>
         </w:numPr>
-        <w:spacing w:after="80" w:line="270"/>
-      </w:pPr>
+        <w:spacing w:after="80" w:line="270" w:lineRule="auto"/>
+      </w:pPr>
+      <w:r>
+        <w:t xml:space="preserve">Click </w:t>
+      </w:r>
       <w:r>
         <w:rPr>
-          <w:rFonts w:ascii="Calibri" w:cs="Calibri" w:eastAsia="Calibri" w:hAnsi="Calibri"/>
-        </w:rPr>
-        <w:t xml:space="preserve">Click </w:t>
-      </w:r>
-      <w:r>
-        <w:rPr>
-          <w:rFonts w:ascii="Calibri" w:cs="Calibri" w:eastAsia="Calibri" w:hAnsi="Calibri"/>
           <w:b/>
           <w:bCs/>
         </w:rPr>
-        <w:t xml:space="preserve">Test</w:t>
-      </w:r>
-      <w:r>
-        <w:rPr>
-          <w:rFonts w:ascii="Calibri" w:cs="Calibri" w:eastAsia="Calibri" w:hAnsi="Calibri"/>
-        </w:rPr>
+        <w:t>Test</w:t>
+      </w:r>
+      <w:r>
         <w:t xml:space="preserve"> to verify a provider is reachable.</w:t>
       </w:r>
     </w:p>
@@ -1835,519 +3122,562 @@
           <w:ilvl w:val="0"/>
           <w:numId w:val="3"/>
         </w:numPr>
-        <w:spacing w:after="80" w:line="270"/>
-      </w:pPr>
+        <w:spacing w:after="80" w:line="270" w:lineRule="auto"/>
+      </w:pPr>
+      <w:r>
+        <w:t xml:space="preserve">Click </w:t>
+      </w:r>
       <w:r>
         <w:rPr>
-          <w:rFonts w:ascii="Calibri" w:cs="Calibri" w:eastAsia="Calibri" w:hAnsi="Calibri"/>
-        </w:rPr>
-        <w:t xml:space="preserve">Click </w:t>
-      </w:r>
-      <w:r>
-        <w:rPr>
-          <w:rFonts w:ascii="Calibri" w:cs="Calibri" w:eastAsia="Calibri" w:hAnsi="Calibri"/>
           <w:b/>
           <w:bCs/>
         </w:rPr>
-        <w:t xml:space="preserve">Set active</w:t>
+        <w:t>Set active</w:t>
+      </w:r>
+      <w:r>
+        <w:t xml:space="preserve"> to switch. The change takes effect immediately, with automatic failover to the configured backups.</w:t>
+      </w:r>
+    </w:p>
+    <w:p>
+      <w:pPr>
+        <w:pStyle w:val="Heading2"/>
+        <w:spacing w:after="120"/>
+      </w:pPr>
+      <w:bookmarkStart w:id="20" w:name="_Toc232250733"/>
+      <w:r>
+        <w:t>3.4 Add a user (Admin)</w:t>
+      </w:r>
+      <w:bookmarkEnd w:id="20"/>
+    </w:p>
+    <w:p>
+      <w:pPr>
+        <w:spacing w:after="140" w:line="276" w:lineRule="auto"/>
+        <w:jc w:val="both"/>
+      </w:pPr>
+      <w:r>
+        <w:t>Administrators provision users via the API (</w:t>
       </w:r>
       <w:r>
         <w:rPr>
-          <w:rFonts w:ascii="Calibri" w:cs="Calibri" w:eastAsia="Calibri" w:hAnsi="Calibri"/>
-        </w:rPr>
-        <w:t xml:space="preserve"> to switch. The change takes effect immediately, with automatic failover to the configured backups.</w:t>
-      </w:r>
-    </w:p>
-    <w:p>
-      <w:pPr>
-        <w:pStyle w:val="Heading2"/>
-        <w:spacing w:after="120" w:before="240"/>
-      </w:pPr>
-      <w:r>
-        <w:rPr>
-          <w:rFonts w:ascii="Calibri" w:cs="Calibri" w:eastAsia="Calibri" w:hAnsi="Calibri"/>
-        </w:rPr>
-        <w:t xml:space="preserve">3.4 Add a user (Admin)</w:t>
-      </w:r>
-    </w:p>
-    <w:p>
-      <w:pPr>
-        <w:spacing w:after="140" w:line="276"/>
-        <w:jc w:val="both"/>
-      </w:pPr>
-      <w:r>
-        <w:rPr>
-          <w:rFonts w:ascii="Calibri" w:cs="Calibri" w:eastAsia="Calibri" w:hAnsi="Calibri"/>
-        </w:rPr>
-        <w:t xml:space="preserve">Administrators provision users via the API (</w:t>
-      </w:r>
-      <w:r>
-        <w:rPr>
-          <w:rFonts w:ascii="Consolas" w:cs="Consolas" w:eastAsia="Consolas" w:hAnsi="Consolas"/>
+          <w:rFonts w:ascii="Consolas" w:eastAsia="Consolas" w:hAnsi="Consolas" w:cs="Consolas"/>
           <w:color w:val="9A3412"/>
           <w:sz w:val="19"/>
           <w:szCs w:val="19"/>
         </w:rPr>
-        <w:t xml:space="preserve">POST /api/users</w:t>
-      </w:r>
+        <w:t>POST /</w:t>
+      </w:r>
+      <w:proofErr w:type="spellStart"/>
       <w:r>
         <w:rPr>
-          <w:rFonts w:ascii="Calibri" w:cs="Calibri" w:eastAsia="Calibri" w:hAnsi="Calibri"/>
+          <w:rFonts w:ascii="Consolas" w:eastAsia="Consolas" w:hAnsi="Consolas" w:cs="Consolas"/>
+          <w:color w:val="9A3412"/>
+          <w:sz w:val="19"/>
+          <w:szCs w:val="19"/>
         </w:rPr>
-        <w:t xml:space="preserve">) with an email, name, password and role. See the Operations &amp; Hosting guide for details.</w:t>
+        <w:t>api</w:t>
+      </w:r>
+      <w:proofErr w:type="spellEnd"/>
+      <w:r>
+        <w:rPr>
+          <w:rFonts w:ascii="Consolas" w:eastAsia="Consolas" w:hAnsi="Consolas" w:cs="Consolas"/>
+          <w:color w:val="9A3412"/>
+          <w:sz w:val="19"/>
+          <w:szCs w:val="19"/>
+        </w:rPr>
+        <w:t>/users</w:t>
+      </w:r>
+      <w:r>
+        <w:t>) with an email, name, password and role. See the Operations &amp; Hosting guide for details.</w:t>
       </w:r>
     </w:p>
     <w:p>
       <w:pPr>
         <w:pStyle w:val="Heading1"/>
-        <w:spacing w:after="160" w:before="320"/>
-      </w:pPr>
-      <w:r>
-        <w:rPr>
-          <w:rFonts w:ascii="Calibri" w:cs="Calibri" w:eastAsia="Calibri" w:hAnsi="Calibri"/>
-        </w:rPr>
-        <w:t xml:space="preserve">4. Tips &amp; Troubleshooting</w:t>
-      </w:r>
+      </w:pPr>
+      <w:bookmarkStart w:id="21" w:name="_Toc232250734"/>
+      <w:r>
+        <w:t>4. Tips &amp; Troubleshooting</w:t>
+      </w:r>
+      <w:bookmarkEnd w:id="21"/>
     </w:p>
     <w:tbl>
       <w:tblPr>
-        <w:tblW w:type="dxa" w:w="9360"/>
+        <w:tblW w:w="9360" w:type="dxa"/>
         <w:tblBorders>
-          <w:top w:val="single" w:color="auto" w:sz="4"/>
-          <w:left w:val="single" w:color="auto" w:sz="4"/>
-          <w:bottom w:val="single" w:color="auto" w:sz="4"/>
-          <w:right w:val="single" w:color="auto" w:sz="4"/>
-          <w:insideH w:val="single" w:color="auto" w:sz="4"/>
-          <w:insideV w:val="single" w:color="auto" w:sz="4"/>
+          <w:top w:val="single" w:sz="4" w:space="0" w:color="auto"/>
+          <w:left w:val="single" w:sz="4" w:space="0" w:color="auto"/>
+          <w:bottom w:val="single" w:sz="4" w:space="0" w:color="auto"/>
+          <w:right w:val="single" w:sz="4" w:space="0" w:color="auto"/>
+          <w:insideH w:val="single" w:sz="4" w:space="0" w:color="auto"/>
+          <w:insideV w:val="single" w:sz="4" w:space="0" w:color="auto"/>
         </w:tblBorders>
+        <w:tblCellMar>
+          <w:left w:w="10" w:type="dxa"/>
+          <w:right w:w="10" w:type="dxa"/>
+        </w:tblCellMar>
+        <w:tblLook w:val="0000" w:firstRow="0" w:lastRow="0" w:firstColumn="0" w:lastColumn="0" w:noHBand="0" w:noVBand="0"/>
       </w:tblPr>
       <w:tblGrid>
         <w:gridCol w:w="3000"/>
         <w:gridCol w:w="6360"/>
       </w:tblGrid>
       <w:tr>
+        <w:tblPrEx>
+          <w:tblCellMar>
+            <w:top w:w="0" w:type="dxa"/>
+            <w:bottom w:w="0" w:type="dxa"/>
+          </w:tblCellMar>
+        </w:tblPrEx>
         <w:trPr>
           <w:tblHeader/>
         </w:trPr>
         <w:tc>
           <w:tcPr>
-            <w:tcW w:type="dxa" w:w="3000"/>
+            <w:tcW w:w="3000" w:type="dxa"/>
             <w:tcBorders>
-              <w:top w:val="single" w:color="CBD5E1" w:sz="4"/>
-              <w:left w:val="single" w:color="CBD5E1" w:sz="4"/>
-              <w:bottom w:val="single" w:color="CBD5E1" w:sz="4"/>
-              <w:right w:val="single" w:color="CBD5E1" w:sz="4"/>
+              <w:top w:val="single" w:sz="4" w:space="0" w:color="CBD5E1"/>
+              <w:left w:val="single" w:sz="4" w:space="0" w:color="CBD5E1"/>
+              <w:bottom w:val="single" w:sz="4" w:space="0" w:color="CBD5E1"/>
+              <w:right w:val="single" w:sz="4" w:space="0" w:color="CBD5E1"/>
             </w:tcBorders>
-            <w:shd w:fill="1D6FB8" w:val="clear"/>
+            <w:shd w:val="clear" w:color="auto" w:fill="1D6FB8"/>
             <w:tcMar>
-              <w:top w:type="dxa" w:w="60"/>
-              <w:left w:type="dxa" w:w="120"/>
-              <w:bottom w:type="dxa" w:w="60"/>
-              <w:right w:type="dxa" w:w="120"/>
+              <w:top w:w="60" w:type="dxa"/>
+              <w:left w:w="120" w:type="dxa"/>
+              <w:bottom w:w="60" w:type="dxa"/>
+              <w:right w:w="120" w:type="dxa"/>
             </w:tcMar>
             <w:vAlign w:val="center"/>
           </w:tcPr>
           <w:p>
             <w:pPr>
-              <w:spacing w:after="0" w:line="264"/>
-              <w:jc w:val="left"/>
+              <w:spacing w:line="264" w:lineRule="auto"/>
             </w:pPr>
             <w:r>
               <w:rPr>
-                <w:rFonts w:ascii="Calibri" w:cs="Calibri" w:eastAsia="Calibri" w:hAnsi="Calibri"/>
                 <w:b/>
                 <w:bCs/>
                 <w:color w:val="FFFFFF"/>
                 <w:sz w:val="19"/>
                 <w:szCs w:val="19"/>
               </w:rPr>
-              <w:t xml:space="preserve">Question</w:t>
+              <w:t>Question</w:t>
             </w:r>
           </w:p>
         </w:tc>
         <w:tc>
           <w:tcPr>
-            <w:tcW w:type="dxa" w:w="6360"/>
+            <w:tcW w:w="6360" w:type="dxa"/>
             <w:tcBorders>
-              <w:top w:val="single" w:color="CBD5E1" w:sz="4"/>
-              <w:left w:val="single" w:color="CBD5E1" w:sz="4"/>
-              <w:bottom w:val="single" w:color="CBD5E1" w:sz="4"/>
-              <w:right w:val="single" w:color="CBD5E1" w:sz="4"/>
+              <w:top w:val="single" w:sz="4" w:space="0" w:color="CBD5E1"/>
+              <w:left w:val="single" w:sz="4" w:space="0" w:color="CBD5E1"/>
+              <w:bottom w:val="single" w:sz="4" w:space="0" w:color="CBD5E1"/>
+              <w:right w:val="single" w:sz="4" w:space="0" w:color="CBD5E1"/>
             </w:tcBorders>
-            <w:shd w:fill="1D6FB8" w:val="clear"/>
+            <w:shd w:val="clear" w:color="auto" w:fill="1D6FB8"/>
             <w:tcMar>
-              <w:top w:type="dxa" w:w="60"/>
-              <w:left w:type="dxa" w:w="120"/>
-              <w:bottom w:type="dxa" w:w="60"/>
-              <w:right w:type="dxa" w:w="120"/>
+              <w:top w:w="60" w:type="dxa"/>
+              <w:left w:w="120" w:type="dxa"/>
+              <w:bottom w:w="60" w:type="dxa"/>
+              <w:right w:w="120" w:type="dxa"/>
             </w:tcMar>
             <w:vAlign w:val="center"/>
           </w:tcPr>
           <w:p>
             <w:pPr>
-              <w:spacing w:after="0" w:line="264"/>
-              <w:jc w:val="left"/>
+              <w:spacing w:line="264" w:lineRule="auto"/>
             </w:pPr>
             <w:r>
               <w:rPr>
-                <w:rFonts w:ascii="Calibri" w:cs="Calibri" w:eastAsia="Calibri" w:hAnsi="Calibri"/>
                 <w:b/>
                 <w:bCs/>
                 <w:color w:val="FFFFFF"/>
                 <w:sz w:val="19"/>
                 <w:szCs w:val="19"/>
               </w:rPr>
-              <w:t xml:space="preserve">Answer</w:t>
+              <w:t>Answer</w:t>
             </w:r>
           </w:p>
         </w:tc>
       </w:tr>
       <w:tr>
+        <w:tblPrEx>
+          <w:tblCellMar>
+            <w:top w:w="0" w:type="dxa"/>
+            <w:bottom w:w="0" w:type="dxa"/>
+          </w:tblCellMar>
+        </w:tblPrEx>
         <w:tc>
           <w:tcPr>
-            <w:tcW w:type="dxa" w:w="3000"/>
+            <w:tcW w:w="3000" w:type="dxa"/>
             <w:tcBorders>
-              <w:top w:val="single" w:color="CBD5E1" w:sz="4"/>
-              <w:left w:val="single" w:color="CBD5E1" w:sz="4"/>
-              <w:bottom w:val="single" w:color="CBD5E1" w:sz="4"/>
-              <w:right w:val="single" w:color="CBD5E1" w:sz="4"/>
+              <w:top w:val="single" w:sz="4" w:space="0" w:color="CBD5E1"/>
+              <w:left w:val="single" w:sz="4" w:space="0" w:color="CBD5E1"/>
+              <w:bottom w:val="single" w:sz="4" w:space="0" w:color="CBD5E1"/>
+              <w:right w:val="single" w:sz="4" w:space="0" w:color="CBD5E1"/>
             </w:tcBorders>
-            <w:shd w:fill="FFFFFF" w:val="clear"/>
+            <w:shd w:val="clear" w:color="auto" w:fill="FFFFFF"/>
             <w:tcMar>
-              <w:top w:type="dxa" w:w="60"/>
-              <w:left w:type="dxa" w:w="120"/>
-              <w:bottom w:type="dxa" w:w="60"/>
-              <w:right w:type="dxa" w:w="120"/>
+              <w:top w:w="60" w:type="dxa"/>
+              <w:left w:w="120" w:type="dxa"/>
+              <w:bottom w:w="60" w:type="dxa"/>
+              <w:right w:w="120" w:type="dxa"/>
             </w:tcMar>
             <w:vAlign w:val="center"/>
           </w:tcPr>
           <w:p>
             <w:pPr>
-              <w:spacing w:after="0" w:line="264"/>
-              <w:jc w:val="left"/>
+              <w:spacing w:line="264" w:lineRule="auto"/>
             </w:pPr>
             <w:r>
               <w:rPr>
-                <w:rFonts w:ascii="Calibri" w:cs="Calibri" w:eastAsia="Calibri" w:hAnsi="Calibri"/>
-                <w:color w:val="1F2937"/>
                 <w:sz w:val="19"/>
                 <w:szCs w:val="19"/>
               </w:rPr>
-              <w:t xml:space="preserve">A button is greyed out</w:t>
+              <w:t>A button is greyed out</w:t>
             </w:r>
           </w:p>
         </w:tc>
         <w:tc>
           <w:tcPr>
-            <w:tcW w:type="dxa" w:w="6360"/>
+            <w:tcW w:w="6360" w:type="dxa"/>
             <w:tcBorders>
-              <w:top w:val="single" w:color="CBD5E1" w:sz="4"/>
-              <w:left w:val="single" w:color="CBD5E1" w:sz="4"/>
-              <w:bottom w:val="single" w:color="CBD5E1" w:sz="4"/>
-              <w:right w:val="single" w:color="CBD5E1" w:sz="4"/>
+              <w:top w:val="single" w:sz="4" w:space="0" w:color="CBD5E1"/>
+              <w:left w:val="single" w:sz="4" w:space="0" w:color="CBD5E1"/>
+              <w:bottom w:val="single" w:sz="4" w:space="0" w:color="CBD5E1"/>
+              <w:right w:val="single" w:sz="4" w:space="0" w:color="CBD5E1"/>
             </w:tcBorders>
-            <w:shd w:fill="FFFFFF" w:val="clear"/>
+            <w:shd w:val="clear" w:color="auto" w:fill="FFFFFF"/>
             <w:tcMar>
-              <w:top w:type="dxa" w:w="60"/>
-              <w:left w:type="dxa" w:w="120"/>
-              <w:bottom w:type="dxa" w:w="60"/>
-              <w:right w:type="dxa" w:w="120"/>
+              <w:top w:w="60" w:type="dxa"/>
+              <w:left w:w="120" w:type="dxa"/>
+              <w:bottom w:w="60" w:type="dxa"/>
+              <w:right w:w="120" w:type="dxa"/>
             </w:tcMar>
             <w:vAlign w:val="center"/>
           </w:tcPr>
           <w:p>
             <w:pPr>
-              <w:spacing w:after="0" w:line="264"/>
-              <w:jc w:val="left"/>
+              <w:spacing w:line="264" w:lineRule="auto"/>
             </w:pPr>
             <w:r>
               <w:rPr>
-                <w:rFonts w:ascii="Calibri" w:cs="Calibri" w:eastAsia="Calibri" w:hAnsi="Calibri"/>
-                <w:color w:val="1F2937"/>
                 <w:sz w:val="19"/>
                 <w:szCs w:val="19"/>
               </w:rPr>
-              <w:t xml:space="preserve">Your role lacks the required capability. Ask an administrator, or sign in with a higher-privilege account.</w:t>
+              <w:t xml:space="preserve">Your role lacks the required capability. Ask an </w:t>
+            </w:r>
+            <w:proofErr w:type="gramStart"/>
+            <w:r>
+              <w:rPr>
+                <w:sz w:val="19"/>
+                <w:szCs w:val="19"/>
+              </w:rPr>
+              <w:t>administrator, or</w:t>
+            </w:r>
+            <w:proofErr w:type="gramEnd"/>
+            <w:r>
+              <w:rPr>
+                <w:sz w:val="19"/>
+                <w:szCs w:val="19"/>
+              </w:rPr>
+              <w:t xml:space="preserve"> sign in with a higher-privilege account.</w:t>
             </w:r>
           </w:p>
         </w:tc>
       </w:tr>
       <w:tr>
+        <w:tblPrEx>
+          <w:tblCellMar>
+            <w:top w:w="0" w:type="dxa"/>
+            <w:bottom w:w="0" w:type="dxa"/>
+          </w:tblCellMar>
+        </w:tblPrEx>
         <w:tc>
           <w:tcPr>
-            <w:tcW w:type="dxa" w:w="3000"/>
+            <w:tcW w:w="3000" w:type="dxa"/>
             <w:tcBorders>
-              <w:top w:val="single" w:color="CBD5E1" w:sz="4"/>
-              <w:left w:val="single" w:color="CBD5E1" w:sz="4"/>
-              <w:bottom w:val="single" w:color="CBD5E1" w:sz="4"/>
-              <w:right w:val="single" w:color="CBD5E1" w:sz="4"/>
+              <w:top w:val="single" w:sz="4" w:space="0" w:color="CBD5E1"/>
+              <w:left w:val="single" w:sz="4" w:space="0" w:color="CBD5E1"/>
+              <w:bottom w:val="single" w:sz="4" w:space="0" w:color="CBD5E1"/>
+              <w:right w:val="single" w:sz="4" w:space="0" w:color="CBD5E1"/>
             </w:tcBorders>
-            <w:shd w:fill="F4F8FC" w:val="clear"/>
+            <w:shd w:val="clear" w:color="auto" w:fill="F4F8FC"/>
             <w:tcMar>
-              <w:top w:type="dxa" w:w="60"/>
-              <w:left w:type="dxa" w:w="120"/>
-              <w:bottom w:type="dxa" w:w="60"/>
-              <w:right w:type="dxa" w:w="120"/>
+              <w:top w:w="60" w:type="dxa"/>
+              <w:left w:w="120" w:type="dxa"/>
+              <w:bottom w:w="60" w:type="dxa"/>
+              <w:right w:w="120" w:type="dxa"/>
             </w:tcMar>
             <w:vAlign w:val="center"/>
           </w:tcPr>
           <w:p>
             <w:pPr>
-              <w:spacing w:after="0" w:line="264"/>
-              <w:jc w:val="left"/>
+              <w:spacing w:line="264" w:lineRule="auto"/>
             </w:pPr>
             <w:r>
               <w:rPr>
-                <w:rFonts w:ascii="Calibri" w:cs="Calibri" w:eastAsia="Calibri" w:hAnsi="Calibri"/>
-                <w:color w:val="1F2937"/>
                 <w:sz w:val="19"/>
                 <w:szCs w:val="19"/>
               </w:rPr>
-              <w:t xml:space="preserve">The assistant says "fallback mode"</w:t>
+              <w:t>The assistant says "fallback mode"</w:t>
             </w:r>
           </w:p>
         </w:tc>
         <w:tc>
           <w:tcPr>
-            <w:tcW w:type="dxa" w:w="6360"/>
+            <w:tcW w:w="6360" w:type="dxa"/>
             <w:tcBorders>
-              <w:top w:val="single" w:color="CBD5E1" w:sz="4"/>
-              <w:left w:val="single" w:color="CBD5E1" w:sz="4"/>
-              <w:bottom w:val="single" w:color="CBD5E1" w:sz="4"/>
-              <w:right w:val="single" w:color="CBD5E1" w:sz="4"/>
+              <w:top w:val="single" w:sz="4" w:space="0" w:color="CBD5E1"/>
+              <w:left w:val="single" w:sz="4" w:space="0" w:color="CBD5E1"/>
+              <w:bottom w:val="single" w:sz="4" w:space="0" w:color="CBD5E1"/>
+              <w:right w:val="single" w:sz="4" w:space="0" w:color="CBD5E1"/>
             </w:tcBorders>
-            <w:shd w:fill="F4F8FC" w:val="clear"/>
+            <w:shd w:val="clear" w:color="auto" w:fill="F4F8FC"/>
             <w:tcMar>
-              <w:top w:type="dxa" w:w="60"/>
-              <w:left w:type="dxa" w:w="120"/>
-              <w:bottom w:type="dxa" w:w="60"/>
-              <w:right w:type="dxa" w:w="120"/>
+              <w:top w:w="60" w:type="dxa"/>
+              <w:left w:w="120" w:type="dxa"/>
+              <w:bottom w:w="60" w:type="dxa"/>
+              <w:right w:w="120" w:type="dxa"/>
             </w:tcMar>
             <w:vAlign w:val="center"/>
           </w:tcPr>
           <w:p>
             <w:pPr>
-              <w:spacing w:after="0" w:line="264"/>
-              <w:jc w:val="left"/>
+              <w:spacing w:line="264" w:lineRule="auto"/>
             </w:pPr>
             <w:r>
               <w:rPr>
-                <w:rFonts w:ascii="Calibri" w:cs="Calibri" w:eastAsia="Calibri" w:hAnsi="Calibri"/>
-                <w:color w:val="1F2937"/>
                 <w:sz w:val="19"/>
                 <w:szCs w:val="19"/>
               </w:rPr>
-              <w:t xml:space="preserve">No AI provider is currently reachable. The built-in knowledge base is answering. An admin can fix the provider in Settings → AI Models.</w:t>
+              <w:t>No AI provider is currently reachable. The built-in knowledge base is answering. An admin can fix the provider in Settings → AI Models.</w:t>
             </w:r>
           </w:p>
         </w:tc>
       </w:tr>
       <w:tr>
+        <w:tblPrEx>
+          <w:tblCellMar>
+            <w:top w:w="0" w:type="dxa"/>
+            <w:bottom w:w="0" w:type="dxa"/>
+          </w:tblCellMar>
+        </w:tblPrEx>
         <w:tc>
           <w:tcPr>
-            <w:tcW w:type="dxa" w:w="3000"/>
+            <w:tcW w:w="3000" w:type="dxa"/>
             <w:tcBorders>
-              <w:top w:val="single" w:color="CBD5E1" w:sz="4"/>
-              <w:left w:val="single" w:color="CBD5E1" w:sz="4"/>
-              <w:bottom w:val="single" w:color="CBD5E1" w:sz="4"/>
-              <w:right w:val="single" w:color="CBD5E1" w:sz="4"/>
+              <w:top w:val="single" w:sz="4" w:space="0" w:color="CBD5E1"/>
+              <w:left w:val="single" w:sz="4" w:space="0" w:color="CBD5E1"/>
+              <w:bottom w:val="single" w:sz="4" w:space="0" w:color="CBD5E1"/>
+              <w:right w:val="single" w:sz="4" w:space="0" w:color="CBD5E1"/>
             </w:tcBorders>
-            <w:shd w:fill="FFFFFF" w:val="clear"/>
+            <w:shd w:val="clear" w:color="auto" w:fill="FFFFFF"/>
             <w:tcMar>
-              <w:top w:type="dxa" w:w="60"/>
-              <w:left w:type="dxa" w:w="120"/>
-              <w:bottom w:type="dxa" w:w="60"/>
-              <w:right w:type="dxa" w:w="120"/>
+              <w:top w:w="60" w:type="dxa"/>
+              <w:left w:w="120" w:type="dxa"/>
+              <w:bottom w:w="60" w:type="dxa"/>
+              <w:right w:w="120" w:type="dxa"/>
             </w:tcMar>
             <w:vAlign w:val="center"/>
           </w:tcPr>
           <w:p>
             <w:pPr>
-              <w:spacing w:after="0" w:line="264"/>
-              <w:jc w:val="left"/>
+              <w:spacing w:line="264" w:lineRule="auto"/>
             </w:pPr>
             <w:r>
               <w:rPr>
-                <w:rFonts w:ascii="Calibri" w:cs="Calibri" w:eastAsia="Calibri" w:hAnsi="Calibri"/>
-                <w:color w:val="1F2937"/>
                 <w:sz w:val="19"/>
                 <w:szCs w:val="19"/>
               </w:rPr>
-              <w:t xml:space="preserve">My changes disappeared after refresh</w:t>
+              <w:t>My changes disappeared after refresh</w:t>
             </w:r>
           </w:p>
         </w:tc>
         <w:tc>
           <w:tcPr>
-            <w:tcW w:type="dxa" w:w="6360"/>
+            <w:tcW w:w="6360" w:type="dxa"/>
             <w:tcBorders>
-              <w:top w:val="single" w:color="CBD5E1" w:sz="4"/>
-              <w:left w:val="single" w:color="CBD5E1" w:sz="4"/>
-              <w:bottom w:val="single" w:color="CBD5E1" w:sz="4"/>
-              <w:right w:val="single" w:color="CBD5E1" w:sz="4"/>
+              <w:top w:val="single" w:sz="4" w:space="0" w:color="CBD5E1"/>
+              <w:left w:val="single" w:sz="4" w:space="0" w:color="CBD5E1"/>
+              <w:bottom w:val="single" w:sz="4" w:space="0" w:color="CBD5E1"/>
+              <w:right w:val="single" w:sz="4" w:space="0" w:color="CBD5E1"/>
             </w:tcBorders>
-            <w:shd w:fill="FFFFFF" w:val="clear"/>
+            <w:shd w:val="clear" w:color="auto" w:fill="FFFFFF"/>
             <w:tcMar>
-              <w:top w:type="dxa" w:w="60"/>
-              <w:left w:type="dxa" w:w="120"/>
-              <w:bottom w:type="dxa" w:w="60"/>
-              <w:right w:type="dxa" w:w="120"/>
+              <w:top w:w="60" w:type="dxa"/>
+              <w:left w:w="120" w:type="dxa"/>
+              <w:bottom w:w="60" w:type="dxa"/>
+              <w:right w:w="120" w:type="dxa"/>
             </w:tcMar>
             <w:vAlign w:val="center"/>
           </w:tcPr>
           <w:p>
             <w:pPr>
-              <w:spacing w:after="0" w:line="264"/>
-              <w:jc w:val="left"/>
+              <w:spacing w:line="264" w:lineRule="auto"/>
             </w:pPr>
             <w:r>
               <w:rPr>
-                <w:rFonts w:ascii="Calibri" w:cs="Calibri" w:eastAsia="Calibri" w:hAnsi="Calibri"/>
-                <w:color w:val="1F2937"/>
                 <w:sz w:val="19"/>
                 <w:szCs w:val="19"/>
               </w:rPr>
-              <w:t xml:space="preserve">They should persist — changes are saved to the database. If not, the API may be unreachable; check with your administrator.</w:t>
+              <w:t>They should persist — changes are saved to the database. If not, the API may be unreachable; check with your administrator.</w:t>
             </w:r>
           </w:p>
         </w:tc>
       </w:tr>
       <w:tr>
+        <w:tblPrEx>
+          <w:tblCellMar>
+            <w:top w:w="0" w:type="dxa"/>
+            <w:bottom w:w="0" w:type="dxa"/>
+          </w:tblCellMar>
+        </w:tblPrEx>
         <w:tc>
           <w:tcPr>
-            <w:tcW w:type="dxa" w:w="3000"/>
+            <w:tcW w:w="3000" w:type="dxa"/>
             <w:tcBorders>
-              <w:top w:val="single" w:color="CBD5E1" w:sz="4"/>
-              <w:left w:val="single" w:color="CBD5E1" w:sz="4"/>
-              <w:bottom w:val="single" w:color="CBD5E1" w:sz="4"/>
-              <w:right w:val="single" w:color="CBD5E1" w:sz="4"/>
+              <w:top w:val="single" w:sz="4" w:space="0" w:color="CBD5E1"/>
+              <w:left w:val="single" w:sz="4" w:space="0" w:color="CBD5E1"/>
+              <w:bottom w:val="single" w:sz="4" w:space="0" w:color="CBD5E1"/>
+              <w:right w:val="single" w:sz="4" w:space="0" w:color="CBD5E1"/>
             </w:tcBorders>
-            <w:shd w:fill="F4F8FC" w:val="clear"/>
+            <w:shd w:val="clear" w:color="auto" w:fill="F4F8FC"/>
             <w:tcMar>
-              <w:top w:type="dxa" w:w="60"/>
-              <w:left w:type="dxa" w:w="120"/>
-              <w:bottom w:type="dxa" w:w="60"/>
-              <w:right w:type="dxa" w:w="120"/>
+              <w:top w:w="60" w:type="dxa"/>
+              <w:left w:w="120" w:type="dxa"/>
+              <w:bottom w:w="60" w:type="dxa"/>
+              <w:right w:w="120" w:type="dxa"/>
             </w:tcMar>
             <w:vAlign w:val="center"/>
           </w:tcPr>
           <w:p>
             <w:pPr>
-              <w:spacing w:after="0" w:line="264"/>
-              <w:jc w:val="left"/>
+              <w:spacing w:line="264" w:lineRule="auto"/>
             </w:pPr>
             <w:r>
               <w:rPr>
-                <w:rFonts w:ascii="Calibri" w:cs="Calibri" w:eastAsia="Calibri" w:hAnsi="Calibri"/>
-                <w:color w:val="1F2937"/>
                 <w:sz w:val="19"/>
                 <w:szCs w:val="19"/>
               </w:rPr>
-              <w:t xml:space="preserve">How do I switch to Arabic?</w:t>
+              <w:t>How do I switch to Arabic?</w:t>
             </w:r>
           </w:p>
         </w:tc>
         <w:tc>
           <w:tcPr>
-            <w:tcW w:type="dxa" w:w="6360"/>
+            <w:tcW w:w="6360" w:type="dxa"/>
             <w:tcBorders>
-              <w:top w:val="single" w:color="CBD5E1" w:sz="4"/>
-              <w:left w:val="single" w:color="CBD5E1" w:sz="4"/>
-              <w:bottom w:val="single" w:color="CBD5E1" w:sz="4"/>
-              <w:right w:val="single" w:color="CBD5E1" w:sz="4"/>
+              <w:top w:val="single" w:sz="4" w:space="0" w:color="CBD5E1"/>
+              <w:left w:val="single" w:sz="4" w:space="0" w:color="CBD5E1"/>
+              <w:bottom w:val="single" w:sz="4" w:space="0" w:color="CBD5E1"/>
+              <w:right w:val="single" w:sz="4" w:space="0" w:color="CBD5E1"/>
             </w:tcBorders>
-            <w:shd w:fill="F4F8FC" w:val="clear"/>
+            <w:shd w:val="clear" w:color="auto" w:fill="F4F8FC"/>
             <w:tcMar>
-              <w:top w:type="dxa" w:w="60"/>
-              <w:left w:type="dxa" w:w="120"/>
-              <w:bottom w:type="dxa" w:w="60"/>
-              <w:right w:type="dxa" w:w="120"/>
+              <w:top w:w="60" w:type="dxa"/>
+              <w:left w:w="120" w:type="dxa"/>
+              <w:bottom w:w="60" w:type="dxa"/>
+              <w:right w:w="120" w:type="dxa"/>
             </w:tcMar>
             <w:vAlign w:val="center"/>
           </w:tcPr>
           <w:p>
             <w:pPr>
-              <w:spacing w:after="0" w:line="264"/>
-              <w:jc w:val="left"/>
+              <w:spacing w:line="264" w:lineRule="auto"/>
             </w:pPr>
             <w:r>
               <w:rPr>
-                <w:rFonts w:ascii="Calibri" w:cs="Calibri" w:eastAsia="Calibri" w:hAnsi="Calibri"/>
-                <w:color w:val="1F2937"/>
                 <w:sz w:val="19"/>
                 <w:szCs w:val="19"/>
               </w:rPr>
-              <w:t xml:space="preserve">Use the language toggle in the header. The layout flips to right-to-left automatically.</w:t>
+              <w:t xml:space="preserve">Use the language toggle in the header. The layout flips </w:t>
+            </w:r>
+            <w:proofErr w:type="gramStart"/>
+            <w:r>
+              <w:rPr>
+                <w:sz w:val="19"/>
+                <w:szCs w:val="19"/>
+              </w:rPr>
+              <w:t>to</w:t>
+            </w:r>
+            <w:proofErr w:type="gramEnd"/>
+            <w:r>
+              <w:rPr>
+                <w:sz w:val="19"/>
+                <w:szCs w:val="19"/>
+              </w:rPr>
+              <w:t xml:space="preserve"> right-to-left automatically.</w:t>
             </w:r>
           </w:p>
         </w:tc>
       </w:tr>
       <w:tr>
+        <w:tblPrEx>
+          <w:tblCellMar>
+            <w:top w:w="0" w:type="dxa"/>
+            <w:bottom w:w="0" w:type="dxa"/>
+          </w:tblCellMar>
+        </w:tblPrEx>
         <w:tc>
           <w:tcPr>
-            <w:tcW w:type="dxa" w:w="3000"/>
+            <w:tcW w:w="3000" w:type="dxa"/>
             <w:tcBorders>
-              <w:top w:val="single" w:color="CBD5E1" w:sz="4"/>
-              <w:left w:val="single" w:color="CBD5E1" w:sz="4"/>
-              <w:bottom w:val="single" w:color="CBD5E1" w:sz="4"/>
-              <w:right w:val="single" w:color="CBD5E1" w:sz="4"/>
+              <w:top w:val="single" w:sz="4" w:space="0" w:color="CBD5E1"/>
+              <w:left w:val="single" w:sz="4" w:space="0" w:color="CBD5E1"/>
+              <w:bottom w:val="single" w:sz="4" w:space="0" w:color="CBD5E1"/>
+              <w:right w:val="single" w:sz="4" w:space="0" w:color="CBD5E1"/>
             </w:tcBorders>
-            <w:shd w:fill="FFFFFF" w:val="clear"/>
+            <w:shd w:val="clear" w:color="auto" w:fill="FFFFFF"/>
             <w:tcMar>
-              <w:top w:type="dxa" w:w="60"/>
-              <w:left w:type="dxa" w:w="120"/>
-              <w:bottom w:type="dxa" w:w="60"/>
-              <w:right w:type="dxa" w:w="120"/>
+              <w:top w:w="60" w:type="dxa"/>
+              <w:left w:w="120" w:type="dxa"/>
+              <w:bottom w:w="60" w:type="dxa"/>
+              <w:right w:w="120" w:type="dxa"/>
             </w:tcMar>
             <w:vAlign w:val="center"/>
           </w:tcPr>
           <w:p>
             <w:pPr>
-              <w:spacing w:after="0" w:line="264"/>
-              <w:jc w:val="left"/>
+              <w:spacing w:line="264" w:lineRule="auto"/>
             </w:pPr>
             <w:r>
               <w:rPr>
-                <w:rFonts w:ascii="Calibri" w:cs="Calibri" w:eastAsia="Calibri" w:hAnsi="Calibri"/>
-                <w:color w:val="1F2937"/>
                 <w:sz w:val="19"/>
                 <w:szCs w:val="19"/>
               </w:rPr>
-              <w:t xml:space="preserve">Where can I export data?</w:t>
+              <w:t>Where can I export data?</w:t>
             </w:r>
           </w:p>
         </w:tc>
         <w:tc>
           <w:tcPr>
-            <w:tcW w:type="dxa" w:w="6360"/>
+            <w:tcW w:w="6360" w:type="dxa"/>
             <w:tcBorders>
-              <w:top w:val="single" w:color="CBD5E1" w:sz="4"/>
-              <w:left w:val="single" w:color="CBD5E1" w:sz="4"/>
-              <w:bottom w:val="single" w:color="CBD5E1" w:sz="4"/>
-              <w:right w:val="single" w:color="CBD5E1" w:sz="4"/>
+              <w:top w:val="single" w:sz="4" w:space="0" w:color="CBD5E1"/>
+              <w:left w:val="single" w:sz="4" w:space="0" w:color="CBD5E1"/>
+              <w:bottom w:val="single" w:sz="4" w:space="0" w:color="CBD5E1"/>
+              <w:right w:val="single" w:sz="4" w:space="0" w:color="CBD5E1"/>
             </w:tcBorders>
-            <w:shd w:fill="FFFFFF" w:val="clear"/>
+            <w:shd w:val="clear" w:color="auto" w:fill="FFFFFF"/>
             <w:tcMar>
-              <w:top w:type="dxa" w:w="60"/>
-              <w:left w:type="dxa" w:w="120"/>
-              <w:bottom w:type="dxa" w:w="60"/>
-              <w:right w:type="dxa" w:w="120"/>
+              <w:top w:w="60" w:type="dxa"/>
+              <w:left w:w="120" w:type="dxa"/>
+              <w:bottom w:w="60" w:type="dxa"/>
+              <w:right w:w="120" w:type="dxa"/>
             </w:tcMar>
             <w:vAlign w:val="center"/>
           </w:tcPr>
           <w:p>
             <w:pPr>
-              <w:spacing w:after="0" w:line="264"/>
-              <w:jc w:val="left"/>
+              <w:spacing w:line="264" w:lineRule="auto"/>
             </w:pPr>
             <w:r>
               <w:rPr>
-                <w:rFonts w:ascii="Calibri" w:cs="Calibri" w:eastAsia="Calibri" w:hAnsi="Calibri"/>
-                <w:color w:val="1F2937"/>
                 <w:sz w:val="19"/>
                 <w:szCs w:val="19"/>
               </w:rPr>
-              <w:t xml:space="preserve">Audit Trail → Export (CSV); Settings → Data → Export claims / audit.</w:t>
+              <w:t>Audit Trail → Export (CSV); Settings → Data → Export claims / audit.</w:t>
             </w:r>
           </w:p>
         </w:tc>
@@ -2357,54 +3687,41 @@
       <w:pPr>
         <w:spacing w:after="120"/>
       </w:pPr>
-      <w:r>
-        <w:rPr>
-          <w:rFonts w:ascii="Calibri" w:cs="Calibri" w:eastAsia="Calibri" w:hAnsi="Calibri"/>
-        </w:rPr>
-        <w:t xml:space="preserve"/>
-      </w:r>
-    </w:p>
-    <w:p>
-      <w:pPr>
-        <w:spacing w:after="140" w:line="276"/>
+    </w:p>
+    <w:p>
+      <w:pPr>
+        <w:spacing w:after="140" w:line="276" w:lineRule="auto"/>
         <w:jc w:val="both"/>
       </w:pPr>
       <w:r>
-        <w:rPr>
-          <w:rFonts w:ascii="Calibri" w:cs="Calibri" w:eastAsia="Calibri" w:hAnsi="Calibri"/>
-        </w:rPr>
-        <w:t xml:space="preserve">© 2026 Veebase — User Manual, version 1.0.</w:t>
+        <w:lastRenderedPageBreak/>
+        <w:t xml:space="preserve">© 2026 </w:t>
+      </w:r>
+      <w:proofErr w:type="spellStart"/>
+      <w:r>
+        <w:t>Veebase</w:t>
+      </w:r>
+      <w:proofErr w:type="spellEnd"/>
+      <w:r>
+        <w:t xml:space="preserve"> — User Manual, version 1.0.</w:t>
       </w:r>
     </w:p>
     <w:sectPr>
       <w:headerReference w:type="default" r:id="rId7"/>
       <w:footerReference w:type="default" r:id="rId8"/>
-      <w:pgSz w:w="12240" w:h="15840" w:orient="portrait"/>
+      <w:pgSz w:w="12240" w:h="15840"/>
       <w:pgMar w:top="1440" w:right="1440" w:bottom="1440" w:left="1440" w:header="708" w:footer="708" w:gutter="0"/>
-      <w:pgNumType/>
+      <w:cols w:space="720"/>
       <w:docGrid w:linePitch="360"/>
     </w:sectPr>
   </w:body>
 </w:document>
 </file>
 
-<file path=word/comments.xml><?xml version="1.0" encoding="utf-8"?>
-<w:comments xmlns:cx="http://schemas.microsoft.com/office/drawing/2014/chartex" xmlns:cx1="http://schemas.microsoft.com/office/drawing/2015/9/8/chartex" xmlns:cx2="http://schemas.microsoft.com/office/drawing/2015/10/21/chartex" xmlns:cx3="http://schemas.microsoft.com/office/drawing/2016/5/9/chartex" xmlns:cx4="http://schemas.microsoft.com/office/drawing/2016/5/10/chartex" xmlns:cx5="http://schemas.microsoft.com/office/drawing/2016/5/11/chartex" xmlns:cx6="http://schemas.microsoft.com/office/drawing/2016/5/12/chartex" xmlns:cx7="http://schemas.microsoft.com/office/drawing/2016/5/13/chartex" xmlns:cx8="http://schemas.microsoft.com/office/drawing/2016/5/14/chartex" xmlns:mc="http://schemas.openxmlformats.org/markup-compatibility/2006" xmlns:aink="http://schemas.microsoft.com/office/drawing/2016/ink" xmlns:am3d="http://schemas.microsoft.com/office/drawing/2017/model3d" xmlns:o="urn:schemas-microsoft-com:office:office" xmlns:r="http://schemas.openxmlformats.org/officeDocument/2006/relationships" xmlns:m="http://schemas.openxmlformats.org/officeDocument/2006/math" xmlns:v="urn:schemas-microsoft-com:vml" xmlns:wp14="http://schemas.microsoft.com/office/word/2010/wordprocessingDrawing" xmlns:wp="http://schemas.openxmlformats.org/drawingml/2006/wordprocessingDrawing" xmlns:w10="urn:schemas-microsoft-com:office:word" xmlns:w="http://schemas.openxmlformats.org/wordprocessingml/2006/main" xmlns:w14="http://schemas.microsoft.com/office/word/2010/wordml" xmlns:w15="http://schemas.microsoft.com/office/word/2012/wordml" xmlns:w16cex="http://schemas.microsoft.com/office/word/2018/wordml/cex" xmlns:w16cid="http://schemas.microsoft.com/office/word/2016/wordml/cid" xmlns:w16="http://schemas.microsoft.com/office/word/2018/wordml" xmlns:w16sdtdh="http://schemas.microsoft.com/office/word/2020/wordml/sdtdatahash" xmlns:w16se="http://schemas.microsoft.com/office/word/2015/wordml/symex" xmlns:wpg="http://schemas.microsoft.com/office/word/2010/wordprocessingGroup" xmlns:wpi="http://schemas.microsoft.com/office/word/2010/wordprocessingInk" xmlns:wne="http://schemas.microsoft.com/office/word/2006/wordml" xmlns:wps="http://schemas.microsoft.com/office/word/2010/wordprocessingShape"/>
-</file>
-
 <file path=word/endnotes.xml><?xml version="1.0" encoding="utf-8"?>
-<w:endnotes xmlns:wpc="http://schemas.microsoft.com/office/word/2010/wordprocessingCanvas" xmlns:mc="http://schemas.openxmlformats.org/markup-compatibility/2006" xmlns:o="urn:schemas-microsoft-com:office:office" xmlns:r="http://schemas.openxmlformats.org/officeDocument/2006/relationships" xmlns:m="http://schemas.openxmlformats.org/officeDocument/2006/math" xmlns:v="urn:schemas-microsoft-com:vml" xmlns:wp14="http://schemas.microsoft.com/office/word/2010/wordprocessingDrawing" xmlns:wp="http://schemas.openxmlformats.org/drawingml/2006/wordprocessingDrawing" xmlns:w10="urn:schemas-microsoft-com:office:word" xmlns:w="http://schemas.openxmlformats.org/wordprocessingml/2006/main" xmlns:w14="http://schemas.microsoft.com/office/word/2010/wordml" xmlns:w15="http://schemas.microsoft.com/office/word/2012/wordml" xmlns:wpg="http://schemas.microsoft.com/office/word/2010/wordprocessingGroup" xmlns:wpi="http://schemas.microsoft.com/office/word/2010/wordprocessingInk" xmlns:wne="http://schemas.microsoft.com/office/word/2006/wordml" xmlns:wps="http://schemas.microsoft.com/office/word/2010/wordprocessingShape" mc:Ignorable="w14 w15 wp14">
+<w:endnotes xmlns:wpc="http://schemas.microsoft.com/office/word/2010/wordprocessingCanvas" xmlns:cx="http://schemas.microsoft.com/office/drawing/2014/chartex" xmlns:cx1="http://schemas.microsoft.com/office/drawing/2015/9/8/chartex" xmlns:cx2="http://schemas.microsoft.com/office/drawing/2015/10/21/chartex" xmlns:cx3="http://schemas.microsoft.com/office/drawing/2016/5/9/chartex" xmlns:cx4="http://schemas.microsoft.com/office/drawing/2016/5/10/chartex" xmlns:cx5="http://schemas.microsoft.com/office/drawing/2016/5/11/chartex" xmlns:cx6="http://schemas.microsoft.com/office/drawing/2016/5/12/chartex" xmlns:cx7="http://schemas.microsoft.com/office/drawing/2016/5/13/chartex" xmlns:cx8="http://schemas.microsoft.com/office/drawing/2016/5/14/chartex" xmlns:mc="http://schemas.openxmlformats.org/markup-compatibility/2006" xmlns:aink="http://schemas.microsoft.com/office/drawing/2016/ink" xmlns:am3d="http://schemas.microsoft.com/office/drawing/2017/model3d" xmlns:o="urn:schemas-microsoft-com:office:office" xmlns:oel="http://schemas.microsoft.com/office/2019/extlst" xmlns:r="http://schemas.openxmlformats.org/officeDocument/2006/relationships" xmlns:m="http://schemas.openxmlformats.org/officeDocument/2006/math" xmlns:v="urn:schemas-microsoft-com:vml" xmlns:wp14="http://schemas.microsoft.com/office/word/2010/wordprocessingDrawing" xmlns:wp="http://schemas.openxmlformats.org/drawingml/2006/wordprocessingDrawing" xmlns:w10="urn:schemas-microsoft-com:office:word" xmlns:w="http://schemas.openxmlformats.org/wordprocessingml/2006/main" xmlns:w14="http://schemas.microsoft.com/office/word/2010/wordml" xmlns:w15="http://schemas.microsoft.com/office/word/2012/wordml" xmlns:w16cex="http://schemas.microsoft.com/office/word/2018/wordml/cex" xmlns:w16cid="http://schemas.microsoft.com/office/word/2016/wordml/cid" xmlns:w16="http://schemas.microsoft.com/office/word/2018/wordml" xmlns:w16du="http://schemas.microsoft.com/office/word/2023/wordml/word16du" xmlns:w16sdtdh="http://schemas.microsoft.com/office/word/2020/wordml/sdtdatahash" xmlns:w16sdtfl="http://schemas.microsoft.com/office/word/2024/wordml/sdtformatlock" xmlns:w16se="http://schemas.microsoft.com/office/word/2015/wordml/symex" xmlns:wpg="http://schemas.microsoft.com/office/word/2010/wordprocessingGroup" xmlns:wpi="http://schemas.microsoft.com/office/word/2010/wordprocessingInk" xmlns:wne="http://schemas.microsoft.com/office/word/2006/wordml" xmlns:wps="http://schemas.microsoft.com/office/word/2010/wordprocessingShape" mc:Ignorable="w14 w15 w16se w16cid w16 w16cex w16sdtdh w16sdtfl w16du wp14">
   <w:endnote w:type="separator" w:id="-1">
     <w:p>
-      <w:pPr>
-        <w:spacing w:after="0" w:line="240" w:lineRule="auto"/>
-      </w:pPr>
-      <w:r>
-        <w:rPr>
-          <w:rStyle w:val="EndnoteReference"/>
-        </w:rPr>
-        <w:endnoteRef/>
-      </w:r>
       <w:r>
         <w:separator/>
       </w:r>
@@ -2412,15 +3729,6 @@
   </w:endnote>
   <w:endnote w:type="continuationSeparator" w:id="0">
     <w:p>
-      <w:pPr>
-        <w:spacing w:after="0" w:line="240" w:lineRule="auto"/>
-      </w:pPr>
-      <w:r>
-        <w:rPr>
-          <w:rStyle w:val="EndnoteReference"/>
-        </w:rPr>
-        <w:endnoteRef/>
-      </w:r>
       <w:r>
         <w:continuationSeparator/>
       </w:r>
@@ -2430,14 +3738,13 @@
 </file>
 
 <file path=word/footer1.xml><?xml version="1.0" encoding="utf-8"?>
-<w:ftr xmlns:wpc="http://schemas.microsoft.com/office/word/2010/wordprocessingCanvas" xmlns:mc="http://schemas.openxmlformats.org/markup-compatibility/2006" xmlns:o="urn:schemas-microsoft-com:office:office" xmlns:r="http://schemas.openxmlformats.org/officeDocument/2006/relationships" xmlns:m="http://schemas.openxmlformats.org/officeDocument/2006/math" xmlns:v="urn:schemas-microsoft-com:vml" xmlns:wp14="http://schemas.microsoft.com/office/word/2010/wordprocessingDrawing" xmlns:wp="http://schemas.openxmlformats.org/drawingml/2006/wordprocessingDrawing" xmlns:w10="urn:schemas-microsoft-com:office:word" xmlns:w="http://schemas.openxmlformats.org/wordprocessingml/2006/main" xmlns:w14="http://schemas.microsoft.com/office/word/2010/wordml" xmlns:w15="http://schemas.microsoft.com/office/word/2012/wordml" xmlns:wpg="http://schemas.microsoft.com/office/word/2010/wordprocessingGroup" xmlns:wpi="http://schemas.microsoft.com/office/word/2010/wordprocessingInk" xmlns:wne="http://schemas.microsoft.com/office/word/2006/wordml" xmlns:wps="http://schemas.microsoft.com/office/word/2010/wordprocessingShape">
+<w:ftr xmlns:wpc="http://schemas.microsoft.com/office/word/2010/wordprocessingCanvas" xmlns:cx="http://schemas.microsoft.com/office/drawing/2014/chartex" xmlns:cx1="http://schemas.microsoft.com/office/drawing/2015/9/8/chartex" xmlns:cx2="http://schemas.microsoft.com/office/drawing/2015/10/21/chartex" xmlns:cx3="http://schemas.microsoft.com/office/drawing/2016/5/9/chartex" xmlns:cx4="http://schemas.microsoft.com/office/drawing/2016/5/10/chartex" xmlns:cx5="http://schemas.microsoft.com/office/drawing/2016/5/11/chartex" xmlns:cx6="http://schemas.microsoft.com/office/drawing/2016/5/12/chartex" xmlns:cx7="http://schemas.microsoft.com/office/drawing/2016/5/13/chartex" xmlns:cx8="http://schemas.microsoft.com/office/drawing/2016/5/14/chartex" xmlns:mc="http://schemas.openxmlformats.org/markup-compatibility/2006" xmlns:aink="http://schemas.microsoft.com/office/drawing/2016/ink" xmlns:am3d="http://schemas.microsoft.com/office/drawing/2017/model3d" xmlns:o="urn:schemas-microsoft-com:office:office" xmlns:oel="http://schemas.microsoft.com/office/2019/extlst" xmlns:r="http://schemas.openxmlformats.org/officeDocument/2006/relationships" xmlns:m="http://schemas.openxmlformats.org/officeDocument/2006/math" xmlns:v="urn:schemas-microsoft-com:vml" xmlns:wp14="http://schemas.microsoft.com/office/word/2010/wordprocessingDrawing" xmlns:wp="http://schemas.openxmlformats.org/drawingml/2006/wordprocessingDrawing" xmlns:w10="urn:schemas-microsoft-com:office:word" xmlns:w="http://schemas.openxmlformats.org/wordprocessingml/2006/main" xmlns:w14="http://schemas.microsoft.com/office/word/2010/wordml" xmlns:w15="http://schemas.microsoft.com/office/word/2012/wordml" xmlns:w16cex="http://schemas.microsoft.com/office/word/2018/wordml/cex" xmlns:w16cid="http://schemas.microsoft.com/office/word/2016/wordml/cid" xmlns:w16="http://schemas.microsoft.com/office/word/2018/wordml" xmlns:w16du="http://schemas.microsoft.com/office/word/2023/wordml/word16du" xmlns:w16sdtdh="http://schemas.microsoft.com/office/word/2020/wordml/sdtdatahash" xmlns:w16sdtfl="http://schemas.microsoft.com/office/word/2024/wordml/sdtformatlock" xmlns:w16se="http://schemas.microsoft.com/office/word/2015/wordml/symex" xmlns:wpg="http://schemas.microsoft.com/office/word/2010/wordprocessingGroup" xmlns:wpi="http://schemas.microsoft.com/office/word/2010/wordprocessingInk" xmlns:wne="http://schemas.microsoft.com/office/word/2006/wordml" xmlns:wps="http://schemas.microsoft.com/office/word/2010/wordprocessingShape" mc:Ignorable="w14 w15 w16se w16cid w16 w16cex w16sdtdh w16sdtfl w16du wp14">
   <w:p>
     <w:pPr>
       <w:jc w:val="center"/>
     </w:pPr>
     <w:r>
       <w:rPr>
-        <w:rFonts w:ascii="Calibri" w:cs="Calibri" w:eastAsia="Calibri" w:hAnsi="Calibri"/>
         <w:color w:val="6B7280"/>
         <w:sz w:val="16"/>
         <w:szCs w:val="16"/>
@@ -2451,13 +3758,42 @@
         <w:szCs w:val="16"/>
       </w:rPr>
       <w:fldChar w:fldCharType="begin"/>
-      <w:instrText xml:space="preserve">PAGE</w:instrText>
+    </w:r>
+    <w:r>
+      <w:rPr>
+        <w:color w:val="6B7280"/>
+        <w:sz w:val="16"/>
+        <w:szCs w:val="16"/>
+      </w:rPr>
+      <w:instrText>PAGE</w:instrText>
+    </w:r>
+    <w:r>
+      <w:rPr>
+        <w:color w:val="6B7280"/>
+        <w:sz w:val="16"/>
+        <w:szCs w:val="16"/>
+      </w:rPr>
       <w:fldChar w:fldCharType="separate"/>
+    </w:r>
+    <w:r>
+      <w:rPr>
+        <w:noProof/>
+        <w:color w:val="6B7280"/>
+        <w:sz w:val="16"/>
+        <w:szCs w:val="16"/>
+      </w:rPr>
+      <w:t>2</w:t>
+    </w:r>
+    <w:r>
+      <w:rPr>
+        <w:color w:val="6B7280"/>
+        <w:sz w:val="16"/>
+        <w:szCs w:val="16"/>
+      </w:rPr>
       <w:fldChar w:fldCharType="end"/>
     </w:r>
     <w:r>
       <w:rPr>
-        <w:rFonts w:ascii="Calibri" w:cs="Calibri" w:eastAsia="Calibri" w:hAnsi="Calibri"/>
         <w:color w:val="6B7280"/>
         <w:sz w:val="16"/>
         <w:szCs w:val="16"/>
@@ -2471,8 +3807,38 @@
         <w:szCs w:val="16"/>
       </w:rPr>
       <w:fldChar w:fldCharType="begin"/>
-      <w:instrText xml:space="preserve">NUMPAGES</w:instrText>
+    </w:r>
+    <w:r>
+      <w:rPr>
+        <w:color w:val="6B7280"/>
+        <w:sz w:val="16"/>
+        <w:szCs w:val="16"/>
+      </w:rPr>
+      <w:instrText>NUMPAGES</w:instrText>
+    </w:r>
+    <w:r>
+      <w:rPr>
+        <w:color w:val="6B7280"/>
+        <w:sz w:val="16"/>
+        <w:szCs w:val="16"/>
+      </w:rPr>
       <w:fldChar w:fldCharType="separate"/>
+    </w:r>
+    <w:r>
+      <w:rPr>
+        <w:noProof/>
+        <w:color w:val="6B7280"/>
+        <w:sz w:val="16"/>
+        <w:szCs w:val="16"/>
+      </w:rPr>
+      <w:t>3</w:t>
+    </w:r>
+    <w:r>
+      <w:rPr>
+        <w:color w:val="6B7280"/>
+        <w:sz w:val="16"/>
+        <w:szCs w:val="16"/>
+      </w:rPr>
       <w:fldChar w:fldCharType="end"/>
     </w:r>
   </w:p>
@@ -2480,18 +3846,9 @@
 </file>
 
 <file path=word/footnotes.xml><?xml version="1.0" encoding="utf-8"?>
-<w:footnotes xmlns:wpc="http://schemas.microsoft.com/office/word/2010/wordprocessingCanvas" xmlns:mc="http://schemas.openxmlformats.org/markup-compatibility/2006" xmlns:o="urn:schemas-microsoft-com:office:office" xmlns:r="http://schemas.openxmlformats.org/officeDocument/2006/relationships" xmlns:m="http://schemas.openxmlformats.org/officeDocument/2006/math" xmlns:v="urn:schemas-microsoft-com:vml" xmlns:wp14="http://schemas.microsoft.com/office/word/2010/wordprocessingDrawing" xmlns:wp="http://schemas.openxmlformats.org/drawingml/2006/wordprocessingDrawing" xmlns:w10="urn:schemas-microsoft-com:office:word" xmlns:w="http://schemas.openxmlformats.org/wordprocessingml/2006/main" xmlns:w14="http://schemas.microsoft.com/office/word/2010/wordml" xmlns:w15="http://schemas.microsoft.com/office/word/2012/wordml" xmlns:wpg="http://schemas.microsoft.com/office/word/2010/wordprocessingGroup" xmlns:wpi="http://schemas.microsoft.com/office/word/2010/wordprocessingInk" xmlns:wne="http://schemas.microsoft.com/office/word/2006/wordml" xmlns:wps="http://schemas.microsoft.com/office/word/2010/wordprocessingShape" mc:Ignorable="w14 w15 wp14">
+<w:footnotes xmlns:wpc="http://schemas.microsoft.com/office/word/2010/wordprocessingCanvas" xmlns:cx="http://schemas.microsoft.com/office/drawing/2014/chartex" xmlns:cx1="http://schemas.microsoft.com/office/drawing/2015/9/8/chartex" xmlns:cx2="http://schemas.microsoft.com/office/drawing/2015/10/21/chartex" xmlns:cx3="http://schemas.microsoft.com/office/drawing/2016/5/9/chartex" xmlns:cx4="http://schemas.microsoft.com/office/drawing/2016/5/10/chartex" xmlns:cx5="http://schemas.microsoft.com/office/drawing/2016/5/11/chartex" xmlns:cx6="http://schemas.microsoft.com/office/drawing/2016/5/12/chartex" xmlns:cx7="http://schemas.microsoft.com/office/drawing/2016/5/13/chartex" xmlns:cx8="http://schemas.microsoft.com/office/drawing/2016/5/14/chartex" xmlns:mc="http://schemas.openxmlformats.org/markup-compatibility/2006" xmlns:aink="http://schemas.microsoft.com/office/drawing/2016/ink" xmlns:am3d="http://schemas.microsoft.com/office/drawing/2017/model3d" xmlns:o="urn:schemas-microsoft-com:office:office" xmlns:oel="http://schemas.microsoft.com/office/2019/extlst" xmlns:r="http://schemas.openxmlformats.org/officeDocument/2006/relationships" xmlns:m="http://schemas.openxmlformats.org/officeDocument/2006/math" xmlns:v="urn:schemas-microsoft-com:vml" xmlns:wp14="http://schemas.microsoft.com/office/word/2010/wordprocessingDrawing" xmlns:wp="http://schemas.openxmlformats.org/drawingml/2006/wordprocessingDrawing" xmlns:w10="urn:schemas-microsoft-com:office:word" xmlns:w="http://schemas.openxmlformats.org/wordprocessingml/2006/main" xmlns:w14="http://schemas.microsoft.com/office/word/2010/wordml" xmlns:w15="http://schemas.microsoft.com/office/word/2012/wordml" xmlns:w16cex="http://schemas.microsoft.com/office/word/2018/wordml/cex" xmlns:w16cid="http://schemas.microsoft.com/office/word/2016/wordml/cid" xmlns:w16="http://schemas.microsoft.com/office/word/2018/wordml" xmlns:w16du="http://schemas.microsoft.com/office/word/2023/wordml/word16du" xmlns:w16sdtdh="http://schemas.microsoft.com/office/word/2020/wordml/sdtdatahash" xmlns:w16sdtfl="http://schemas.microsoft.com/office/word/2024/wordml/sdtformatlock" xmlns:w16se="http://schemas.microsoft.com/office/word/2015/wordml/symex" xmlns:wpg="http://schemas.microsoft.com/office/word/2010/wordprocessingGroup" xmlns:wpi="http://schemas.microsoft.com/office/word/2010/wordprocessingInk" xmlns:wne="http://schemas.microsoft.com/office/word/2006/wordml" xmlns:wps="http://schemas.microsoft.com/office/word/2010/wordprocessingShape" mc:Ignorable="w14 w15 w16se w16cid w16 w16cex w16sdtdh w16sdtfl w16du wp14">
   <w:footnote w:type="separator" w:id="-1">
     <w:p>
-      <w:pPr>
-        <w:spacing w:after="0" w:line="240" w:lineRule="auto"/>
-      </w:pPr>
-      <w:r>
-        <w:rPr>
-          <w:rStyle w:val="FootnoteReference"/>
-        </w:rPr>
-        <w:footnoteRef/>
-      </w:r>
       <w:r>
         <w:separator/>
       </w:r>
@@ -2499,15 +3856,6 @@
   </w:footnote>
   <w:footnote w:type="continuationSeparator" w:id="0">
     <w:p>
-      <w:pPr>
-        <w:spacing w:after="0" w:line="240" w:lineRule="auto"/>
-      </w:pPr>
-      <w:r>
-        <w:rPr>
-          <w:rStyle w:val="FootnoteReference"/>
-        </w:rPr>
-        <w:footnoteRef/>
-      </w:r>
       <w:r>
         <w:continuationSeparator/>
       </w:r>
@@ -2517,43 +3865,108 @@
 </file>
 
 <file path=word/header1.xml><?xml version="1.0" encoding="utf-8"?>
-<w:hdr xmlns:wpc="http://schemas.microsoft.com/office/word/2010/wordprocessingCanvas" xmlns:mc="http://schemas.openxmlformats.org/markup-compatibility/2006" xmlns:o="urn:schemas-microsoft-com:office:office" xmlns:r="http://schemas.openxmlformats.org/officeDocument/2006/relationships" xmlns:m="http://schemas.openxmlformats.org/officeDocument/2006/math" xmlns:v="urn:schemas-microsoft-com:vml" xmlns:wp14="http://schemas.microsoft.com/office/word/2010/wordprocessingDrawing" xmlns:wp="http://schemas.openxmlformats.org/drawingml/2006/wordprocessingDrawing" xmlns:w10="urn:schemas-microsoft-com:office:word" xmlns:w="http://schemas.openxmlformats.org/wordprocessingml/2006/main" xmlns:w14="http://schemas.microsoft.com/office/word/2010/wordml" xmlns:w15="http://schemas.microsoft.com/office/word/2012/wordml" xmlns:wpg="http://schemas.microsoft.com/office/word/2010/wordprocessingGroup" xmlns:wpi="http://schemas.microsoft.com/office/word/2010/wordprocessingInk" xmlns:wne="http://schemas.microsoft.com/office/word/2006/wordml" xmlns:wps="http://schemas.microsoft.com/office/word/2010/wordprocessingShape" xmlns:cx="http://schemas.microsoft.com/office/drawing/2014/chartex" xmlns:cx1="http://schemas.microsoft.com/office/drawing/2015/9/8/chartex" xmlns:cx2="http://schemas.microsoft.com/office/drawing/2015/10/21/chartex" xmlns:cx3="http://schemas.microsoft.com/office/drawing/2016/5/9/chartex" xmlns:cx4="http://schemas.microsoft.com/office/drawing/2016/5/10/chartex" xmlns:cx5="http://schemas.microsoft.com/office/drawing/2016/5/11/chartex" xmlns:cx6="http://schemas.microsoft.com/office/drawing/2016/5/12/chartex" xmlns:cx7="http://schemas.microsoft.com/office/drawing/2016/5/13/chartex" xmlns:cx8="http://schemas.microsoft.com/office/drawing/2016/5/14/chartex" xmlns:w16cid="http://schemas.microsoft.com/office/word/2016/wordml/cid" xmlns:w16se="http://schemas.microsoft.com/office/word/2015/wordml/symex">
+<w:hdr xmlns:wpc="http://schemas.microsoft.com/office/word/2010/wordprocessingCanvas" xmlns:cx="http://schemas.microsoft.com/office/drawing/2014/chartex" xmlns:cx1="http://schemas.microsoft.com/office/drawing/2015/9/8/chartex" xmlns:cx2="http://schemas.microsoft.com/office/drawing/2015/10/21/chartex" xmlns:cx3="http://schemas.microsoft.com/office/drawing/2016/5/9/chartex" xmlns:cx4="http://schemas.microsoft.com/office/drawing/2016/5/10/chartex" xmlns:cx5="http://schemas.microsoft.com/office/drawing/2016/5/11/chartex" xmlns:cx6="http://schemas.microsoft.com/office/drawing/2016/5/12/chartex" xmlns:cx7="http://schemas.microsoft.com/office/drawing/2016/5/13/chartex" xmlns:cx8="http://schemas.microsoft.com/office/drawing/2016/5/14/chartex" xmlns:mc="http://schemas.openxmlformats.org/markup-compatibility/2006" xmlns:aink="http://schemas.microsoft.com/office/drawing/2016/ink" xmlns:am3d="http://schemas.microsoft.com/office/drawing/2017/model3d" xmlns:o="urn:schemas-microsoft-com:office:office" xmlns:oel="http://schemas.microsoft.com/office/2019/extlst" xmlns:r="http://schemas.openxmlformats.org/officeDocument/2006/relationships" xmlns:m="http://schemas.openxmlformats.org/officeDocument/2006/math" xmlns:v="urn:schemas-microsoft-com:vml" xmlns:wp14="http://schemas.microsoft.com/office/word/2010/wordprocessingDrawing" xmlns:wp="http://schemas.openxmlformats.org/drawingml/2006/wordprocessingDrawing" xmlns:w10="urn:schemas-microsoft-com:office:word" xmlns:w="http://schemas.openxmlformats.org/wordprocessingml/2006/main" xmlns:w14="http://schemas.microsoft.com/office/word/2010/wordml" xmlns:w15="http://schemas.microsoft.com/office/word/2012/wordml" xmlns:w16cex="http://schemas.microsoft.com/office/word/2018/wordml/cex" xmlns:w16cid="http://schemas.microsoft.com/office/word/2016/wordml/cid" xmlns:w16="http://schemas.microsoft.com/office/word/2018/wordml" xmlns:w16du="http://schemas.microsoft.com/office/word/2023/wordml/word16du" xmlns:w16sdtdh="http://schemas.microsoft.com/office/word/2020/wordml/sdtdatahash" xmlns:w16sdtfl="http://schemas.microsoft.com/office/word/2024/wordml/sdtformatlock" xmlns:w16se="http://schemas.microsoft.com/office/word/2015/wordml/symex" xmlns:wpg="http://schemas.microsoft.com/office/word/2010/wordprocessingGroup" xmlns:wpi="http://schemas.microsoft.com/office/word/2010/wordprocessingInk" xmlns:wne="http://schemas.microsoft.com/office/word/2006/wordml" xmlns:wps="http://schemas.microsoft.com/office/word/2010/wordprocessingShape" mc:Ignorable="w14 w15 w16se w16cid w16 w16cex w16sdtdh w16sdtfl w16du wp14">
   <w:p>
     <w:pPr>
       <w:pBdr>
-        <w:bottom w:val="single" w:color="CBD5E1" w:sz="4" w:space="4"/>
+        <w:bottom w:val="single" w:sz="4" w:space="4" w:color="CBD5E1"/>
       </w:pBdr>
       <w:tabs>
         <w:tab w:val="right" w:pos="9360"/>
       </w:tabs>
     </w:pPr>
+    <w:proofErr w:type="spellStart"/>
     <w:r>
       <w:rPr>
-        <w:rFonts w:ascii="Calibri" w:cs="Calibri" w:eastAsia="Calibri" w:hAnsi="Calibri"/>
         <w:color w:val="6B7280"/>
         <w:sz w:val="16"/>
         <w:szCs w:val="16"/>
       </w:rPr>
-      <w:t xml:space="preserve">Veebase RCM Intelligence Platform</w:t>
+      <w:t>Veebase</w:t>
     </w:r>
+    <w:proofErr w:type="spellEnd"/>
     <w:r>
       <w:rPr>
-        <w:rFonts w:ascii="Calibri" w:cs="Calibri" w:eastAsia="Calibri" w:hAnsi="Calibri"/>
         <w:color w:val="6B7280"/>
         <w:sz w:val="16"/>
         <w:szCs w:val="16"/>
       </w:rPr>
-      <w:t xml:space="preserve">	User Manual</w:t>
+      <w:t xml:space="preserve"> RCM Intelligence Platform</w:t>
+    </w:r>
+    <w:r>
+      <w:rPr>
+        <w:color w:val="6B7280"/>
+        <w:sz w:val="16"/>
+        <w:szCs w:val="16"/>
+      </w:rPr>
+      <w:tab/>
+      <w:t>User Manual</w:t>
     </w:r>
   </w:p>
 </w:hdr>
 </file>
 
 <file path=word/numbering.xml><?xml version="1.0" encoding="utf-8"?>
-<w:numbering xmlns:wpc="http://schemas.microsoft.com/office/word/2010/wordprocessingCanvas" xmlns:mc="http://schemas.openxmlformats.org/markup-compatibility/2006" xmlns:o="urn:schemas-microsoft-com:office:office" xmlns:r="http://schemas.openxmlformats.org/officeDocument/2006/relationships" xmlns:m="http://schemas.openxmlformats.org/officeDocument/2006/math" xmlns:v="urn:schemas-microsoft-com:vml" xmlns:wp14="http://schemas.microsoft.com/office/word/2010/wordprocessingDrawing" xmlns:wp="http://schemas.openxmlformats.org/drawingml/2006/wordprocessingDrawing" xmlns:w10="urn:schemas-microsoft-com:office:word" xmlns:w="http://schemas.openxmlformats.org/wordprocessingml/2006/main" xmlns:w14="http://schemas.microsoft.com/office/word/2010/wordml" xmlns:w15="http://schemas.microsoft.com/office/word/2012/wordml" xmlns:wpg="http://schemas.microsoft.com/office/word/2010/wordprocessingGroup" xmlns:wpi="http://schemas.microsoft.com/office/word/2010/wordprocessingInk" xmlns:wne="http://schemas.microsoft.com/office/word/2006/wordml" xmlns:wps="http://schemas.microsoft.com/office/word/2010/wordprocessingShape" mc:Ignorable="w14 w15 wp14">
+<w:numbering xmlns:wpc="http://schemas.microsoft.com/office/word/2010/wordprocessingCanvas" xmlns:cx="http://schemas.microsoft.com/office/drawing/2014/chartex" xmlns:cx1="http://schemas.microsoft.com/office/drawing/2015/9/8/chartex" xmlns:cx2="http://schemas.microsoft.com/office/drawing/2015/10/21/chartex" xmlns:cx3="http://schemas.microsoft.com/office/drawing/2016/5/9/chartex" xmlns:cx4="http://schemas.microsoft.com/office/drawing/2016/5/10/chartex" xmlns:cx5="http://schemas.microsoft.com/office/drawing/2016/5/11/chartex" xmlns:cx6="http://schemas.microsoft.com/office/drawing/2016/5/12/chartex" xmlns:cx7="http://schemas.microsoft.com/office/drawing/2016/5/13/chartex" xmlns:cx8="http://schemas.microsoft.com/office/drawing/2016/5/14/chartex" xmlns:mc="http://schemas.openxmlformats.org/markup-compatibility/2006" xmlns:aink="http://schemas.microsoft.com/office/drawing/2016/ink" xmlns:am3d="http://schemas.microsoft.com/office/drawing/2017/model3d" xmlns:o="urn:schemas-microsoft-com:office:office" xmlns:oel="http://schemas.microsoft.com/office/2019/extlst" xmlns:r="http://schemas.openxmlformats.org/officeDocument/2006/relationships" xmlns:m="http://schemas.openxmlformats.org/officeDocument/2006/math" xmlns:v="urn:schemas-microsoft-com:vml" xmlns:wp14="http://schemas.microsoft.com/office/word/2010/wordprocessingDrawing" xmlns:wp="http://schemas.openxmlformats.org/drawingml/2006/wordprocessingDrawing" xmlns:w10="urn:schemas-microsoft-com:office:word" xmlns:w="http://schemas.openxmlformats.org/wordprocessingml/2006/main" xmlns:w14="http://schemas.microsoft.com/office/word/2010/wordml" xmlns:w15="http://schemas.microsoft.com/office/word/2012/wordml" xmlns:w16cex="http://schemas.microsoft.com/office/word/2018/wordml/cex" xmlns:w16cid="http://schemas.microsoft.com/office/word/2016/wordml/cid" xmlns:w16="http://schemas.microsoft.com/office/word/2018/wordml" xmlns:w16du="http://schemas.microsoft.com/office/word/2023/wordml/word16du" xmlns:w16sdtdh="http://schemas.microsoft.com/office/word/2020/wordml/sdtdatahash" xmlns:w16sdtfl="http://schemas.microsoft.com/office/word/2024/wordml/sdtformatlock" xmlns:w16se="http://schemas.microsoft.com/office/word/2015/wordml/symex" xmlns:wpg="http://schemas.microsoft.com/office/word/2010/wordprocessingGroup" xmlns:wpi="http://schemas.microsoft.com/office/word/2010/wordprocessingInk" xmlns:wne="http://schemas.microsoft.com/office/word/2006/wordml" xmlns:wps="http://schemas.microsoft.com/office/word/2010/wordprocessingShape" mc:Ignorable="w14 w15 w16se w16cid w16 w16cex w16sdtdh w16sdtfl w16du wp14">
+  <w:abstractNum w:abstractNumId="0" w15:restartNumberingAfterBreak="0">
+    <w:nsid w:val="335176A5"/>
+    <w:multiLevelType w:val="hybridMultilevel"/>
+    <w:tmpl w:val="ED14AC04"/>
+    <w:lvl w:ilvl="0" w:tplc="95FA1582">
+      <w:start w:val="1"/>
+      <w:numFmt w:val="decimal"/>
+      <w:lvlText w:val="%1."/>
+      <w:lvlJc w:val="left"/>
+      <w:pPr>
+        <w:ind w:left="540" w:hanging="300"/>
+      </w:pPr>
+    </w:lvl>
+    <w:lvl w:ilvl="1" w:tplc="5F744CEA">
+      <w:numFmt w:val="decimal"/>
+      <w:lvlText w:val=""/>
+      <w:lvlJc w:val="left"/>
+    </w:lvl>
+    <w:lvl w:ilvl="2" w:tplc="0F184B0A">
+      <w:numFmt w:val="decimal"/>
+      <w:lvlText w:val=""/>
+      <w:lvlJc w:val="left"/>
+    </w:lvl>
+    <w:lvl w:ilvl="3" w:tplc="1F103428">
+      <w:numFmt w:val="decimal"/>
+      <w:lvlText w:val=""/>
+      <w:lvlJc w:val="left"/>
+    </w:lvl>
+    <w:lvl w:ilvl="4" w:tplc="3F32AD28">
+      <w:numFmt w:val="decimal"/>
+      <w:lvlText w:val=""/>
+      <w:lvlJc w:val="left"/>
+    </w:lvl>
+    <w:lvl w:ilvl="5" w:tplc="88F23FFC">
+      <w:numFmt w:val="decimal"/>
+      <w:lvlText w:val=""/>
+      <w:lvlJc w:val="left"/>
+    </w:lvl>
+    <w:lvl w:ilvl="6" w:tplc="3404ED26">
+      <w:numFmt w:val="decimal"/>
+      <w:lvlText w:val=""/>
+      <w:lvlJc w:val="left"/>
+    </w:lvl>
+    <w:lvl w:ilvl="7" w:tplc="4E825090">
+      <w:numFmt w:val="decimal"/>
+      <w:lvlText w:val=""/>
+      <w:lvlJc w:val="left"/>
+    </w:lvl>
+    <w:lvl w:ilvl="8" w:tplc="1FC88A7A">
+      <w:numFmt w:val="decimal"/>
+      <w:lvlText w:val=""/>
+      <w:lvlJc w:val="left"/>
+    </w:lvl>
+  </w:abstractNum>
   <w:abstractNum w:abstractNumId="1" w15:restartNumberingAfterBreak="0">
+    <w:nsid w:val="44AB1FC1"/>
     <w:multiLevelType w:val="hybridMultilevel"/>
-    <w:lvl w:ilvl="0" w15:tentative="1">
+    <w:tmpl w:val="B18A87B0"/>
+    <w:lvl w:ilvl="0" w:tplc="D48CB884">
       <w:start w:val="1"/>
       <w:numFmt w:val="bullet"/>
       <w:lvlText w:val="●"/>
@@ -2562,7 +3975,7 @@
         <w:ind w:left="720" w:hanging="360"/>
       </w:pPr>
     </w:lvl>
-    <w:lvl w:ilvl="1" w15:tentative="1">
+    <w:lvl w:ilvl="1" w:tplc="42B476DC">
       <w:start w:val="1"/>
       <w:numFmt w:val="bullet"/>
       <w:lvlText w:val="○"/>
@@ -2571,7 +3984,7 @@
         <w:ind w:left="1440" w:hanging="360"/>
       </w:pPr>
     </w:lvl>
-    <w:lvl w:ilvl="2" w15:tentative="1">
+    <w:lvl w:ilvl="2" w:tplc="7BAE53F2">
       <w:start w:val="1"/>
       <w:numFmt w:val="bullet"/>
       <w:lvlText w:val="■"/>
@@ -2580,7 +3993,7 @@
         <w:ind w:left="2160" w:hanging="360"/>
       </w:pPr>
     </w:lvl>
-    <w:lvl w:ilvl="3" w15:tentative="1">
+    <w:lvl w:ilvl="3" w:tplc="BDE46152">
       <w:start w:val="1"/>
       <w:numFmt w:val="bullet"/>
       <w:lvlText w:val="●"/>
@@ -2589,7 +4002,7 @@
         <w:ind w:left="2880" w:hanging="360"/>
       </w:pPr>
     </w:lvl>
-    <w:lvl w:ilvl="4" w15:tentative="1">
+    <w:lvl w:ilvl="4" w:tplc="FF7E1B3A">
       <w:start w:val="1"/>
       <w:numFmt w:val="bullet"/>
       <w:lvlText w:val="○"/>
@@ -2598,7 +4011,7 @@
         <w:ind w:left="3600" w:hanging="360"/>
       </w:pPr>
     </w:lvl>
-    <w:lvl w:ilvl="5" w15:tentative="1">
+    <w:lvl w:ilvl="5" w:tplc="E3109B4A">
       <w:start w:val="1"/>
       <w:numFmt w:val="bullet"/>
       <w:lvlText w:val="■"/>
@@ -2607,7 +4020,7 @@
         <w:ind w:left="4320" w:hanging="360"/>
       </w:pPr>
     </w:lvl>
-    <w:lvl w:ilvl="6" w15:tentative="1">
+    <w:lvl w:ilvl="6" w:tplc="E6D89BBE">
       <w:start w:val="1"/>
       <w:numFmt w:val="bullet"/>
       <w:lvlText w:val="●"/>
@@ -2616,7 +4029,7 @@
         <w:ind w:left="5040" w:hanging="360"/>
       </w:pPr>
     </w:lvl>
-    <w:lvl w:ilvl="7" w15:tentative="1">
+    <w:lvl w:ilvl="7" w:tplc="565695F2">
       <w:start w:val="1"/>
       <w:numFmt w:val="bullet"/>
       <w:lvlText w:val="●"/>
@@ -2625,7 +4038,7 @@
         <w:ind w:left="5760" w:hanging="360"/>
       </w:pPr>
     </w:lvl>
-    <w:lvl w:ilvl="8" w15:tentative="1">
+    <w:lvl w:ilvl="8" w:tplc="0D6EA5A2">
       <w:start w:val="1"/>
       <w:numFmt w:val="bullet"/>
       <w:lvlText w:val="●"/>
@@ -2636,8 +4049,64 @@
     </w:lvl>
   </w:abstractNum>
   <w:abstractNum w:abstractNumId="2" w15:restartNumberingAfterBreak="0">
+    <w:nsid w:val="552F29E3"/>
     <w:multiLevelType w:val="hybridMultilevel"/>
-    <w:lvl w:ilvl="0" w15:tentative="1">
+    <w:tmpl w:val="6D6EB264"/>
+    <w:lvl w:ilvl="0" w:tplc="3E0E10D8">
+      <w:start w:val="1"/>
+      <w:numFmt w:val="decimal"/>
+      <w:lvlText w:val="Step %1."/>
+      <w:lvlJc w:val="left"/>
+      <w:pPr>
+        <w:ind w:left="720" w:hanging="480"/>
+      </w:pPr>
+    </w:lvl>
+    <w:lvl w:ilvl="1" w:tplc="9CD4E256">
+      <w:numFmt w:val="decimal"/>
+      <w:lvlText w:val=""/>
+      <w:lvlJc w:val="left"/>
+    </w:lvl>
+    <w:lvl w:ilvl="2" w:tplc="B106E540">
+      <w:numFmt w:val="decimal"/>
+      <w:lvlText w:val=""/>
+      <w:lvlJc w:val="left"/>
+    </w:lvl>
+    <w:lvl w:ilvl="3" w:tplc="83A8486A">
+      <w:numFmt w:val="decimal"/>
+      <w:lvlText w:val=""/>
+      <w:lvlJc w:val="left"/>
+    </w:lvl>
+    <w:lvl w:ilvl="4" w:tplc="59103154">
+      <w:numFmt w:val="decimal"/>
+      <w:lvlText w:val=""/>
+      <w:lvlJc w:val="left"/>
+    </w:lvl>
+    <w:lvl w:ilvl="5" w:tplc="CD46A8C2">
+      <w:numFmt w:val="decimal"/>
+      <w:lvlText w:val=""/>
+      <w:lvlJc w:val="left"/>
+    </w:lvl>
+    <w:lvl w:ilvl="6" w:tplc="A9BC2B90">
+      <w:numFmt w:val="decimal"/>
+      <w:lvlText w:val=""/>
+      <w:lvlJc w:val="left"/>
+    </w:lvl>
+    <w:lvl w:ilvl="7" w:tplc="9D460632">
+      <w:numFmt w:val="decimal"/>
+      <w:lvlText w:val=""/>
+      <w:lvlJc w:val="left"/>
+    </w:lvl>
+    <w:lvl w:ilvl="8" w:tplc="29227556">
+      <w:numFmt w:val="decimal"/>
+      <w:lvlText w:val=""/>
+      <w:lvlJc w:val="left"/>
+    </w:lvl>
+  </w:abstractNum>
+  <w:abstractNum w:abstractNumId="3" w15:restartNumberingAfterBreak="0">
+    <w:nsid w:val="598800FF"/>
+    <w:multiLevelType w:val="hybridMultilevel"/>
+    <w:tmpl w:val="D28E3FA0"/>
+    <w:lvl w:ilvl="0" w:tplc="69D6D4BA">
       <w:start w:val="1"/>
       <w:numFmt w:val="bullet"/>
       <w:lvlText w:val="•"/>
@@ -2646,7 +4115,7 @@
         <w:ind w:left="540" w:hanging="280"/>
       </w:pPr>
     </w:lvl>
-    <w:lvl w:ilvl="1" w15:tentative="1">
+    <w:lvl w:ilvl="1" w:tplc="67AEDE5E">
       <w:start w:val="1"/>
       <w:numFmt w:val="bullet"/>
       <w:lvlText w:val="◦"/>
@@ -2655,45 +4124,56 @@
         <w:ind w:left="1080" w:hanging="280"/>
       </w:pPr>
     </w:lvl>
-  </w:abstractNum>
-  <w:abstractNum w:abstractNumId="3" w15:restartNumberingAfterBreak="0">
-    <w:multiLevelType w:val="hybridMultilevel"/>
-    <w:lvl w:ilvl="0" w15:tentative="1">
-      <w:start w:val="1"/>
+    <w:lvl w:ilvl="2" w:tplc="63AC427E">
       <w:numFmt w:val="decimal"/>
-      <w:lvlText w:val="%1."/>
+      <w:lvlText w:val=""/>
       <w:lvlJc w:val="left"/>
-      <w:pPr>
-        <w:ind w:left="540" w:hanging="300"/>
-      </w:pPr>
+    </w:lvl>
+    <w:lvl w:ilvl="3" w:tplc="35602794">
+      <w:numFmt w:val="decimal"/>
+      <w:lvlText w:val=""/>
+      <w:lvlJc w:val="left"/>
+    </w:lvl>
+    <w:lvl w:ilvl="4" w:tplc="A75E5728">
+      <w:numFmt w:val="decimal"/>
+      <w:lvlText w:val=""/>
+      <w:lvlJc w:val="left"/>
+    </w:lvl>
+    <w:lvl w:ilvl="5" w:tplc="118815F8">
+      <w:numFmt w:val="decimal"/>
+      <w:lvlText w:val=""/>
+      <w:lvlJc w:val="left"/>
+    </w:lvl>
+    <w:lvl w:ilvl="6" w:tplc="4512508A">
+      <w:numFmt w:val="decimal"/>
+      <w:lvlText w:val=""/>
+      <w:lvlJc w:val="left"/>
+    </w:lvl>
+    <w:lvl w:ilvl="7" w:tplc="34587DD4">
+      <w:numFmt w:val="decimal"/>
+      <w:lvlText w:val=""/>
+      <w:lvlJc w:val="left"/>
+    </w:lvl>
+    <w:lvl w:ilvl="8" w:tplc="C84C992E">
+      <w:numFmt w:val="decimal"/>
+      <w:lvlText w:val=""/>
+      <w:lvlJc w:val="left"/>
     </w:lvl>
   </w:abstractNum>
-  <w:abstractNum w:abstractNumId="4" w15:restartNumberingAfterBreak="0">
-    <w:multiLevelType w:val="hybridMultilevel"/>
-    <w:lvl w:ilvl="0" w15:tentative="1">
-      <w:start w:val="1"/>
-      <w:numFmt w:val="decimal"/>
-      <w:lvlText w:val="Step %1."/>
-      <w:lvlJc w:val="left"/>
-      <w:pPr>
-        <w:ind w:left="720" w:hanging="480"/>
-      </w:pPr>
-    </w:lvl>
-  </w:abstractNum>
-  <w:num w:numId="1">
+  <w:num w:numId="1" w16cid:durableId="1046683788">
     <w:abstractNumId w:val="1"/>
     <w:lvlOverride w:ilvl="0">
       <w:startOverride w:val="1"/>
     </w:lvlOverride>
   </w:num>
-  <w:num w:numId="2">
-    <w:abstractNumId w:val="2"/>
+  <w:num w:numId="2" w16cid:durableId="1260211441">
+    <w:abstractNumId w:val="3"/>
     <w:lvlOverride w:ilvl="0">
       <w:startOverride w:val="1"/>
     </w:lvlOverride>
   </w:num>
-  <w:num w:numId="3">
-    <w:abstractNumId w:val="4"/>
+  <w:num w:numId="3" w16cid:durableId="560600932">
+    <w:abstractNumId w:val="2"/>
     <w:lvlOverride w:ilvl="0">
       <w:startOverride w:val="1"/>
     </w:lvlOverride>
@@ -2702,66 +4182,461 @@
 </file>
 
 <file path=word/styles.xml><?xml version="1.0" encoding="utf-8"?>
-<w:styles xmlns:mc="http://schemas.openxmlformats.org/markup-compatibility/2006" xmlns:r="http://schemas.openxmlformats.org/officeDocument/2006/relationships" xmlns:w="http://schemas.openxmlformats.org/wordprocessingml/2006/main" xmlns:w14="http://schemas.microsoft.com/office/word/2010/wordml" xmlns:w15="http://schemas.microsoft.com/office/word/2012/wordml" mc:Ignorable="w14 w15">
+<w:styles xmlns:mc="http://schemas.openxmlformats.org/markup-compatibility/2006" xmlns:r="http://schemas.openxmlformats.org/officeDocument/2006/relationships" xmlns:w="http://schemas.openxmlformats.org/wordprocessingml/2006/main" xmlns:w14="http://schemas.microsoft.com/office/word/2010/wordml" xmlns:w15="http://schemas.microsoft.com/office/word/2012/wordml" xmlns:w16cex="http://schemas.microsoft.com/office/word/2018/wordml/cex" xmlns:w16cid="http://schemas.microsoft.com/office/word/2016/wordml/cid" xmlns:w16="http://schemas.microsoft.com/office/word/2018/wordml" xmlns:w16du="http://schemas.microsoft.com/office/word/2023/wordml/word16du" xmlns:w16sdtdh="http://schemas.microsoft.com/office/word/2020/wordml/sdtdatahash" xmlns:w16sdtfl="http://schemas.microsoft.com/office/word/2024/wordml/sdtformatlock" xmlns:w16se="http://schemas.microsoft.com/office/word/2015/wordml/symex" mc:Ignorable="w14 w15 w16se w16cid w16 w16cex w16sdtdh w16sdtfl w16du">
   <w:docDefaults>
     <w:rPrDefault>
       <w:rPr>
-        <w:rFonts w:ascii="Calibri" w:cs="Calibri" w:eastAsia="Calibri" w:hAnsi="Calibri"/>
+        <w:rFonts w:ascii="Calibri" w:eastAsia="Calibri" w:hAnsi="Calibri" w:cs="Calibri"/>
         <w:color w:val="1F2937"/>
         <w:sz w:val="22"/>
         <w:szCs w:val="22"/>
+        <w:lang w:val="en-US" w:eastAsia="en-US" w:bidi="ar-SA"/>
       </w:rPr>
     </w:rPrDefault>
     <w:pPrDefault/>
   </w:docDefaults>
-  <w:style w:type="paragraph" w:styleId="Title">
-    <w:name w:val="Title"/>
-    <w:basedOn w:val="Normal"/>
-    <w:next w:val="Normal"/>
+  <w:latentStyles w:defLockedState="0" w:defUIPriority="99" w:defSemiHidden="0" w:defUnhideWhenUsed="0" w:defQFormat="0" w:count="376">
+    <w:lsdException w:name="Normal" w:uiPriority="0" w:qFormat="1"/>
+    <w:lsdException w:name="heading 1" w:uiPriority="9" w:qFormat="1"/>
+    <w:lsdException w:name="heading 2" w:semiHidden="1" w:uiPriority="9" w:unhideWhenUsed="1" w:qFormat="1"/>
+    <w:lsdException w:name="heading 3" w:semiHidden="1" w:uiPriority="9" w:unhideWhenUsed="1" w:qFormat="1"/>
+    <w:lsdException w:name="heading 4" w:semiHidden="1" w:uiPriority="9" w:unhideWhenUsed="1" w:qFormat="1"/>
+    <w:lsdException w:name="heading 5" w:semiHidden="1" w:uiPriority="9" w:unhideWhenUsed="1" w:qFormat="1"/>
+    <w:lsdException w:name="heading 6" w:semiHidden="1" w:uiPriority="9" w:unhideWhenUsed="1" w:qFormat="1"/>
+    <w:lsdException w:name="heading 7" w:semiHidden="1" w:uiPriority="9" w:unhideWhenUsed="1" w:qFormat="1"/>
+    <w:lsdException w:name="heading 8" w:semiHidden="1" w:uiPriority="9" w:unhideWhenUsed="1" w:qFormat="1"/>
+    <w:lsdException w:name="heading 9" w:semiHidden="1" w:uiPriority="9" w:unhideWhenUsed="1" w:qFormat="1"/>
+    <w:lsdException w:name="index 1" w:semiHidden="1" w:unhideWhenUsed="1"/>
+    <w:lsdException w:name="index 2" w:semiHidden="1" w:unhideWhenUsed="1"/>
+    <w:lsdException w:name="index 3" w:semiHidden="1" w:unhideWhenUsed="1"/>
+    <w:lsdException w:name="index 4" w:semiHidden="1" w:unhideWhenUsed="1"/>
+    <w:lsdException w:name="index 5" w:semiHidden="1" w:unhideWhenUsed="1"/>
+    <w:lsdException w:name="index 6" w:semiHidden="1" w:unhideWhenUsed="1"/>
+    <w:lsdException w:name="index 7" w:semiHidden="1" w:unhideWhenUsed="1"/>
+    <w:lsdException w:name="index 8" w:semiHidden="1" w:unhideWhenUsed="1"/>
+    <w:lsdException w:name="index 9" w:semiHidden="1" w:unhideWhenUsed="1"/>
+    <w:lsdException w:name="toc 1" w:semiHidden="1" w:uiPriority="39" w:unhideWhenUsed="1"/>
+    <w:lsdException w:name="toc 2" w:semiHidden="1" w:uiPriority="39" w:unhideWhenUsed="1"/>
+    <w:lsdException w:name="toc 3" w:semiHidden="1" w:uiPriority="39" w:unhideWhenUsed="1"/>
+    <w:lsdException w:name="toc 4" w:semiHidden="1" w:uiPriority="39" w:unhideWhenUsed="1"/>
+    <w:lsdException w:name="toc 5" w:semiHidden="1" w:uiPriority="39" w:unhideWhenUsed="1"/>
+    <w:lsdException w:name="toc 6" w:semiHidden="1" w:uiPriority="39" w:unhideWhenUsed="1"/>
+    <w:lsdException w:name="toc 7" w:semiHidden="1" w:uiPriority="39" w:unhideWhenUsed="1"/>
+    <w:lsdException w:name="toc 8" w:semiHidden="1" w:uiPriority="39" w:unhideWhenUsed="1"/>
+    <w:lsdException w:name="toc 9" w:semiHidden="1" w:uiPriority="39" w:unhideWhenUsed="1"/>
+    <w:lsdException w:name="Normal Indent" w:semiHidden="1" w:unhideWhenUsed="1"/>
+    <w:lsdException w:name="footnote text" w:semiHidden="1" w:unhideWhenUsed="1"/>
+    <w:lsdException w:name="annotation text" w:semiHidden="1" w:unhideWhenUsed="1"/>
+    <w:lsdException w:name="header" w:semiHidden="1" w:unhideWhenUsed="1"/>
+    <w:lsdException w:name="footer" w:semiHidden="1" w:unhideWhenUsed="1"/>
+    <w:lsdException w:name="index heading" w:semiHidden="1" w:unhideWhenUsed="1"/>
+    <w:lsdException w:name="caption" w:semiHidden="1" w:uiPriority="35" w:unhideWhenUsed="1" w:qFormat="1"/>
+    <w:lsdException w:name="table of figures" w:semiHidden="1" w:unhideWhenUsed="1"/>
+    <w:lsdException w:name="envelope address" w:semiHidden="1" w:unhideWhenUsed="1"/>
+    <w:lsdException w:name="envelope return" w:semiHidden="1" w:unhideWhenUsed="1"/>
+    <w:lsdException w:name="footnote reference" w:semiHidden="1" w:unhideWhenUsed="1"/>
+    <w:lsdException w:name="annotation reference" w:semiHidden="1" w:unhideWhenUsed="1"/>
+    <w:lsdException w:name="line number" w:semiHidden="1" w:unhideWhenUsed="1"/>
+    <w:lsdException w:name="page number" w:semiHidden="1" w:unhideWhenUsed="1"/>
+    <w:lsdException w:name="endnote reference" w:semiHidden="1" w:unhideWhenUsed="1"/>
+    <w:lsdException w:name="endnote text" w:semiHidden="1" w:unhideWhenUsed="1"/>
+    <w:lsdException w:name="table of authorities" w:semiHidden="1" w:unhideWhenUsed="1"/>
+    <w:lsdException w:name="macro" w:semiHidden="1" w:unhideWhenUsed="1"/>
+    <w:lsdException w:name="toa heading" w:semiHidden="1" w:unhideWhenUsed="1"/>
+    <w:lsdException w:name="List" w:semiHidden="1" w:unhideWhenUsed="1"/>
+    <w:lsdException w:name="List Bullet" w:semiHidden="1" w:unhideWhenUsed="1"/>
+    <w:lsdException w:name="List Number" w:semiHidden="1" w:unhideWhenUsed="1"/>
+    <w:lsdException w:name="List 2" w:semiHidden="1" w:unhideWhenUsed="1"/>
+    <w:lsdException w:name="List 3" w:semiHidden="1" w:unhideWhenUsed="1"/>
+    <w:lsdException w:name="List 4" w:semiHidden="1" w:unhideWhenUsed="1"/>
+    <w:lsdException w:name="List 5" w:semiHidden="1" w:unhideWhenUsed="1"/>
+    <w:lsdException w:name="List Bullet 2" w:semiHidden="1" w:unhideWhenUsed="1"/>
+    <w:lsdException w:name="List Bullet 3" w:semiHidden="1" w:unhideWhenUsed="1"/>
+    <w:lsdException w:name="List Bullet 4" w:semiHidden="1" w:unhideWhenUsed="1"/>
+    <w:lsdException w:name="List Bullet 5" w:semiHidden="1" w:unhideWhenUsed="1"/>
+    <w:lsdException w:name="List Number 2" w:semiHidden="1" w:unhideWhenUsed="1"/>
+    <w:lsdException w:name="List Number 3" w:semiHidden="1" w:unhideWhenUsed="1"/>
+    <w:lsdException w:name="List Number 4" w:semiHidden="1" w:unhideWhenUsed="1"/>
+    <w:lsdException w:name="List Number 5" w:semiHidden="1" w:unhideWhenUsed="1"/>
+    <w:lsdException w:name="Title" w:uiPriority="10" w:qFormat="1"/>
+    <w:lsdException w:name="Closing" w:semiHidden="1" w:unhideWhenUsed="1"/>
+    <w:lsdException w:name="Signature" w:semiHidden="1" w:unhideWhenUsed="1"/>
+    <w:lsdException w:name="Default Paragraph Font" w:semiHidden="1" w:uiPriority="1" w:unhideWhenUsed="1"/>
+    <w:lsdException w:name="Body Text" w:semiHidden="1" w:unhideWhenUsed="1"/>
+    <w:lsdException w:name="Body Text Indent" w:semiHidden="1" w:unhideWhenUsed="1"/>
+    <w:lsdException w:name="List Continue" w:semiHidden="1" w:unhideWhenUsed="1"/>
+    <w:lsdException w:name="List Continue 2" w:semiHidden="1" w:unhideWhenUsed="1"/>
+    <w:lsdException w:name="List Continue 3" w:semiHidden="1" w:unhideWhenUsed="1"/>
+    <w:lsdException w:name="List Continue 4" w:semiHidden="1" w:unhideWhenUsed="1"/>
+    <w:lsdException w:name="List Continue 5" w:semiHidden="1" w:unhideWhenUsed="1"/>
+    <w:lsdException w:name="Message Header" w:semiHidden="1" w:unhideWhenUsed="1"/>
+    <w:lsdException w:name="Subtitle" w:uiPriority="11" w:qFormat="1"/>
+    <w:lsdException w:name="Salutation" w:semiHidden="1" w:unhideWhenUsed="1"/>
+    <w:lsdException w:name="Date" w:semiHidden="1" w:unhideWhenUsed="1"/>
+    <w:lsdException w:name="Body Text First Indent" w:semiHidden="1" w:unhideWhenUsed="1"/>
+    <w:lsdException w:name="Body Text First Indent 2" w:semiHidden="1" w:unhideWhenUsed="1"/>
+    <w:lsdException w:name="Note Heading" w:semiHidden="1" w:unhideWhenUsed="1"/>
+    <w:lsdException w:name="Body Text 2" w:semiHidden="1" w:unhideWhenUsed="1"/>
+    <w:lsdException w:name="Body Text 3" w:semiHidden="1" w:unhideWhenUsed="1"/>
+    <w:lsdException w:name="Body Text Indent 2" w:semiHidden="1" w:unhideWhenUsed="1"/>
+    <w:lsdException w:name="Body Text Indent 3" w:semiHidden="1" w:unhideWhenUsed="1"/>
+    <w:lsdException w:name="Block Text" w:semiHidden="1" w:unhideWhenUsed="1"/>
+    <w:lsdException w:name="Hyperlink" w:semiHidden="1" w:unhideWhenUsed="1"/>
+    <w:lsdException w:name="FollowedHyperlink" w:semiHidden="1" w:unhideWhenUsed="1"/>
+    <w:lsdException w:name="Strong" w:uiPriority="22" w:qFormat="1"/>
+    <w:lsdException w:name="Emphasis" w:uiPriority="20" w:qFormat="1"/>
+    <w:lsdException w:name="Document Map" w:semiHidden="1" w:unhideWhenUsed="1"/>
+    <w:lsdException w:name="Plain Text" w:semiHidden="1" w:unhideWhenUsed="1"/>
+    <w:lsdException w:name="E-mail Signature" w:semiHidden="1" w:unhideWhenUsed="1"/>
+    <w:lsdException w:name="HTML Top of Form" w:semiHidden="1" w:unhideWhenUsed="1"/>
+    <w:lsdException w:name="HTML Bottom of Form" w:semiHidden="1" w:unhideWhenUsed="1"/>
+    <w:lsdException w:name="Normal (Web)" w:semiHidden="1" w:unhideWhenUsed="1"/>
+    <w:lsdException w:name="HTML Acronym" w:semiHidden="1" w:unhideWhenUsed="1"/>
+    <w:lsdException w:name="HTML Address" w:semiHidden="1" w:unhideWhenUsed="1"/>
+    <w:lsdException w:name="HTML Cite" w:semiHidden="1" w:unhideWhenUsed="1"/>
+    <w:lsdException w:name="HTML Code" w:semiHidden="1" w:unhideWhenUsed="1"/>
+    <w:lsdException w:name="HTML Definition" w:semiHidden="1" w:unhideWhenUsed="1"/>
+    <w:lsdException w:name="HTML Keyboard" w:semiHidden="1" w:unhideWhenUsed="1"/>
+    <w:lsdException w:name="HTML Preformatted" w:semiHidden="1" w:unhideWhenUsed="1"/>
+    <w:lsdException w:name="HTML Sample" w:semiHidden="1" w:unhideWhenUsed="1"/>
+    <w:lsdException w:name="HTML Typewriter" w:semiHidden="1" w:unhideWhenUsed="1"/>
+    <w:lsdException w:name="HTML Variable" w:semiHidden="1" w:unhideWhenUsed="1"/>
+    <w:lsdException w:name="Normal Table" w:semiHidden="1" w:unhideWhenUsed="1"/>
+    <w:lsdException w:name="annotation subject" w:semiHidden="1" w:unhideWhenUsed="1"/>
+    <w:lsdException w:name="No List" w:semiHidden="1" w:unhideWhenUsed="1"/>
+    <w:lsdException w:name="Outline List 1" w:semiHidden="1" w:unhideWhenUsed="1"/>
+    <w:lsdException w:name="Outline List 2" w:semiHidden="1" w:unhideWhenUsed="1"/>
+    <w:lsdException w:name="Outline List 3" w:semiHidden="1" w:unhideWhenUsed="1"/>
+    <w:lsdException w:name="Table Simple 1" w:semiHidden="1" w:unhideWhenUsed="1"/>
+    <w:lsdException w:name="Table Simple 2" w:semiHidden="1" w:unhideWhenUsed="1"/>
+    <w:lsdException w:name="Table Simple 3" w:semiHidden="1" w:unhideWhenUsed="1"/>
+    <w:lsdException w:name="Table Classic 1" w:semiHidden="1" w:unhideWhenUsed="1"/>
+    <w:lsdException w:name="Table Classic 2" w:semiHidden="1" w:unhideWhenUsed="1"/>
+    <w:lsdException w:name="Table Classic 3" w:semiHidden="1" w:unhideWhenUsed="1"/>
+    <w:lsdException w:name="Table Classic 4" w:semiHidden="1" w:unhideWhenUsed="1"/>
+    <w:lsdException w:name="Table Colorful 1" w:semiHidden="1" w:unhideWhenUsed="1"/>
+    <w:lsdException w:name="Table Colorful 2" w:semiHidden="1" w:unhideWhenUsed="1"/>
+    <w:lsdException w:name="Table Colorful 3" w:semiHidden="1" w:unhideWhenUsed="1"/>
+    <w:lsdException w:name="Table Columns 1" w:semiHidden="1" w:unhideWhenUsed="1"/>
+    <w:lsdException w:name="Table Columns 2" w:semiHidden="1" w:unhideWhenUsed="1"/>
+    <w:lsdException w:name="Table Columns 3" w:semiHidden="1" w:unhideWhenUsed="1"/>
+    <w:lsdException w:name="Table Columns 4" w:semiHidden="1" w:unhideWhenUsed="1"/>
+    <w:lsdException w:name="Table Columns 5" w:semiHidden="1" w:unhideWhenUsed="1"/>
+    <w:lsdException w:name="Table Grid 1" w:semiHidden="1" w:unhideWhenUsed="1"/>
+    <w:lsdException w:name="Table Grid 2" w:semiHidden="1" w:unhideWhenUsed="1"/>
+    <w:lsdException w:name="Table Grid 3" w:semiHidden="1" w:unhideWhenUsed="1"/>
+    <w:lsdException w:name="Table Grid 4" w:semiHidden="1" w:unhideWhenUsed="1"/>
+    <w:lsdException w:name="Table Grid 5" w:semiHidden="1" w:unhideWhenUsed="1"/>
+    <w:lsdException w:name="Table Grid 6" w:semiHidden="1" w:unhideWhenUsed="1"/>
+    <w:lsdException w:name="Table Grid 7" w:semiHidden="1" w:unhideWhenUsed="1"/>
+    <w:lsdException w:name="Table Grid 8" w:semiHidden="1" w:unhideWhenUsed="1"/>
+    <w:lsdException w:name="Table List 1" w:semiHidden="1" w:unhideWhenUsed="1"/>
+    <w:lsdException w:name="Table List 2" w:semiHidden="1" w:unhideWhenUsed="1"/>
+    <w:lsdException w:name="Table List 3" w:semiHidden="1" w:unhideWhenUsed="1"/>
+    <w:lsdException w:name="Table List 4" w:semiHidden="1" w:unhideWhenUsed="1"/>
+    <w:lsdException w:name="Table List 5" w:semiHidden="1" w:unhideWhenUsed="1"/>
+    <w:lsdException w:name="Table List 6" w:semiHidden="1" w:unhideWhenUsed="1"/>
+    <w:lsdException w:name="Table List 7" w:semiHidden="1" w:unhideWhenUsed="1"/>
+    <w:lsdException w:name="Table List 8" w:semiHidden="1" w:unhideWhenUsed="1"/>
+    <w:lsdException w:name="Table 3D effects 1" w:semiHidden="1" w:unhideWhenUsed="1"/>
+    <w:lsdException w:name="Table 3D effects 2" w:semiHidden="1" w:unhideWhenUsed="1"/>
+    <w:lsdException w:name="Table 3D effects 3" w:semiHidden="1" w:unhideWhenUsed="1"/>
+    <w:lsdException w:name="Table Contemporary" w:semiHidden="1" w:unhideWhenUsed="1"/>
+    <w:lsdException w:name="Table Elegant" w:semiHidden="1" w:unhideWhenUsed="1"/>
+    <w:lsdException w:name="Table Professional" w:semiHidden="1" w:unhideWhenUsed="1"/>
+    <w:lsdException w:name="Table Subtle 1" w:semiHidden="1" w:unhideWhenUsed="1"/>
+    <w:lsdException w:name="Table Subtle 2" w:semiHidden="1" w:unhideWhenUsed="1"/>
+    <w:lsdException w:name="Table Web 1" w:semiHidden="1" w:unhideWhenUsed="1"/>
+    <w:lsdException w:name="Table Web 2" w:semiHidden="1" w:unhideWhenUsed="1"/>
+    <w:lsdException w:name="Table Web 3" w:semiHidden="1" w:unhideWhenUsed="1"/>
+    <w:lsdException w:name="Balloon Text" w:semiHidden="1" w:unhideWhenUsed="1"/>
+    <w:lsdException w:name="Table Grid" w:uiPriority="39"/>
+    <w:lsdException w:name="Table Theme" w:semiHidden="1" w:unhideWhenUsed="1"/>
+    <w:lsdException w:name="Placeholder Text" w:semiHidden="1"/>
+    <w:lsdException w:name="No Spacing" w:uiPriority="1" w:qFormat="1"/>
+    <w:lsdException w:name="Light Shading" w:uiPriority="60"/>
+    <w:lsdException w:name="Light List" w:uiPriority="61"/>
+    <w:lsdException w:name="Light Grid" w:uiPriority="62"/>
+    <w:lsdException w:name="Medium Shading 1" w:uiPriority="63"/>
+    <w:lsdException w:name="Medium Shading 2" w:uiPriority="64"/>
+    <w:lsdException w:name="Medium List 1" w:uiPriority="65"/>
+    <w:lsdException w:name="Medium List 2" w:uiPriority="66"/>
+    <w:lsdException w:name="Medium Grid 1" w:uiPriority="67"/>
+    <w:lsdException w:name="Medium Grid 2" w:uiPriority="68"/>
+    <w:lsdException w:name="Medium Grid 3" w:uiPriority="69"/>
+    <w:lsdException w:name="Dark List" w:uiPriority="70"/>
+    <w:lsdException w:name="Colorful Shading" w:uiPriority="71"/>
+    <w:lsdException w:name="Colorful List" w:uiPriority="72"/>
+    <w:lsdException w:name="Colorful Grid" w:uiPriority="73"/>
+    <w:lsdException w:name="Light Shading Accent 1" w:uiPriority="60"/>
+    <w:lsdException w:name="Light List Accent 1" w:uiPriority="61"/>
+    <w:lsdException w:name="Light Grid Accent 1" w:uiPriority="62"/>
+    <w:lsdException w:name="Medium Shading 1 Accent 1" w:uiPriority="63"/>
+    <w:lsdException w:name="Medium Shading 2 Accent 1" w:uiPriority="64"/>
+    <w:lsdException w:name="Medium List 1 Accent 1" w:uiPriority="65"/>
+    <w:lsdException w:name="Revision" w:semiHidden="1"/>
+    <w:lsdException w:name="List Paragraph" w:uiPriority="34" w:qFormat="1"/>
+    <w:lsdException w:name="Quote" w:uiPriority="29" w:qFormat="1"/>
+    <w:lsdException w:name="Intense Quote" w:uiPriority="30" w:qFormat="1"/>
+    <w:lsdException w:name="Medium List 2 Accent 1" w:uiPriority="66"/>
+    <w:lsdException w:name="Medium Grid 1 Accent 1" w:uiPriority="67"/>
+    <w:lsdException w:name="Medium Grid 2 Accent 1" w:uiPriority="68"/>
+    <w:lsdException w:name="Medium Grid 3 Accent 1" w:uiPriority="69"/>
+    <w:lsdException w:name="Dark List Accent 1" w:uiPriority="70"/>
+    <w:lsdException w:name="Colorful Shading Accent 1" w:uiPriority="71"/>
+    <w:lsdException w:name="Colorful List Accent 1" w:uiPriority="72"/>
+    <w:lsdException w:name="Colorful Grid Accent 1" w:uiPriority="73"/>
+    <w:lsdException w:name="Light Shading Accent 2" w:uiPriority="60"/>
+    <w:lsdException w:name="Light List Accent 2" w:uiPriority="61"/>
+    <w:lsdException w:name="Light Grid Accent 2" w:uiPriority="62"/>
+    <w:lsdException w:name="Medium Shading 1 Accent 2" w:uiPriority="63"/>
+    <w:lsdException w:name="Medium Shading 2 Accent 2" w:uiPriority="64"/>
+    <w:lsdException w:name="Medium List 1 Accent 2" w:uiPriority="65"/>
+    <w:lsdException w:name="Medium List 2 Accent 2" w:uiPriority="66"/>
+    <w:lsdException w:name="Medium Grid 1 Accent 2" w:uiPriority="67"/>
+    <w:lsdException w:name="Medium Grid 2 Accent 2" w:uiPriority="68"/>
+    <w:lsdException w:name="Medium Grid 3 Accent 2" w:uiPriority="69"/>
+    <w:lsdException w:name="Dark List Accent 2" w:uiPriority="70"/>
+    <w:lsdException w:name="Colorful Shading Accent 2" w:uiPriority="71"/>
+    <w:lsdException w:name="Colorful List Accent 2" w:uiPriority="72"/>
+    <w:lsdException w:name="Colorful Grid Accent 2" w:uiPriority="73"/>
+    <w:lsdException w:name="Light Shading Accent 3" w:uiPriority="60"/>
+    <w:lsdException w:name="Light List Accent 3" w:uiPriority="61"/>
+    <w:lsdException w:name="Light Grid Accent 3" w:uiPriority="62"/>
+    <w:lsdException w:name="Medium Shading 1 Accent 3" w:uiPriority="63"/>
+    <w:lsdException w:name="Medium Shading 2 Accent 3" w:uiPriority="64"/>
+    <w:lsdException w:name="Medium List 1 Accent 3" w:uiPriority="65"/>
+    <w:lsdException w:name="Medium List 2 Accent 3" w:uiPriority="66"/>
+    <w:lsdException w:name="Medium Grid 1 Accent 3" w:uiPriority="67"/>
+    <w:lsdException w:name="Medium Grid 2 Accent 3" w:uiPriority="68"/>
+    <w:lsdException w:name="Medium Grid 3 Accent 3" w:uiPriority="69"/>
+    <w:lsdException w:name="Dark List Accent 3" w:uiPriority="70"/>
+    <w:lsdException w:name="Colorful Shading Accent 3" w:uiPriority="71"/>
+    <w:lsdException w:name="Colorful List Accent 3" w:uiPriority="72"/>
+    <w:lsdException w:name="Colorful Grid Accent 3" w:uiPriority="73"/>
+    <w:lsdException w:name="Light Shading Accent 4" w:uiPriority="60"/>
+    <w:lsdException w:name="Light List Accent 4" w:uiPriority="61"/>
+    <w:lsdException w:name="Light Grid Accent 4" w:uiPriority="62"/>
+    <w:lsdException w:name="Medium Shading 1 Accent 4" w:uiPriority="63"/>
+    <w:lsdException w:name="Medium Shading 2 Accent 4" w:uiPriority="64"/>
+    <w:lsdException w:name="Medium List 1 Accent 4" w:uiPriority="65"/>
+    <w:lsdException w:name="Medium List 2 Accent 4" w:uiPriority="66"/>
+    <w:lsdException w:name="Medium Grid 1 Accent 4" w:uiPriority="67"/>
+    <w:lsdException w:name="Medium Grid 2 Accent 4" w:uiPriority="68"/>
+    <w:lsdException w:name="Medium Grid 3 Accent 4" w:uiPriority="69"/>
+    <w:lsdException w:name="Dark List Accent 4" w:uiPriority="70"/>
+    <w:lsdException w:name="Colorful Shading Accent 4" w:uiPriority="71"/>
+    <w:lsdException w:name="Colorful List Accent 4" w:uiPriority="72"/>
+    <w:lsdException w:name="Colorful Grid Accent 4" w:uiPriority="73"/>
+    <w:lsdException w:name="Light Shading Accent 5" w:uiPriority="60"/>
+    <w:lsdException w:name="Light List Accent 5" w:uiPriority="61"/>
+    <w:lsdException w:name="Light Grid Accent 5" w:uiPriority="62"/>
+    <w:lsdException w:name="Medium Shading 1 Accent 5" w:uiPriority="63"/>
+    <w:lsdException w:name="Medium Shading 2 Accent 5" w:uiPriority="64"/>
+    <w:lsdException w:name="Medium List 1 Accent 5" w:uiPriority="65"/>
+    <w:lsdException w:name="Medium List 2 Accent 5" w:uiPriority="66"/>
+    <w:lsdException w:name="Medium Grid 1 Accent 5" w:uiPriority="67"/>
+    <w:lsdException w:name="Medium Grid 2 Accent 5" w:uiPriority="68"/>
+    <w:lsdException w:name="Medium Grid 3 Accent 5" w:uiPriority="69"/>
+    <w:lsdException w:name="Dark List Accent 5" w:uiPriority="70"/>
+    <w:lsdException w:name="Colorful Shading Accent 5" w:uiPriority="71"/>
+    <w:lsdException w:name="Colorful List Accent 5" w:uiPriority="72"/>
+    <w:lsdException w:name="Colorful Grid Accent 5" w:uiPriority="73"/>
+    <w:lsdException w:name="Light Shading Accent 6" w:uiPriority="60"/>
+    <w:lsdException w:name="Light List Accent 6" w:uiPriority="61"/>
+    <w:lsdException w:name="Light Grid Accent 6" w:uiPriority="62"/>
+    <w:lsdException w:name="Medium Shading 1 Accent 6" w:uiPriority="63"/>
+    <w:lsdException w:name="Medium Shading 2 Accent 6" w:uiPriority="64"/>
+    <w:lsdException w:name="Medium List 1 Accent 6" w:uiPriority="65"/>
+    <w:lsdException w:name="Medium List 2 Accent 6" w:uiPriority="66"/>
+    <w:lsdException w:name="Medium Grid 1 Accent 6" w:uiPriority="67"/>
+    <w:lsdException w:name="Medium Grid 2 Accent 6" w:uiPriority="68"/>
+    <w:lsdException w:name="Medium Grid 3 Accent 6" w:uiPriority="69"/>
+    <w:lsdException w:name="Dark List Accent 6" w:uiPriority="70"/>
+    <w:lsdException w:name="Colorful Shading Accent 6" w:uiPriority="71"/>
+    <w:lsdException w:name="Colorful List Accent 6" w:uiPriority="72"/>
+    <w:lsdException w:name="Colorful Grid Accent 6" w:uiPriority="73"/>
+    <w:lsdException w:name="Subtle Emphasis" w:uiPriority="19" w:qFormat="1"/>
+    <w:lsdException w:name="Intense Emphasis" w:uiPriority="21" w:qFormat="1"/>
+    <w:lsdException w:name="Subtle Reference" w:uiPriority="31" w:qFormat="1"/>
+    <w:lsdException w:name="Intense Reference" w:uiPriority="32" w:qFormat="1"/>
+    <w:lsdException w:name="Book Title" w:uiPriority="33" w:qFormat="1"/>
+    <w:lsdException w:name="Bibliography" w:semiHidden="1" w:uiPriority="37" w:unhideWhenUsed="1"/>
+    <w:lsdException w:name="TOC Heading" w:semiHidden="1" w:uiPriority="39" w:unhideWhenUsed="1" w:qFormat="1"/>
+    <w:lsdException w:name="Plain Table 1" w:uiPriority="41"/>
+    <w:lsdException w:name="Plain Table 2" w:uiPriority="42"/>
+    <w:lsdException w:name="Plain Table 3" w:uiPriority="43"/>
+    <w:lsdException w:name="Plain Table 4" w:uiPriority="44"/>
+    <w:lsdException w:name="Plain Table 5" w:uiPriority="45"/>
+    <w:lsdException w:name="Grid Table Light" w:uiPriority="40"/>
+    <w:lsdException w:name="Grid Table 1 Light" w:uiPriority="46"/>
+    <w:lsdException w:name="Grid Table 2" w:uiPriority="47"/>
+    <w:lsdException w:name="Grid Table 3" w:uiPriority="48"/>
+    <w:lsdException w:name="Grid Table 4" w:uiPriority="49"/>
+    <w:lsdException w:name="Grid Table 5 Dark" w:uiPriority="50"/>
+    <w:lsdException w:name="Grid Table 6 Colorful" w:uiPriority="51"/>
+    <w:lsdException w:name="Grid Table 7 Colorful" w:uiPriority="52"/>
+    <w:lsdException w:name="Grid Table 1 Light Accent 1" w:uiPriority="46"/>
+    <w:lsdException w:name="Grid Table 2 Accent 1" w:uiPriority="47"/>
+    <w:lsdException w:name="Grid Table 3 Accent 1" w:uiPriority="48"/>
+    <w:lsdException w:name="Grid Table 4 Accent 1" w:uiPriority="49"/>
+    <w:lsdException w:name="Grid Table 5 Dark Accent 1" w:uiPriority="50"/>
+    <w:lsdException w:name="Grid Table 6 Colorful Accent 1" w:uiPriority="51"/>
+    <w:lsdException w:name="Grid Table 7 Colorful Accent 1" w:uiPriority="52"/>
+    <w:lsdException w:name="Grid Table 1 Light Accent 2" w:uiPriority="46"/>
+    <w:lsdException w:name="Grid Table 2 Accent 2" w:uiPriority="47"/>
+    <w:lsdException w:name="Grid Table 3 Accent 2" w:uiPriority="48"/>
+    <w:lsdException w:name="Grid Table 4 Accent 2" w:uiPriority="49"/>
+    <w:lsdException w:name="Grid Table 5 Dark Accent 2" w:uiPriority="50"/>
+    <w:lsdException w:name="Grid Table 6 Colorful Accent 2" w:uiPriority="51"/>
+    <w:lsdException w:name="Grid Table 7 Colorful Accent 2" w:uiPriority="52"/>
+    <w:lsdException w:name="Grid Table 1 Light Accent 3" w:uiPriority="46"/>
+    <w:lsdException w:name="Grid Table 2 Accent 3" w:uiPriority="47"/>
+    <w:lsdException w:name="Grid Table 3 Accent 3" w:uiPriority="48"/>
+    <w:lsdException w:name="Grid Table 4 Accent 3" w:uiPriority="49"/>
+    <w:lsdException w:name="Grid Table 5 Dark Accent 3" w:uiPriority="50"/>
+    <w:lsdException w:name="Grid Table 6 Colorful Accent 3" w:uiPriority="51"/>
+    <w:lsdException w:name="Grid Table 7 Colorful Accent 3" w:uiPriority="52"/>
+    <w:lsdException w:name="Grid Table 1 Light Accent 4" w:uiPriority="46"/>
+    <w:lsdException w:name="Grid Table 2 Accent 4" w:uiPriority="47"/>
+    <w:lsdException w:name="Grid Table 3 Accent 4" w:uiPriority="48"/>
+    <w:lsdException w:name="Grid Table 4 Accent 4" w:uiPriority="49"/>
+    <w:lsdException w:name="Grid Table 5 Dark Accent 4" w:uiPriority="50"/>
+    <w:lsdException w:name="Grid Table 6 Colorful Accent 4" w:uiPriority="51"/>
+    <w:lsdException w:name="Grid Table 7 Colorful Accent 4" w:uiPriority="52"/>
+    <w:lsdException w:name="Grid Table 1 Light Accent 5" w:uiPriority="46"/>
+    <w:lsdException w:name="Grid Table 2 Accent 5" w:uiPriority="47"/>
+    <w:lsdException w:name="Grid Table 3 Accent 5" w:uiPriority="48"/>
+    <w:lsdException w:name="Grid Table 4 Accent 5" w:uiPriority="49"/>
+    <w:lsdException w:name="Grid Table 5 Dark Accent 5" w:uiPriority="50"/>
+    <w:lsdException w:name="Grid Table 6 Colorful Accent 5" w:uiPriority="51"/>
+    <w:lsdException w:name="Grid Table 7 Colorful Accent 5" w:uiPriority="52"/>
+    <w:lsdException w:name="Grid Table 1 Light Accent 6" w:uiPriority="46"/>
+    <w:lsdException w:name="Grid Table 2 Accent 6" w:uiPriority="47"/>
+    <w:lsdException w:name="Grid Table 3 Accent 6" w:uiPriority="48"/>
+    <w:lsdException w:name="Grid Table 4 Accent 6" w:uiPriority="49"/>
+    <w:lsdException w:name="Grid Table 5 Dark Accent 6" w:uiPriority="50"/>
+    <w:lsdException w:name="Grid Table 6 Colorful Accent 6" w:uiPriority="51"/>
+    <w:lsdException w:name="Grid Table 7 Colorful Accent 6" w:uiPriority="52"/>
+    <w:lsdException w:name="List Table 1 Light" w:uiPriority="46"/>
+    <w:lsdException w:name="List Table 2" w:uiPriority="47"/>
+    <w:lsdException w:name="List Table 3" w:uiPriority="48"/>
+    <w:lsdException w:name="List Table 4" w:uiPriority="49"/>
+    <w:lsdException w:name="List Table 5 Dark" w:uiPriority="50"/>
+    <w:lsdException w:name="List Table 6 Colorful" w:uiPriority="51"/>
+    <w:lsdException w:name="List Table 7 Colorful" w:uiPriority="52"/>
+    <w:lsdException w:name="List Table 1 Light Accent 1" w:uiPriority="46"/>
+    <w:lsdException w:name="List Table 2 Accent 1" w:uiPriority="47"/>
+    <w:lsdException w:name="List Table 3 Accent 1" w:uiPriority="48"/>
+    <w:lsdException w:name="List Table 4 Accent 1" w:uiPriority="49"/>
+    <w:lsdException w:name="List Table 5 Dark Accent 1" w:uiPriority="50"/>
+    <w:lsdException w:name="List Table 6 Colorful Accent 1" w:uiPriority="51"/>
+    <w:lsdException w:name="List Table 7 Colorful Accent 1" w:uiPriority="52"/>
+    <w:lsdException w:name="List Table 1 Light Accent 2" w:uiPriority="46"/>
+    <w:lsdException w:name="List Table 2 Accent 2" w:uiPriority="47"/>
+    <w:lsdException w:name="List Table 3 Accent 2" w:uiPriority="48"/>
+    <w:lsdException w:name="List Table 4 Accent 2" w:uiPriority="49"/>
+    <w:lsdException w:name="List Table 5 Dark Accent 2" w:uiPriority="50"/>
+    <w:lsdException w:name="List Table 6 Colorful Accent 2" w:uiPriority="51"/>
+    <w:lsdException w:name="List Table 7 Colorful Accent 2" w:uiPriority="52"/>
+    <w:lsdException w:name="List Table 1 Light Accent 3" w:uiPriority="46"/>
+    <w:lsdException w:name="List Table 2 Accent 3" w:uiPriority="47"/>
+    <w:lsdException w:name="List Table 3 Accent 3" w:uiPriority="48"/>
+    <w:lsdException w:name="List Table 4 Accent 3" w:uiPriority="49"/>
+    <w:lsdException w:name="List Table 5 Dark Accent 3" w:uiPriority="50"/>
+    <w:lsdException w:name="List Table 6 Colorful Accent 3" w:uiPriority="51"/>
+    <w:lsdException w:name="List Table 7 Colorful Accent 3" w:uiPriority="52"/>
+    <w:lsdException w:name="List Table 1 Light Accent 4" w:uiPriority="46"/>
+    <w:lsdException w:name="List Table 2 Accent 4" w:uiPriority="47"/>
+    <w:lsdException w:name="List Table 3 Accent 4" w:uiPriority="48"/>
+    <w:lsdException w:name="List Table 4 Accent 4" w:uiPriority="49"/>
+    <w:lsdException w:name="List Table 5 Dark Accent 4" w:uiPriority="50"/>
+    <w:lsdException w:name="List Table 6 Colorful Accent 4" w:uiPriority="51"/>
+    <w:lsdException w:name="List Table 7 Colorful Accent 4" w:uiPriority="52"/>
+    <w:lsdException w:name="List Table 1 Light Accent 5" w:uiPriority="46"/>
+    <w:lsdException w:name="List Table 2 Accent 5" w:uiPriority="47"/>
+    <w:lsdException w:name="List Table 3 Accent 5" w:uiPriority="48"/>
+    <w:lsdException w:name="List Table 4 Accent 5" w:uiPriority="49"/>
+    <w:lsdException w:name="List Table 5 Dark Accent 5" w:uiPriority="50"/>
+    <w:lsdException w:name="List Table 6 Colorful Accent 5" w:uiPriority="51"/>
+    <w:lsdException w:name="List Table 7 Colorful Accent 5" w:uiPriority="52"/>
+    <w:lsdException w:name="List Table 1 Light Accent 6" w:uiPriority="46"/>
+    <w:lsdException w:name="List Table 2 Accent 6" w:uiPriority="47"/>
+    <w:lsdException w:name="List Table 3 Accent 6" w:uiPriority="48"/>
+    <w:lsdException w:name="List Table 4 Accent 6" w:uiPriority="49"/>
+    <w:lsdException w:name="List Table 5 Dark Accent 6" w:uiPriority="50"/>
+    <w:lsdException w:name="List Table 6 Colorful Accent 6" w:uiPriority="51"/>
+    <w:lsdException w:name="List Table 7 Colorful Accent 6" w:uiPriority="52"/>
+    <w:lsdException w:name="Mention" w:semiHidden="1" w:unhideWhenUsed="1"/>
+    <w:lsdException w:name="Smart Hyperlink" w:semiHidden="1" w:unhideWhenUsed="1"/>
+    <w:lsdException w:name="Hashtag" w:semiHidden="1" w:unhideWhenUsed="1"/>
+    <w:lsdException w:name="Unresolved Mention" w:semiHidden="1" w:unhideWhenUsed="1"/>
+    <w:lsdException w:name="Smart Link" w:semiHidden="1" w:unhideWhenUsed="1"/>
+  </w:latentStyles>
+  <w:style w:type="paragraph" w:default="1" w:styleId="Normal">
+    <w:name w:val="Normal"/>
     <w:qFormat/>
-    <w:rPr>
-      <w:sz w:val="56"/>
-      <w:szCs w:val="56"/>
-    </w:rPr>
   </w:style>
   <w:style w:type="paragraph" w:styleId="Heading1">
-    <w:name w:val="Heading 1"/>
-    <w:basedOn w:val="Normal"/>
-    <w:next w:val="Normal"/>
+    <w:name w:val="heading 1"/>
+    <w:uiPriority w:val="9"/>
     <w:qFormat/>
+    <w:pPr>
+      <w:pBdr>
+        <w:bottom w:val="single" w:sz="8" w:space="6" w:color="1D6FB8"/>
+      </w:pBdr>
+      <w:spacing w:before="320" w:after="160"/>
+      <w:outlineLvl w:val="0"/>
+    </w:pPr>
     <w:rPr>
-      <w:color w:val="2E74B5"/>
-      <w:sz w:val="32"/>
-      <w:szCs w:val="32"/>
+      <w:b/>
+      <w:bCs/>
+      <w:color w:val="0B1F3A"/>
+      <w:sz w:val="30"/>
+      <w:szCs w:val="30"/>
     </w:rPr>
   </w:style>
   <w:style w:type="paragraph" w:styleId="Heading2">
-    <w:name w:val="Heading 2"/>
-    <w:basedOn w:val="Normal"/>
-    <w:next w:val="Normal"/>
+    <w:name w:val="heading 2"/>
+    <w:uiPriority w:val="9"/>
+    <w:unhideWhenUsed/>
     <w:qFormat/>
+    <w:pPr>
+      <w:spacing w:before="240" w:after="100"/>
+      <w:outlineLvl w:val="1"/>
+    </w:pPr>
     <w:rPr>
-      <w:color w:val="2E74B5"/>
-      <w:sz w:val="26"/>
-      <w:szCs w:val="26"/>
+      <w:b/>
+      <w:bCs/>
+      <w:color w:val="1D6FB8"/>
+      <w:sz w:val="25"/>
+      <w:szCs w:val="25"/>
     </w:rPr>
   </w:style>
   <w:style w:type="paragraph" w:styleId="Heading3">
-    <w:name w:val="Heading 3"/>
-    <w:basedOn w:val="Normal"/>
-    <w:next w:val="Normal"/>
+    <w:name w:val="heading 3"/>
+    <w:uiPriority w:val="9"/>
+    <w:unhideWhenUsed/>
     <w:qFormat/>
+    <w:pPr>
+      <w:spacing w:before="180" w:after="80"/>
+      <w:outlineLvl w:val="2"/>
+    </w:pPr>
     <w:rPr>
-      <w:color w:val="1F4D78"/>
-      <w:sz w:val="24"/>
-      <w:szCs w:val="24"/>
+      <w:b/>
+      <w:bCs/>
+      <w:color w:val="0E7C7B"/>
     </w:rPr>
   </w:style>
   <w:style w:type="paragraph" w:styleId="Heading4">
-    <w:name w:val="Heading 4"/>
-    <w:basedOn w:val="Normal"/>
-    <w:next w:val="Normal"/>
+    <w:name w:val="heading 4"/>
+    <w:uiPriority w:val="9"/>
+    <w:semiHidden/>
+    <w:unhideWhenUsed/>
     <w:qFormat/>
+    <w:pPr>
+      <w:outlineLvl w:val="3"/>
+    </w:pPr>
     <w:rPr>
       <w:i/>
       <w:iCs/>
@@ -2769,27 +4644,69 @@
     </w:rPr>
   </w:style>
   <w:style w:type="paragraph" w:styleId="Heading5">
-    <w:name w:val="Heading 5"/>
-    <w:basedOn w:val="Normal"/>
-    <w:next w:val="Normal"/>
+    <w:name w:val="heading 5"/>
+    <w:uiPriority w:val="9"/>
+    <w:semiHidden/>
+    <w:unhideWhenUsed/>
     <w:qFormat/>
+    <w:pPr>
+      <w:outlineLvl w:val="4"/>
+    </w:pPr>
     <w:rPr>
       <w:color w:val="2E74B5"/>
     </w:rPr>
   </w:style>
   <w:style w:type="paragraph" w:styleId="Heading6">
-    <w:name w:val="Heading 6"/>
-    <w:basedOn w:val="Normal"/>
-    <w:next w:val="Normal"/>
+    <w:name w:val="heading 6"/>
+    <w:uiPriority w:val="9"/>
+    <w:semiHidden/>
+    <w:unhideWhenUsed/>
     <w:qFormat/>
+    <w:pPr>
+      <w:outlineLvl w:val="5"/>
+    </w:pPr>
     <w:rPr>
       <w:color w:val="1F4D78"/>
     </w:rPr>
   </w:style>
-  <w:style w:type="paragraph" w:styleId="Strong">
-    <w:name w:val="Strong"/>
-    <w:basedOn w:val="Normal"/>
-    <w:next w:val="Normal"/>
+  <w:style w:type="character" w:default="1" w:styleId="DefaultParagraphFont">
+    <w:name w:val="Default Paragraph Font"/>
+    <w:uiPriority w:val="1"/>
+    <w:semiHidden/>
+    <w:unhideWhenUsed/>
+  </w:style>
+  <w:style w:type="table" w:default="1" w:styleId="TableNormal">
+    <w:name w:val="Normal Table"/>
+    <w:uiPriority w:val="99"/>
+    <w:semiHidden/>
+    <w:unhideWhenUsed/>
+    <w:tblPr>
+      <w:tblInd w:w="0" w:type="dxa"/>
+      <w:tblCellMar>
+        <w:top w:w="0" w:type="dxa"/>
+        <w:left w:w="108" w:type="dxa"/>
+        <w:bottom w:w="0" w:type="dxa"/>
+        <w:right w:w="108" w:type="dxa"/>
+      </w:tblCellMar>
+    </w:tblPr>
+  </w:style>
+  <w:style w:type="numbering" w:default="1" w:styleId="NoList">
+    <w:name w:val="No List"/>
+    <w:uiPriority w:val="99"/>
+    <w:semiHidden/>
+    <w:unhideWhenUsed/>
+  </w:style>
+  <w:style w:type="paragraph" w:styleId="Title">
+    <w:name w:val="Title"/>
+    <w:uiPriority w:val="10"/>
+    <w:qFormat/>
+    <w:rPr>
+      <w:sz w:val="56"/>
+      <w:szCs w:val="56"/>
+    </w:rPr>
+  </w:style>
+  <w:style w:type="paragraph" w:customStyle="1" w:styleId="Strong1">
+    <w:name w:val="Strong1"/>
     <w:qFormat/>
     <w:rPr>
       <w:b/>
@@ -2798,12 +4715,10 @@
   </w:style>
   <w:style w:type="paragraph" w:styleId="ListParagraph">
     <w:name w:val="List Paragraph"/>
-    <w:basedOn w:val="Normal"/>
     <w:qFormat/>
   </w:style>
   <w:style w:type="character" w:styleId="Hyperlink">
     <w:name w:val="Hyperlink"/>
-    <w:basedOn w:val="DefaultParagraphFont"/>
     <w:uiPriority w:val="99"/>
     <w:unhideWhenUsed/>
     <w:rPr>
@@ -2813,7 +4728,6 @@
   </w:style>
   <w:style w:type="character" w:styleId="FootnoteReference">
     <w:name w:val="footnote reference"/>
-    <w:basedOn w:val="DefaultParagraphFont"/>
     <w:uiPriority w:val="99"/>
     <w:semiHidden/>
     <w:unhideWhenUsed/>
@@ -2823,22 +4737,17 @@
   </w:style>
   <w:style w:type="paragraph" w:styleId="FootnoteText">
     <w:name w:val="footnote text"/>
-    <w:basedOn w:val="Normal"/>
     <w:link w:val="FootnoteTextChar"/>
     <w:uiPriority w:val="99"/>
     <w:semiHidden/>
     <w:unhideWhenUsed/>
-    <w:pPr>
-      <w:spacing w:after="0" w:line="240" w:lineRule="auto"/>
-    </w:pPr>
     <w:rPr>
       <w:sz w:val="20"/>
       <w:szCs w:val="20"/>
     </w:rPr>
   </w:style>
-  <w:style w:type="character" w:styleId="FootnoteTextChar">
+  <w:style w:type="character" w:customStyle="1" w:styleId="FootnoteTextChar">
     <w:name w:val="Footnote Text Char"/>
-    <w:basedOn w:val="DefaultParagraphFont"/>
     <w:link w:val="FootnoteText"/>
     <w:uiPriority w:val="99"/>
     <w:semiHidden/>
@@ -2850,7 +4759,6 @@
   </w:style>
   <w:style w:type="character" w:styleId="EndnoteReference">
     <w:name w:val="endnote reference"/>
-    <w:basedOn w:val="DefaultParagraphFont"/>
     <w:uiPriority w:val="99"/>
     <w:semiHidden/>
     <w:unhideWhenUsed/>
@@ -2860,22 +4768,17 @@
   </w:style>
   <w:style w:type="paragraph" w:styleId="EndnoteText">
     <w:name w:val="endnote text"/>
-    <w:basedOn w:val="Normal"/>
     <w:link w:val="EndnoteTextChar"/>
     <w:uiPriority w:val="99"/>
     <w:semiHidden/>
     <w:unhideWhenUsed/>
-    <w:pPr>
-      <w:spacing w:after="0" w:line="240" w:lineRule="auto"/>
-    </w:pPr>
     <w:rPr>
       <w:sz w:val="20"/>
       <w:szCs w:val="20"/>
     </w:rPr>
   </w:style>
-  <w:style w:type="character" w:styleId="EndnoteTextChar">
+  <w:style w:type="character" w:customStyle="1" w:styleId="EndnoteTextChar">
     <w:name w:val="Endnote Text Char"/>
-    <w:basedOn w:val="DefaultParagraphFont"/>
     <w:link w:val="EndnoteText"/>
     <w:uiPriority w:val="99"/>
     <w:semiHidden/>
@@ -2885,62 +4788,345 @@
       <w:szCs w:val="20"/>
     </w:rPr>
   </w:style>
-  <w:style w:type="paragraph" w:styleId="Heading1">
-    <w:name w:val="Heading 1"/>
+  <w:style w:type="paragraph" w:styleId="TOC1">
+    <w:name w:val="toc 1"/>
     <w:basedOn w:val="Normal"/>
     <w:next w:val="Normal"/>
-    <w:qFormat/>
+    <w:autoRedefine/>
+    <w:uiPriority w:val="39"/>
+    <w:unhideWhenUsed/>
+    <w:rsid w:val="00DB10C6"/>
     <w:pPr>
-      <w:pBdr>
-        <w:bottom w:val="single" w:color="1D6FB8" w:sz="8" w:space="6"/>
-      </w:pBdr>
-      <w:spacing w:after="160" w:before="320"/>
-      <w:outlineLvl w:val="0"/>
+      <w:spacing w:after="100"/>
     </w:pPr>
-    <w:rPr>
-      <w:rFonts w:ascii="Calibri" w:cs="Calibri" w:eastAsia="Calibri" w:hAnsi="Calibri"/>
-      <w:b/>
-      <w:bCs/>
-      <w:color w:val="0B1F3A"/>
-      <w:sz w:val="30"/>
-      <w:szCs w:val="30"/>
-    </w:rPr>
   </w:style>
-  <w:style w:type="paragraph" w:styleId="Heading2">
-    <w:name w:val="Heading 2"/>
+  <w:style w:type="paragraph" w:styleId="TOC2">
+    <w:name w:val="toc 2"/>
     <w:basedOn w:val="Normal"/>
     <w:next w:val="Normal"/>
-    <w:qFormat/>
+    <w:autoRedefine/>
+    <w:uiPriority w:val="39"/>
+    <w:unhideWhenUsed/>
+    <w:rsid w:val="00DB10C6"/>
     <w:pPr>
-      <w:spacing w:after="100" w:before="240"/>
-      <w:outlineLvl w:val="1"/>
+      <w:spacing w:after="100"/>
+      <w:ind w:left="220"/>
     </w:pPr>
-    <w:rPr>
-      <w:rFonts w:ascii="Calibri" w:cs="Calibri" w:eastAsia="Calibri" w:hAnsi="Calibri"/>
-      <w:b/>
-      <w:bCs/>
-      <w:color w:val="1D6FB8"/>
-      <w:sz w:val="25"/>
-      <w:szCs w:val="25"/>
-    </w:rPr>
-  </w:style>
-  <w:style w:type="paragraph" w:styleId="Heading3">
-    <w:name w:val="Heading 3"/>
-    <w:basedOn w:val="Normal"/>
-    <w:next w:val="Normal"/>
-    <w:qFormat/>
-    <w:pPr>
-      <w:spacing w:after="80" w:before="180"/>
-      <w:outlineLvl w:val="2"/>
-    </w:pPr>
-    <w:rPr>
-      <w:rFonts w:ascii="Calibri" w:cs="Calibri" w:eastAsia="Calibri" w:hAnsi="Calibri"/>
-      <w:b/>
-      <w:bCs/>
-      <w:color w:val="0E7C7B"/>
-      <w:sz w:val="22"/>
-      <w:szCs w:val="22"/>
-    </w:rPr>
   </w:style>
 </w:styles>
+</file>
+
+<file path=word/theme/theme1.xml><?xml version="1.0" encoding="utf-8"?>
+<a:theme xmlns:a="http://schemas.openxmlformats.org/drawingml/2006/main" name="Office Theme">
+  <a:themeElements>
+    <a:clrScheme name="Office">
+      <a:dk1>
+        <a:sysClr val="windowText" lastClr="000000"/>
+      </a:dk1>
+      <a:lt1>
+        <a:sysClr val="window" lastClr="FFFFFF"/>
+      </a:lt1>
+      <a:dk2>
+        <a:srgbClr val="0E2841"/>
+      </a:dk2>
+      <a:lt2>
+        <a:srgbClr val="E8E8E8"/>
+      </a:lt2>
+      <a:accent1>
+        <a:srgbClr val="156082"/>
+      </a:accent1>
+      <a:accent2>
+        <a:srgbClr val="E97132"/>
+      </a:accent2>
+      <a:accent3>
+        <a:srgbClr val="196B24"/>
+      </a:accent3>
+      <a:accent4>
+        <a:srgbClr val="0F9ED5"/>
+      </a:accent4>
+      <a:accent5>
+        <a:srgbClr val="A02B93"/>
+      </a:accent5>
+      <a:accent6>
+        <a:srgbClr val="4EA72E"/>
+      </a:accent6>
+      <a:hlink>
+        <a:srgbClr val="467886"/>
+      </a:hlink>
+      <a:folHlink>
+        <a:srgbClr val="96607D"/>
+      </a:folHlink>
+    </a:clrScheme>
+    <a:fontScheme name="Office">
+      <a:majorFont>
+        <a:latin typeface="Aptos Display" panose="02110004020202020204"/>
+        <a:ea typeface=""/>
+        <a:cs typeface=""/>
+        <a:font script="Jpan" typeface="游ゴシック Light"/>
+        <a:font script="Hang" typeface="맑은 고딕"/>
+        <a:font script="Hans" typeface="等线 Light"/>
+        <a:font script="Hant" typeface="新細明體"/>
+        <a:font script="Arab" typeface="Times New Roman"/>
+        <a:font script="Hebr" typeface="Times New Roman"/>
+        <a:font script="Thai" typeface="Angsana New"/>
+        <a:font script="Ethi" typeface="Nyala"/>
+        <a:font script="Beng" typeface="Vrinda"/>
+        <a:font script="Gujr" typeface="Shruti"/>
+        <a:font script="Khmr" typeface="MoolBoran"/>
+        <a:font script="Knda" typeface="Tunga"/>
+        <a:font script="Guru" typeface="Raavi"/>
+        <a:font script="Cans" typeface="Euphemia"/>
+        <a:font script="Cher" typeface="Plantagenet Cherokee"/>
+        <a:font script="Yiii" typeface="Microsoft Yi Baiti"/>
+        <a:font script="Tibt" typeface="Microsoft Himalaya"/>
+        <a:font script="Thaa" typeface="MV Boli"/>
+        <a:font script="Deva" typeface="Mangal"/>
+        <a:font script="Telu" typeface="Gautami"/>
+        <a:font script="Taml" typeface="Latha"/>
+        <a:font script="Syrc" typeface="Estrangelo Edessa"/>
+        <a:font script="Orya" typeface="Kalinga"/>
+        <a:font script="Mlym" typeface="Kartika"/>
+        <a:font script="Laoo" typeface="DokChampa"/>
+        <a:font script="Sinh" typeface="Iskoola Pota"/>
+        <a:font script="Mong" typeface="Mongolian Baiti"/>
+        <a:font script="Viet" typeface="Times New Roman"/>
+        <a:font script="Uigh" typeface="Microsoft Uighur"/>
+        <a:font script="Geor" typeface="Sylfaen"/>
+        <a:font script="Armn" typeface="Arial"/>
+        <a:font script="Bugi" typeface="Leelawadee UI"/>
+        <a:font script="Bopo" typeface="Microsoft JhengHei"/>
+        <a:font script="Java" typeface="Javanese Text"/>
+        <a:font script="Lisu" typeface="Segoe UI"/>
+        <a:font script="Mymr" typeface="Myanmar Text"/>
+        <a:font script="Nkoo" typeface="Ebrima"/>
+        <a:font script="Olck" typeface="Nirmala UI"/>
+        <a:font script="Osma" typeface="Ebrima"/>
+        <a:font script="Phag" typeface="Phagspa"/>
+        <a:font script="Syrn" typeface="Estrangelo Edessa"/>
+        <a:font script="Syrj" typeface="Estrangelo Edessa"/>
+        <a:font script="Syre" typeface="Estrangelo Edessa"/>
+        <a:font script="Sora" typeface="Nirmala UI"/>
+        <a:font script="Tale" typeface="Microsoft Tai Le"/>
+        <a:font script="Talu" typeface="Microsoft New Tai Lue"/>
+        <a:font script="Tfng" typeface="Ebrima"/>
+      </a:majorFont>
+      <a:minorFont>
+        <a:latin typeface="Aptos" panose="02110004020202020204"/>
+        <a:ea typeface=""/>
+        <a:cs typeface=""/>
+        <a:font script="Jpan" typeface="游明朝"/>
+        <a:font script="Hang" typeface="맑은 고딕"/>
+        <a:font script="Hans" typeface="等线"/>
+        <a:font script="Hant" typeface="新細明體"/>
+        <a:font script="Arab" typeface="Arial"/>
+        <a:font script="Hebr" typeface="Arial"/>
+        <a:font script="Thai" typeface="Cordia New"/>
+        <a:font script="Ethi" typeface="Nyala"/>
+        <a:font script="Beng" typeface="Vrinda"/>
+        <a:font script="Gujr" typeface="Shruti"/>
+        <a:font script="Khmr" typeface="DaunPenh"/>
+        <a:font script="Knda" typeface="Tunga"/>
+        <a:font script="Guru" typeface="Raavi"/>
+        <a:font script="Cans" typeface="Euphemia"/>
+        <a:font script="Cher" typeface="Plantagenet Cherokee"/>
+        <a:font script="Yiii" typeface="Microsoft Yi Baiti"/>
+        <a:font script="Tibt" typeface="Microsoft Himalaya"/>
+        <a:font script="Thaa" typeface="MV Boli"/>
+        <a:font script="Deva" typeface="Mangal"/>
+        <a:font script="Telu" typeface="Gautami"/>
+        <a:font script="Taml" typeface="Latha"/>
+        <a:font script="Syrc" typeface="Estrangelo Edessa"/>
+        <a:font script="Orya" typeface="Kalinga"/>
+        <a:font script="Mlym" typeface="Kartika"/>
+        <a:font script="Laoo" typeface="DokChampa"/>
+        <a:font script="Sinh" typeface="Iskoola Pota"/>
+        <a:font script="Mong" typeface="Mongolian Baiti"/>
+        <a:font script="Viet" typeface="Arial"/>
+        <a:font script="Uigh" typeface="Microsoft Uighur"/>
+        <a:font script="Geor" typeface="Sylfaen"/>
+        <a:font script="Armn" typeface="Arial"/>
+        <a:font script="Bugi" typeface="Leelawadee UI"/>
+        <a:font script="Bopo" typeface="Microsoft JhengHei"/>
+        <a:font script="Java" typeface="Javanese Text"/>
+        <a:font script="Lisu" typeface="Segoe UI"/>
+        <a:font script="Mymr" typeface="Myanmar Text"/>
+        <a:font script="Nkoo" typeface="Ebrima"/>
+        <a:font script="Olck" typeface="Nirmala UI"/>
+        <a:font script="Osma" typeface="Ebrima"/>
+        <a:font script="Phag" typeface="Phagspa"/>
+        <a:font script="Syrn" typeface="Estrangelo Edessa"/>
+        <a:font script="Syrj" typeface="Estrangelo Edessa"/>
+        <a:font script="Syre" typeface="Estrangelo Edessa"/>
+        <a:font script="Sora" typeface="Nirmala UI"/>
+        <a:font script="Tale" typeface="Microsoft Tai Le"/>
+        <a:font script="Talu" typeface="Microsoft New Tai Lue"/>
+        <a:font script="Tfng" typeface="Ebrima"/>
+      </a:minorFont>
+    </a:fontScheme>
+    <a:fmtScheme name="Office">
+      <a:fillStyleLst>
+        <a:solidFill>
+          <a:schemeClr val="phClr"/>
+        </a:solidFill>
+        <a:gradFill rotWithShape="1">
+          <a:gsLst>
+            <a:gs pos="0">
+              <a:schemeClr val="phClr">
+                <a:lumMod val="110000"/>
+                <a:satMod val="105000"/>
+                <a:tint val="67000"/>
+              </a:schemeClr>
+            </a:gs>
+            <a:gs pos="50000">
+              <a:schemeClr val="phClr">
+                <a:lumMod val="105000"/>
+                <a:satMod val="103000"/>
+                <a:tint val="73000"/>
+              </a:schemeClr>
+            </a:gs>
+            <a:gs pos="100000">
+              <a:schemeClr val="phClr">
+                <a:lumMod val="105000"/>
+                <a:satMod val="109000"/>
+                <a:tint val="81000"/>
+              </a:schemeClr>
+            </a:gs>
+          </a:gsLst>
+          <a:lin ang="5400000" scaled="0"/>
+        </a:gradFill>
+        <a:gradFill rotWithShape="1">
+          <a:gsLst>
+            <a:gs pos="0">
+              <a:schemeClr val="phClr">
+                <a:satMod val="103000"/>
+                <a:lumMod val="102000"/>
+                <a:tint val="94000"/>
+              </a:schemeClr>
+            </a:gs>
+            <a:gs pos="50000">
+              <a:schemeClr val="phClr">
+                <a:satMod val="110000"/>
+                <a:lumMod val="100000"/>
+                <a:shade val="100000"/>
+              </a:schemeClr>
+            </a:gs>
+            <a:gs pos="100000">
+              <a:schemeClr val="phClr">
+                <a:lumMod val="99000"/>
+                <a:satMod val="120000"/>
+                <a:shade val="78000"/>
+              </a:schemeClr>
+            </a:gs>
+          </a:gsLst>
+          <a:lin ang="5400000" scaled="0"/>
+        </a:gradFill>
+      </a:fillStyleLst>
+      <a:lnStyleLst>
+        <a:ln w="12700" cap="flat" cmpd="sng" algn="ctr">
+          <a:solidFill>
+            <a:schemeClr val="phClr"/>
+          </a:solidFill>
+          <a:prstDash val="solid"/>
+          <a:miter lim="800000"/>
+        </a:ln>
+        <a:ln w="19050" cap="flat" cmpd="sng" algn="ctr">
+          <a:solidFill>
+            <a:schemeClr val="phClr"/>
+          </a:solidFill>
+          <a:prstDash val="solid"/>
+          <a:miter lim="800000"/>
+        </a:ln>
+        <a:ln w="25400" cap="flat" cmpd="sng" algn="ctr">
+          <a:solidFill>
+            <a:schemeClr val="phClr"/>
+          </a:solidFill>
+          <a:prstDash val="solid"/>
+          <a:miter lim="800000"/>
+        </a:ln>
+      </a:lnStyleLst>
+      <a:effectStyleLst>
+        <a:effectStyle>
+          <a:effectLst/>
+        </a:effectStyle>
+        <a:effectStyle>
+          <a:effectLst/>
+        </a:effectStyle>
+        <a:effectStyle>
+          <a:effectLst>
+            <a:outerShdw blurRad="57150" dist="19050" dir="5400000" algn="ctr" rotWithShape="0">
+              <a:srgbClr val="000000">
+                <a:alpha val="63000"/>
+              </a:srgbClr>
+            </a:outerShdw>
+          </a:effectLst>
+        </a:effectStyle>
+      </a:effectStyleLst>
+      <a:bgFillStyleLst>
+        <a:solidFill>
+          <a:schemeClr val="phClr"/>
+        </a:solidFill>
+        <a:solidFill>
+          <a:schemeClr val="phClr">
+            <a:tint val="95000"/>
+            <a:satMod val="170000"/>
+          </a:schemeClr>
+        </a:solidFill>
+        <a:gradFill rotWithShape="1">
+          <a:gsLst>
+            <a:gs pos="0">
+              <a:schemeClr val="phClr">
+                <a:tint val="93000"/>
+                <a:satMod val="150000"/>
+                <a:shade val="98000"/>
+                <a:lumMod val="102000"/>
+              </a:schemeClr>
+            </a:gs>
+            <a:gs pos="50000">
+              <a:schemeClr val="phClr">
+                <a:tint val="98000"/>
+                <a:satMod val="130000"/>
+                <a:shade val="90000"/>
+                <a:lumMod val="103000"/>
+              </a:schemeClr>
+            </a:gs>
+            <a:gs pos="100000">
+              <a:schemeClr val="phClr">
+                <a:shade val="63000"/>
+                <a:satMod val="120000"/>
+              </a:schemeClr>
+            </a:gs>
+          </a:gsLst>
+          <a:lin ang="5400000" scaled="0"/>
+        </a:gradFill>
+      </a:bgFillStyleLst>
+    </a:fmtScheme>
+  </a:themeElements>
+  <a:objectDefaults>
+    <a:lnDef>
+      <a:spPr/>
+      <a:bodyPr/>
+      <a:lstStyle/>
+      <a:style>
+        <a:lnRef idx="2">
+          <a:schemeClr val="accent1"/>
+        </a:lnRef>
+        <a:fillRef idx="0">
+          <a:schemeClr val="accent1"/>
+        </a:fillRef>
+        <a:effectRef idx="1">
+          <a:schemeClr val="accent1"/>
+        </a:effectRef>
+        <a:fontRef idx="minor">
+          <a:schemeClr val="tx1"/>
+        </a:fontRef>
+      </a:style>
+    </a:lnDef>
+  </a:objectDefaults>
+  <a:extraClrSchemeLst/>
+  <a:extLst>
+    <a:ext uri="{05A4C25C-085E-4340-85A3-A5531E510DB2}">
+      <thm15:themeFamily xmlns:thm15="http://schemas.microsoft.com/office/thememl/2012/main" name="Office Theme" id="{2E142A2C-CD16-42D6-873A-C26D2A0506FA}" vid="{1BDDFF52-6CD6-40A5-AB3C-68EB2F1E4D0A}"/>
+    </a:ext>
+  </a:extLst>
+</a:theme>
 </file>